--- a/comprehensive_report.docx
+++ b/comprehensive_report.docx
@@ -34,7 +34,7 @@
         <w:t xml:space="preserve">2026-07-01</w:t>
       </w:r>
     </w:p>
-    <w:bookmarkStart w:id="20" w:name="executive-summary"/>
+    <w:bookmarkStart w:id="9" w:name="executive-summary"/>
     <w:p>
       <w:pPr>
         <w:pStyle w:val="Heading1"/>
@@ -82,12 +82,13 @@
     <w:tbl>
       <w:tblPr>
         <w:tblStyle w:val="Table"/>
-        <w:tblW w:type="auto" w:w="0"/>
+        <w:tblW w:type="pct" w:w="5000"/>
+        <w:tblLayout w:type="fixed"/>
         <w:tblLook w:firstRow="1" w:lastRow="0" w:firstColumn="0" w:lastColumn="0" w:noHBand="0" w:noVBand="0" w:val="0020"/>
       </w:tblPr>
       <w:tblGrid>
-        <w:gridCol w:w="3960"/>
-        <w:gridCol w:w="3960"/>
+        <w:gridCol w:w="4224"/>
+        <w:gridCol w:w="3696"/>
       </w:tblGrid>
       <w:tr>
         <w:trPr>
@@ -135,7 +136,7 @@
               <w:pStyle w:val="Compact"/>
             </w:pPr>
             <w:r>
-              <w:t xml:space="preserve">NHANES 2017–2020, n = 5,147 participants</w:t>
+              <w:t xml:space="preserve">NHANES 2017–2020, adults ≥70 y (n = 1,493; 1,980 clean ears)</w:t>
             </w:r>
           </w:p>
         </w:tc>
@@ -183,55 +184,79 @@
               <w:pStyle w:val="Compact"/>
             </w:pPr>
             <w:r>
-              <w:t xml:space="preserve">Weighted κ = 0.89</w:t>
-            </w:r>
-          </w:p>
-        </w:tc>
-      </w:tr>
-      <w:tr>
-        <w:tc>
-          <w:tcPr/>
-          <w:p>
-            <w:pPr>
-              <w:pStyle w:val="Compact"/>
-            </w:pPr>
-            <w:r>
-              <w:t xml:space="preserve">Borderline Accuracy (FAI)</w:t>
-            </w:r>
-          </w:p>
-        </w:tc>
-        <w:tc>
-          <w:tcPr/>
-          <w:p>
-            <w:pPr>
-              <w:pStyle w:val="Compact"/>
-            </w:pPr>
-            <w:r>
-              <w:t xml:space="preserve">91.2%</w:t>
-            </w:r>
-          </w:p>
-        </w:tc>
-      </w:tr>
-      <w:tr>
-        <w:tc>
-          <w:tcPr/>
-          <w:p>
-            <w:pPr>
-              <w:pStyle w:val="Compact"/>
-            </w:pPr>
-            <w:r>
-              <w:t xml:space="preserve">Borderline Accuracy (PTA-4)</w:t>
-            </w:r>
-          </w:p>
-        </w:tc>
-        <w:tc>
-          <w:tcPr/>
-          <w:p>
-            <w:pPr>
-              <w:pStyle w:val="Compact"/>
-            </w:pPr>
-            <w:r>
-              <w:t xml:space="preserve">68.4%</w:t>
+              <w:t xml:space="preserve">Weighted κ = 0.68</w:t>
+            </w:r>
+          </w:p>
+        </w:tc>
+      </w:tr>
+      <w:tr>
+        <w:tc>
+          <w:tcPr/>
+          <w:p>
+            <w:pPr>
+              <w:pStyle w:val="Compact"/>
+            </w:pPr>
+            <w:r>
+              <w:t xml:space="preserve">Overall Agreement (FAI vs WHO grade)</w:t>
+            </w:r>
+          </w:p>
+        </w:tc>
+        <w:tc>
+          <w:tcPr/>
+          <w:p>
+            <w:pPr>
+              <w:pStyle w:val="Compact"/>
+            </w:pPr>
+            <w:r>
+              <w:t xml:space="preserve">70.4%</w:t>
+            </w:r>
+          </w:p>
+        </w:tc>
+      </w:tr>
+      <w:tr>
+        <w:tc>
+          <w:tcPr/>
+          <w:p>
+            <w:pPr>
+              <w:pStyle w:val="Compact"/>
+            </w:pPr>
+            <w:r>
+              <w:t xml:space="preserve">Clear-case Agreement</w:t>
+            </w:r>
+          </w:p>
+        </w:tc>
+        <w:tc>
+          <w:tcPr/>
+          <w:p>
+            <w:pPr>
+              <w:pStyle w:val="Compact"/>
+            </w:pPr>
+            <w:r>
+              <w:t xml:space="preserve">88.2%</w:t>
+            </w:r>
+          </w:p>
+        </w:tc>
+      </w:tr>
+      <w:tr>
+        <w:tc>
+          <w:tcPr/>
+          <w:p>
+            <w:pPr>
+              <w:pStyle w:val="Compact"/>
+            </w:pPr>
+            <w:r>
+              <w:t xml:space="preserve">Borderline Agreement (±5 dB)</w:t>
+            </w:r>
+          </w:p>
+        </w:tc>
+        <w:tc>
+          <w:tcPr/>
+          <w:p>
+            <w:pPr>
+              <w:pStyle w:val="Compact"/>
+            </w:pPr>
+            <w:r>
+              <w:t xml:space="preserve">58.7% (deliberate graded reclassification)</w:t>
             </w:r>
           </w:p>
         </w:tc>
@@ -255,7 +280,7 @@
               <w:pStyle w:val="Compact"/>
             </w:pPr>
             <w:r>
-              <w:t xml:space="preserve">89.4% accuracy (κ = 0.86)</w:t>
+              <w:t xml:space="preserve">6 canonical shapes (slope-based)</w:t>
             </w:r>
           </w:p>
         </w:tc>
@@ -279,14 +304,14 @@
               <w:pStyle w:val="Compact"/>
             </w:pPr>
             <w:r>
-              <w:t xml:space="preserve">0.96</w:t>
+              <w:t xml:space="preserve">0.83</w:t>
             </w:r>
           </w:p>
         </w:tc>
       </w:tr>
     </w:tbl>
-    <w:bookmarkEnd w:id="20"/>
-    <w:bookmarkStart w:id="23" w:name="data-source-nhanes-20172020"/>
+    <w:bookmarkEnd w:id="9"/>
+    <w:bookmarkStart w:id="12" w:name="data-source-nhanes-20172020"/>
     <w:p>
       <w:pPr>
         <w:pStyle w:val="Heading1"/>
@@ -295,7 +320,7 @@
         <w:t xml:space="preserve">Data Source: NHANES 2017–2020</w:t>
       </w:r>
     </w:p>
-    <w:bookmarkStart w:id="21" w:name="dataset-description"/>
+    <w:bookmarkStart w:id="10" w:name="dataset-description"/>
     <w:p>
       <w:pPr>
         <w:pStyle w:val="Heading2"/>
@@ -541,6 +566,14 @@
         <w:pStyle w:val="BodyText"/>
       </w:pPr>
       <w:r>
+        <w:t xml:space="preserve">Per NHANES protocol, audiometry in this cycle was administered to children and adolescents aged 6–19 years and to adults aged 70 years and over; the sample contains no participants aged 20–69. All analyses in this report are restricted to the adult subgroup (aged 70–80 y); the cleaned analysis set comprises 1,980 ears with complete thresholds from 1,125 adults (see Train–Test Split). The exam-status figures above describe the raw file.</w:t>
+      </w:r>
+    </w:p>
+    <w:p>
+      <w:pPr>
+        <w:pStyle w:val="BodyText"/>
+      </w:pPr>
+      <w:r>
         <w:rPr>
           <w:b/>
           <w:bCs/>
@@ -612,8 +645,8 @@
         <w:t xml:space="preserve">Valid range clipped to −10 to 120 dB HL.</w:t>
       </w:r>
     </w:p>
-    <w:bookmarkEnd w:id="21"/>
-    <w:bookmarkStart w:id="22" w:name="traintest-split"/>
+    <w:bookmarkEnd w:id="10"/>
+    <w:bookmarkStart w:id="11" w:name="traintest-split"/>
     <w:p>
       <w:pPr>
         <w:pStyle w:val="Heading2"/>
@@ -627,7 +660,7 @@
         <w:pStyle w:val="FirstParagraph"/>
       </w:pPr>
       <w:r>
-        <w:t xml:space="preserve">The dataset was split at the participant level:</w:t>
+        <w:t xml:space="preserve">The analysis used the 1,980 adult clean ears with complete thresholds at all seven frequencies (from 1,125 participants aged 70–80 y), split 80/20 at the ear level into training and held-out test sets:</w:t>
       </w:r>
     </w:p>
     <w:tbl>
@@ -711,18 +744,18 @@
               <w:pStyle w:val="Compact"/>
             </w:pPr>
             <w:r>
-              <w:t xml:space="preserve">4,118</w:t>
-            </w:r>
-          </w:p>
-        </w:tc>
-        <w:tc>
-          <w:tcPr/>
-          <w:p>
-            <w:pPr>
-              <w:pStyle w:val="Compact"/>
-            </w:pPr>
-            <w:r>
-              <w:t xml:space="preserve">6,040</w:t>
+              <w:t xml:space="preserve">1,044</w:t>
+            </w:r>
+          </w:p>
+        </w:tc>
+        <w:tc>
+          <w:tcPr/>
+          <w:p>
+            <w:pPr>
+              <w:pStyle w:val="Compact"/>
+            </w:pPr>
+            <w:r>
+              <w:t xml:space="preserve">1,584</w:t>
             </w:r>
           </w:p>
         </w:tc>
@@ -757,18 +790,18 @@
               <w:pStyle w:val="Compact"/>
             </w:pPr>
             <w:r>
-              <w:t xml:space="preserve">1,029</w:t>
-            </w:r>
-          </w:p>
-        </w:tc>
-        <w:tc>
-          <w:tcPr/>
-          <w:p>
-            <w:pPr>
-              <w:pStyle w:val="Compact"/>
-            </w:pPr>
-            <w:r>
-              <w:t xml:space="preserve">1,510</w:t>
+              <w:t xml:space="preserve">362</w:t>
+            </w:r>
+          </w:p>
+        </w:tc>
+        <w:tc>
+          <w:tcPr/>
+          <w:p>
+            <w:pPr>
+              <w:pStyle w:val="Compact"/>
+            </w:pPr>
+            <w:r>
+              <w:t xml:space="preserve">396</w:t>
             </w:r>
           </w:p>
         </w:tc>
@@ -790,12 +823,12 @@
         <w:pStyle w:val="BodyText"/>
       </w:pPr>
       <w:r>
-        <w:t xml:space="preserve">Split stratified by PTA-4 WHO severity grade to ensure balanced representation.</w:t>
-      </w:r>
-    </w:p>
-    <w:bookmarkEnd w:id="22"/>
-    <w:bookmarkEnd w:id="23"/>
-    <w:bookmarkStart w:id="50" w:name="exploratory-data-analysis"/>
+        <w:t xml:space="preserve">No stratification was applied; the split used a fixed random seed (random_state 42) for reproducibility.</w:t>
+      </w:r>
+    </w:p>
+    <w:bookmarkEnd w:id="11"/>
+    <w:bookmarkEnd w:id="12"/>
+    <w:bookmarkStart w:id="39" w:name="exploratory-data-analysis"/>
     <w:p>
       <w:pPr>
         <w:pStyle w:val="Heading1"/>
@@ -804,7 +837,7 @@
         <w:t xml:space="preserve">Exploratory Data Analysis</w:t>
       </w:r>
     </w:p>
-    <w:bookmarkStart w:id="28" w:name="threshold-distributions"/>
+    <w:bookmarkStart w:id="17" w:name="threshold-distributions"/>
     <w:p>
       <w:pPr>
         <w:pStyle w:val="Heading2"/>
@@ -917,29 +950,29 @@
               <w:pStyle w:val="Compact"/>
             </w:pPr>
             <w:r>
-              <w:t xml:space="preserve">17.5</w:t>
-            </w:r>
-          </w:p>
-        </w:tc>
-        <w:tc>
-          <w:tcPr/>
-          <w:p>
-            <w:pPr>
-              <w:pStyle w:val="Compact"/>
-            </w:pPr>
-            <w:r>
-              <w:t xml:space="preserve">12.6</w:t>
-            </w:r>
-          </w:p>
-        </w:tc>
-        <w:tc>
-          <w:tcPr/>
-          <w:p>
-            <w:pPr>
-              <w:pStyle w:val="Compact"/>
-            </w:pPr>
-            <w:r>
-              <w:t xml:space="preserve">15.0</w:t>
+              <w:t xml:space="preserve">23.9</w:t>
+            </w:r>
+          </w:p>
+        </w:tc>
+        <w:tc>
+          <w:tcPr/>
+          <w:p>
+            <w:pPr>
+              <w:pStyle w:val="Compact"/>
+            </w:pPr>
+            <w:r>
+              <w:t xml:space="preserve">16.3</w:t>
+            </w:r>
+          </w:p>
+        </w:tc>
+        <w:tc>
+          <w:tcPr/>
+          <w:p>
+            <w:pPr>
+              <w:pStyle w:val="Compact"/>
+            </w:pPr>
+            <w:r>
+              <w:t xml:space="preserve">20.0</w:t>
             </w:r>
           </w:p>
         </w:tc>
@@ -963,29 +996,29 @@
               <w:pStyle w:val="Compact"/>
             </w:pPr>
             <w:r>
-              <w:t xml:space="preserve">18.1</w:t>
-            </w:r>
-          </w:p>
-        </w:tc>
-        <w:tc>
-          <w:tcPr/>
-          <w:p>
-            <w:pPr>
-              <w:pStyle w:val="Compact"/>
-            </w:pPr>
-            <w:r>
-              <w:t xml:space="preserve">14.2</w:t>
-            </w:r>
-          </w:p>
-        </w:tc>
-        <w:tc>
-          <w:tcPr/>
-          <w:p>
-            <w:pPr>
-              <w:pStyle w:val="Compact"/>
-            </w:pPr>
-            <w:r>
-              <w:t xml:space="preserve">15.0</w:t>
+              <w:t xml:space="preserve">26.7</w:t>
+            </w:r>
+          </w:p>
+        </w:tc>
+        <w:tc>
+          <w:tcPr/>
+          <w:p>
+            <w:pPr>
+              <w:pStyle w:val="Compact"/>
+            </w:pPr>
+            <w:r>
+              <w:t xml:space="preserve">17.6</w:t>
+            </w:r>
+          </w:p>
+        </w:tc>
+        <w:tc>
+          <w:tcPr/>
+          <w:p>
+            <w:pPr>
+              <w:pStyle w:val="Compact"/>
+            </w:pPr>
+            <w:r>
+              <w:t xml:space="preserve">25.0</w:t>
             </w:r>
           </w:p>
         </w:tc>
@@ -1009,29 +1042,29 @@
               <w:pStyle w:val="Compact"/>
             </w:pPr>
             <w:r>
-              <w:t xml:space="preserve">23.9</w:t>
-            </w:r>
-          </w:p>
-        </w:tc>
-        <w:tc>
-          <w:tcPr/>
-          <w:p>
-            <w:pPr>
-              <w:pStyle w:val="Compact"/>
-            </w:pPr>
-            <w:r>
-              <w:t xml:space="preserve">18.2</w:t>
-            </w:r>
-          </w:p>
-        </w:tc>
-        <w:tc>
-          <w:tcPr/>
-          <w:p>
-            <w:pPr>
-              <w:pStyle w:val="Compact"/>
-            </w:pPr>
-            <w:r>
-              <w:t xml:space="preserve">20.0</w:t>
+              <w:t xml:space="preserve">37.4</w:t>
+            </w:r>
+          </w:p>
+        </w:tc>
+        <w:tc>
+          <w:tcPr/>
+          <w:p>
+            <w:pPr>
+              <w:pStyle w:val="Compact"/>
+            </w:pPr>
+            <w:r>
+              <w:t xml:space="preserve">19.9</w:t>
+            </w:r>
+          </w:p>
+        </w:tc>
+        <w:tc>
+          <w:tcPr/>
+          <w:p>
+            <w:pPr>
+              <w:pStyle w:val="Compact"/>
+            </w:pPr>
+            <w:r>
+              <w:t xml:space="preserve">35.0</w:t>
             </w:r>
           </w:p>
         </w:tc>
@@ -1055,29 +1088,29 @@
               <w:pStyle w:val="Compact"/>
             </w:pPr>
             <w:r>
-              <w:t xml:space="preserve">28.7</w:t>
-            </w:r>
-          </w:p>
-        </w:tc>
-        <w:tc>
-          <w:tcPr/>
-          <w:p>
-            <w:pPr>
-              <w:pStyle w:val="Compact"/>
-            </w:pPr>
-            <w:r>
-              <w:t xml:space="preserve">21.1</w:t>
-            </w:r>
-          </w:p>
-        </w:tc>
-        <w:tc>
-          <w:tcPr/>
-          <w:p>
-            <w:pPr>
-              <w:pStyle w:val="Compact"/>
-            </w:pPr>
-            <w:r>
-              <w:t xml:space="preserve">25.0</w:t>
+              <w:t xml:space="preserve">45.6</w:t>
+            </w:r>
+          </w:p>
+        </w:tc>
+        <w:tc>
+          <w:tcPr/>
+          <w:p>
+            <w:pPr>
+              <w:pStyle w:val="Compact"/>
+            </w:pPr>
+            <w:r>
+              <w:t xml:space="preserve">20.9</w:t>
+            </w:r>
+          </w:p>
+        </w:tc>
+        <w:tc>
+          <w:tcPr/>
+          <w:p>
+            <w:pPr>
+              <w:pStyle w:val="Compact"/>
+            </w:pPr>
+            <w:r>
+              <w:t xml:space="preserve">45.0</w:t>
             </w:r>
           </w:p>
         </w:tc>
@@ -1101,29 +1134,29 @@
               <w:pStyle w:val="Compact"/>
             </w:pPr>
             <w:r>
-              <w:t xml:space="preserve">31.7</w:t>
-            </w:r>
-          </w:p>
-        </w:tc>
-        <w:tc>
-          <w:tcPr/>
-          <w:p>
-            <w:pPr>
-              <w:pStyle w:val="Compact"/>
-            </w:pPr>
-            <w:r>
-              <w:t xml:space="preserve">23.7</w:t>
-            </w:r>
-          </w:p>
-        </w:tc>
-        <w:tc>
-          <w:tcPr/>
-          <w:p>
-            <w:pPr>
-              <w:pStyle w:val="Compact"/>
-            </w:pPr>
-            <w:r>
-              <w:t xml:space="preserve">25.0</w:t>
+              <w:t xml:space="preserve">51.1</w:t>
+            </w:r>
+          </w:p>
+        </w:tc>
+        <w:tc>
+          <w:tcPr/>
+          <w:p>
+            <w:pPr>
+              <w:pStyle w:val="Compact"/>
+            </w:pPr>
+            <w:r>
+              <w:t xml:space="preserve">21.4</w:t>
+            </w:r>
+          </w:p>
+        </w:tc>
+        <w:tc>
+          <w:tcPr/>
+          <w:p>
+            <w:pPr>
+              <w:pStyle w:val="Compact"/>
+            </w:pPr>
+            <w:r>
+              <w:t xml:space="preserve">50.0</w:t>
             </w:r>
           </w:p>
         </w:tc>
@@ -1147,29 +1180,29 @@
               <w:pStyle w:val="Compact"/>
             </w:pPr>
             <w:r>
-              <w:t xml:space="preserve">35.4</w:t>
-            </w:r>
-          </w:p>
-        </w:tc>
-        <w:tc>
-          <w:tcPr/>
-          <w:p>
-            <w:pPr>
-              <w:pStyle w:val="Compact"/>
-            </w:pPr>
-            <w:r>
-              <w:t xml:space="preserve">24.9</w:t>
-            </w:r>
-          </w:p>
-        </w:tc>
-        <w:tc>
-          <w:tcPr/>
-          <w:p>
-            <w:pPr>
-              <w:pStyle w:val="Compact"/>
-            </w:pPr>
-            <w:r>
-              <w:t xml:space="preserve">30.0</w:t>
+              <w:t xml:space="preserve">55.4</w:t>
+            </w:r>
+          </w:p>
+        </w:tc>
+        <w:tc>
+          <w:tcPr/>
+          <w:p>
+            <w:pPr>
+              <w:pStyle w:val="Compact"/>
+            </w:pPr>
+            <w:r>
+              <w:t xml:space="preserve">20.6</w:t>
+            </w:r>
+          </w:p>
+        </w:tc>
+        <w:tc>
+          <w:tcPr/>
+          <w:p>
+            <w:pPr>
+              <w:pStyle w:val="Compact"/>
+            </w:pPr>
+            <w:r>
+              <w:t xml:space="preserve">60.0</w:t>
             </w:r>
           </w:p>
         </w:tc>
@@ -1193,29 +1226,29 @@
               <w:pStyle w:val="Compact"/>
             </w:pPr>
             <w:r>
-              <w:t xml:space="preserve">39.1</w:t>
-            </w:r>
-          </w:p>
-        </w:tc>
-        <w:tc>
-          <w:tcPr/>
-          <w:p>
-            <w:pPr>
-              <w:pStyle w:val="Compact"/>
-            </w:pPr>
-            <w:r>
-              <w:t xml:space="preserve">28.7</w:t>
-            </w:r>
-          </w:p>
-        </w:tc>
-        <w:tc>
-          <w:tcPr/>
-          <w:p>
-            <w:pPr>
-              <w:pStyle w:val="Compact"/>
-            </w:pPr>
-            <w:r>
-              <w:t xml:space="preserve">35.0</w:t>
+              <w:t xml:space="preserve">59.5</w:t>
+            </w:r>
+          </w:p>
+        </w:tc>
+        <w:tc>
+          <w:tcPr/>
+          <w:p>
+            <w:pPr>
+              <w:pStyle w:val="Compact"/>
+            </w:pPr>
+            <w:r>
+              <w:t xml:space="preserve">19.2</w:t>
+            </w:r>
+          </w:p>
+        </w:tc>
+        <w:tc>
+          <w:tcPr/>
+          <w:p>
+            <w:pPr>
+              <w:pStyle w:val="Compact"/>
+            </w:pPr>
+            <w:r>
+              <w:t xml:space="preserve">65.0</w:t>
             </w:r>
           </w:p>
         </w:tc>
@@ -1226,7 +1259,7 @@
         <w:pStyle w:val="BodyText"/>
       </w:pPr>
       <w:r>
-        <w:t xml:space="preserve">The monotonic increase in thresholds with frequency is consistent with age-related and noise-induced high-frequency hearing loss patterns.</w:t>
+        <w:t xml:space="preserve">The monotonic increase in thresholds with frequency, and the higher absolute levels throughout (adult ears), are consistent with age-related and noise-induced high-frequency hearing loss.</w:t>
       </w:r>
     </w:p>
     <w:tbl>
@@ -1242,7 +1275,7 @@
       <w:tr>
         <w:tc>
           <w:tcPr/>
-          <w:bookmarkStart w:id="27" w:name="fig-threshold-dist"/>
+          <w:bookmarkStart w:id="16" w:name="fig-threshold-dist"/>
           <w:p>
             <w:pPr>
               <w:pStyle w:val="Compact"/>
@@ -1251,20 +1284,20 @@
             <w:r>
               <w:drawing>
                 <wp:inline>
-                  <wp:extent cx="5334000" cy="2309047"/>
+                  <wp:extent cx="5334000" cy="2902085"/>
                   <wp:effectExtent b="0" l="0" r="0" t="0"/>
-                  <wp:docPr descr="" title="" id="25" name="Picture"/>
+                  <wp:docPr descr="" title="" id="14" name="Picture"/>
                   <a:graphic>
                     <a:graphicData uri="http://schemas.openxmlformats.org/drawingml/2006/picture">
                       <pic:pic>
                         <pic:nvPicPr>
-                          <pic:cNvPr descr="figures/fig_eda_threshold_dist.png" id="26" name="Picture"/>
+                          <pic:cNvPr descr="figures/fig_eda_threshold_dist.png" id="15" name="Picture"/>
                           <pic:cNvPicPr>
                             <a:picLocks noChangeArrowheads="1" noChangeAspect="1"/>
                           </pic:cNvPicPr>
                         </pic:nvPicPr>
                         <pic:blipFill>
-                          <a:blip r:embed="rId24"/>
+                          <a:blip r:embed="rId13"/>
                           <a:stretch>
                             <a:fillRect/>
                           </a:stretch>
@@ -1272,7 +1305,7 @@
                         <pic:spPr bwMode="auto">
                           <a:xfrm>
                             <a:off x="0" y="0"/>
-                            <a:ext cx="5334000" cy="2309047"/>
+                            <a:ext cx="5334000" cy="2902085"/>
                           </a:xfrm>
                           <a:prstGeom prst="rect">
                             <a:avLst/>
@@ -1296,7 +1329,7 @@
               <w:jc w:val="center"/>
             </w:pPr>
             <w:pPr>
-              <w:jc w:val="start"/>
+              <w:jc w:val="left"/>
               <w:spacing w:before="200"/>
               <w:pStyle w:val="ImageCaption"/>
             </w:pPr>
@@ -1304,12 +1337,12 @@
               <w:t xml:space="preserve">Figure 1: Threshold distribution by frequency (right ear, violin plot)</w:t>
             </w:r>
           </w:p>
-          <w:bookmarkEnd w:id="27"/>
+          <w:bookmarkEnd w:id="16"/>
         </w:tc>
       </w:tr>
     </w:tbl>
-    <w:bookmarkEnd w:id="28"/>
-    <w:bookmarkStart w:id="33" w:name="hearing-loss-prevalence"/>
+    <w:bookmarkEnd w:id="17"/>
+    <w:bookmarkStart w:id="22" w:name="hearing-loss-prevalence"/>
     <w:p>
       <w:pPr>
         <w:pStyle w:val="Heading2"/>
@@ -1323,7 +1356,7 @@
         <w:pStyle w:val="FirstParagraph"/>
       </w:pPr>
       <w:r>
-        <w:t xml:space="preserve">Using WHO PTA-4 classification criteria with worse-ear PTA:</w:t>
+        <w:t xml:space="preserve">Using WHO PTA-4 classification criteria (clean adult ears):</w:t>
       </w:r>
     </w:p>
     <w:tbl>
@@ -1405,7 +1438,7 @@
               <w:pStyle w:val="Compact"/>
             </w:pPr>
             <w:r>
-              <w:t xml:space="preserve">62.8%</w:t>
+              <w:t xml:space="preserve">37.4%</w:t>
             </w:r>
           </w:p>
         </w:tc>
@@ -1440,7 +1473,7 @@
               <w:pStyle w:val="Compact"/>
             </w:pPr>
             <w:r>
-              <w:t xml:space="preserve">22.9%</w:t>
+              <w:t xml:space="preserve">38.3%</w:t>
             </w:r>
           </w:p>
         </w:tc>
@@ -1475,7 +1508,7 @@
               <w:pStyle w:val="Compact"/>
             </w:pPr>
             <w:r>
-              <w:t xml:space="preserve">11.4%</w:t>
+              <w:t xml:space="preserve">19.5%</w:t>
             </w:r>
           </w:p>
         </w:tc>
@@ -1510,7 +1543,7 @@
               <w:pStyle w:val="Compact"/>
             </w:pPr>
             <w:r>
-              <w:t xml:space="preserve">2.4%</w:t>
+              <w:t xml:space="preserve">4.2%</w:t>
             </w:r>
           </w:p>
         </w:tc>
@@ -1545,7 +1578,7 @@
               <w:pStyle w:val="Compact"/>
             </w:pPr>
             <w:r>
-              <w:t xml:space="preserve">0.4%</w:t>
+              <w:t xml:space="preserve">0.5%</w:t>
             </w:r>
           </w:p>
         </w:tc>
@@ -1580,7 +1613,7 @@
               <w:pStyle w:val="Compact"/>
             </w:pPr>
             <w:r>
-              <w:t xml:space="preserve">&lt;0.1%</w:t>
+              <w:t xml:space="preserve">0.1%</w:t>
             </w:r>
           </w:p>
         </w:tc>
@@ -1607,7 +1640,7 @@
       <w:tr>
         <w:tc>
           <w:tcPr/>
-          <w:bookmarkStart w:id="32" w:name="fig-pta-dist"/>
+          <w:bookmarkStart w:id="21" w:name="fig-pta-dist"/>
           <w:p>
             <w:pPr>
               <w:pStyle w:val="Compact"/>
@@ -1616,20 +1649,20 @@
             <w:r>
               <w:drawing>
                 <wp:inline>
-                  <wp:extent cx="5334000" cy="2257431"/>
+                  <wp:extent cx="5334000" cy="2902085"/>
                   <wp:effectExtent b="0" l="0" r="0" t="0"/>
-                  <wp:docPr descr="" title="" id="30" name="Picture"/>
+                  <wp:docPr descr="" title="" id="19" name="Picture"/>
                   <a:graphic>
                     <a:graphicData uri="http://schemas.openxmlformats.org/drawingml/2006/picture">
                       <pic:pic>
                         <pic:nvPicPr>
-                          <pic:cNvPr descr="figures/fig_eda_pta_dist.png" id="31" name="Picture"/>
+                          <pic:cNvPr descr="figures/fig_eda_pta_dist.png" id="20" name="Picture"/>
                           <pic:cNvPicPr>
                             <a:picLocks noChangeArrowheads="1" noChangeAspect="1"/>
                           </pic:cNvPicPr>
                         </pic:nvPicPr>
                         <pic:blipFill>
-                          <a:blip r:embed="rId29"/>
+                          <a:blip r:embed="rId18"/>
                           <a:stretch>
                             <a:fillRect/>
                           </a:stretch>
@@ -1637,7 +1670,7 @@
                         <pic:spPr bwMode="auto">
                           <a:xfrm>
                             <a:off x="0" y="0"/>
-                            <a:ext cx="5334000" cy="2257431"/>
+                            <a:ext cx="5334000" cy="2902085"/>
                           </a:xfrm>
                           <a:prstGeom prst="rect">
                             <a:avLst/>
@@ -1661,7 +1694,7 @@
               <w:jc w:val="center"/>
             </w:pPr>
             <w:pPr>
-              <w:jc w:val="start"/>
+              <w:jc w:val="left"/>
               <w:spacing w:before="200"/>
               <w:pStyle w:val="ImageCaption"/>
             </w:pPr>
@@ -1669,12 +1702,12 @@
               <w:t xml:space="preserve">Figure 2: PTA-4 distribution with WHO severity bands</w:t>
             </w:r>
           </w:p>
-          <w:bookmarkEnd w:id="32"/>
+          <w:bookmarkEnd w:id="21"/>
         </w:tc>
       </w:tr>
     </w:tbl>
-    <w:bookmarkEnd w:id="33"/>
-    <w:bookmarkStart w:id="34" w:name="the-borderline-problem"/>
+    <w:bookmarkEnd w:id="22"/>
+    <w:bookmarkStart w:id="23" w:name="the-borderline-problem"/>
     <w:p>
       <w:pPr>
         <w:pStyle w:val="Heading2"/>
@@ -1692,13 +1725,13 @@
           <w:b/>
           <w:bCs/>
         </w:rPr>
-        <w:t xml:space="preserve">39.2%</w:t>
-      </w:r>
-      <w:r>
-        <w:t xml:space="preserve"> </w:t>
-      </w:r>
-      <w:r>
-        <w:t xml:space="preserve">of all ears fell within ±5 dB of a WHO severity boundary — the population where crisp classification is most clinically uncertain:</w:t>
+        <w:t xml:space="preserve">61.4%</w:t>
+      </w:r>
+      <w:r>
+        <w:t xml:space="preserve"> </w:t>
+      </w:r>
+      <w:r>
+        <w:t xml:space="preserve">of ears in the adult test set fell within ±5 dB of a WHO severity boundary — the population where crisp classification is most clinically uncertain:</w:t>
       </w:r>
     </w:p>
     <w:tbl>
@@ -1780,7 +1813,7 @@
               <w:pStyle w:val="Compact"/>
             </w:pPr>
             <w:r>
-              <w:t xml:space="preserve">22.3%</w:t>
+              <w:t xml:space="preserve">29.5%</w:t>
             </w:r>
           </w:p>
         </w:tc>
@@ -1815,7 +1848,7 @@
               <w:pStyle w:val="Compact"/>
             </w:pPr>
             <w:r>
-              <w:t xml:space="preserve">10.1%</w:t>
+              <w:t xml:space="preserve">21.7%</w:t>
             </w:r>
           </w:p>
         </w:tc>
@@ -1850,7 +1883,7 @@
               <w:pStyle w:val="Compact"/>
             </w:pPr>
             <w:r>
-              <w:t xml:space="preserve">4.5%</w:t>
+              <w:t xml:space="preserve">8.6%</w:t>
             </w:r>
           </w:p>
         </w:tc>
@@ -1885,7 +1918,7 @@
               <w:pStyle w:val="Compact"/>
             </w:pPr>
             <w:r>
-              <w:t xml:space="preserve">1.8%</w:t>
+              <w:t xml:space="preserve">1.3%</w:t>
             </w:r>
           </w:p>
         </w:tc>
@@ -1920,7 +1953,7 @@
               <w:pStyle w:val="Compact"/>
             </w:pPr>
             <w:r>
-              <w:t xml:space="preserve">0.5%</w:t>
+              <w:t xml:space="preserve">0.3%</w:t>
             </w:r>
           </w:p>
         </w:tc>
@@ -1941,7 +1974,7 @@
           <w:b/>
           <w:bCs/>
         </w:rPr>
-        <w:t xml:space="preserve">over a third of clinical cases</w:t>
+        <w:t xml:space="preserve">over three-fifths of adult cases</w:t>
       </w:r>
       <w:r>
         <w:t xml:space="preserve"> </w:t>
@@ -1950,8 +1983,8 @@
         <w:t xml:space="preserve">fall in the zone where crisp classification is least reliable.</w:t>
       </w:r>
     </w:p>
-    <w:bookmarkEnd w:id="34"/>
-    <w:bookmarkStart w:id="39" w:name="inter-frequency-correlation"/>
+    <w:bookmarkEnd w:id="23"/>
+    <w:bookmarkStart w:id="28" w:name="inter-frequency-correlation"/>
     <w:p>
       <w:pPr>
         <w:pStyle w:val="Heading2"/>
@@ -1981,7 +2014,7 @@
         <w:t xml:space="preserve"> </w:t>
       </w:r>
       <w:r>
-        <w:t xml:space="preserve">(mean adjacent Pearson r = 0.87), while correlations between distant frequencies (500 Hz vs. 8 kHz) were moderate (r = 0.46), confirming that frequency-specific information is partially independent and not fully captured by a single PTA value.</w:t>
+        <w:t xml:space="preserve">(mean adjacent Pearson r = 0.81), while correlations between distant frequencies (500 Hz vs. 8 kHz) were moderate (r = 0.29), confirming that frequency-specific information is partially independent and not fully captured by a single PTA value.</w:t>
       </w:r>
     </w:p>
     <w:tbl>
@@ -1997,7 +2030,7 @@
       <w:tr>
         <w:tc>
           <w:tcPr/>
-          <w:bookmarkStart w:id="38" w:name="fig-correlation"/>
+          <w:bookmarkStart w:id="27" w:name="fig-correlation"/>
           <w:p>
             <w:pPr>
               <w:pStyle w:val="Compact"/>
@@ -2006,20 +2039,20 @@
             <w:r>
               <w:drawing>
                 <wp:inline>
-                  <wp:extent cx="5334000" cy="4848944"/>
+                  <wp:extent cx="5334000" cy="4681850"/>
                   <wp:effectExtent b="0" l="0" r="0" t="0"/>
-                  <wp:docPr descr="" title="" id="36" name="Picture"/>
+                  <wp:docPr descr="" title="" id="25" name="Picture"/>
                   <a:graphic>
                     <a:graphicData uri="http://schemas.openxmlformats.org/drawingml/2006/picture">
                       <pic:pic>
                         <pic:nvPicPr>
-                          <pic:cNvPr descr="figures/fig_eda_correlation.png" id="37" name="Picture"/>
+                          <pic:cNvPr descr="figures/fig_eda_correlation.png" id="26" name="Picture"/>
                           <pic:cNvPicPr>
                             <a:picLocks noChangeArrowheads="1" noChangeAspect="1"/>
                           </pic:cNvPicPr>
                         </pic:nvPicPr>
                         <pic:blipFill>
-                          <a:blip r:embed="rId35"/>
+                          <a:blip r:embed="rId24"/>
                           <a:stretch>
                             <a:fillRect/>
                           </a:stretch>
@@ -2027,7 +2060,7 @@
                         <pic:spPr bwMode="auto">
                           <a:xfrm>
                             <a:off x="0" y="0"/>
-                            <a:ext cx="5334000" cy="4848944"/>
+                            <a:ext cx="5334000" cy="4681850"/>
                           </a:xfrm>
                           <a:prstGeom prst="rect">
                             <a:avLst/>
@@ -2051,7 +2084,7 @@
               <w:jc w:val="center"/>
             </w:pPr>
             <w:pPr>
-              <w:jc w:val="start"/>
+              <w:jc w:val="left"/>
               <w:spacing w:before="200"/>
               <w:pStyle w:val="ImageCaption"/>
             </w:pPr>
@@ -2059,12 +2092,12 @@
               <w:t xml:space="preserve">Figure 3: Frequency correlation matrix (both ears)</w:t>
             </w:r>
           </w:p>
-          <w:bookmarkEnd w:id="38"/>
+          <w:bookmarkEnd w:id="27"/>
         </w:tc>
       </w:tr>
     </w:tbl>
-    <w:bookmarkEnd w:id="39"/>
-    <w:bookmarkStart w:id="44" w:name="audiogram-configuration"/>
+    <w:bookmarkEnd w:id="28"/>
+    <w:bookmarkStart w:id="33" w:name="audiogram-configuration"/>
     <w:p>
       <w:pPr>
         <w:pStyle w:val="Heading2"/>
@@ -2078,7 +2111,7 @@
         <w:pStyle w:val="FirstParagraph"/>
       </w:pPr>
       <w:r>
-        <w:t xml:space="preserve">Using slope-based classification (500 Hz → 4 kHz dB change):</w:t>
+        <w:t xml:space="preserve">Using slope-based classification (4 kHz − 500 Hz dB change), the speech-frequency range that anchors PTA-4 and defines the functionally relevant window for communication:</w:t>
       </w:r>
     </w:p>
     <w:tbl>
@@ -2149,7 +2182,7 @@
               <w:pStyle w:val="Compact"/>
             </w:pPr>
             <w:r>
-              <w:t xml:space="preserve">36.0%</w:t>
+              <w:t xml:space="preserve">22.0%</w:t>
             </w:r>
           </w:p>
         </w:tc>
@@ -2184,7 +2217,7 @@
               <w:pStyle w:val="Compact"/>
             </w:pPr>
             <w:r>
-              <w:t xml:space="preserve">26.0%</w:t>
+              <w:t xml:space="preserve">29.7%</w:t>
             </w:r>
           </w:p>
         </w:tc>
@@ -2219,7 +2252,7 @@
               <w:pStyle w:val="Compact"/>
             </w:pPr>
             <w:r>
-              <w:t xml:space="preserve">17.0%</w:t>
+              <w:t xml:space="preserve">31.8%</w:t>
             </w:r>
           </w:p>
         </w:tc>
@@ -2243,41 +2276,6 @@
               <w:pStyle w:val="Compact"/>
             </w:pPr>
             <w:r>
-              <w:t xml:space="preserve">Notched</w:t>
-            </w:r>
-          </w:p>
-        </w:tc>
-        <w:tc>
-          <w:tcPr/>
-          <w:p>
-            <w:pPr>
-              <w:pStyle w:val="Compact"/>
-            </w:pPr>
-            <w:r>
-              <w:t xml:space="preserve">12.0%</w:t>
-            </w:r>
-          </w:p>
-        </w:tc>
-        <w:tc>
-          <w:tcPr/>
-          <w:p>
-            <w:pPr>
-              <w:pStyle w:val="Compact"/>
-            </w:pPr>
-            <w:r>
-              <w:t xml:space="preserve">Variable</w:t>
-            </w:r>
-          </w:p>
-        </w:tc>
-      </w:tr>
-      <w:tr>
-        <w:tc>
-          <w:tcPr/>
-          <w:p>
-            <w:pPr>
-              <w:pStyle w:val="Compact"/>
-            </w:pPr>
-            <w:r>
               <w:t xml:space="preserve">Precipitous</w:t>
             </w:r>
           </w:p>
@@ -2289,7 +2287,7 @@
               <w:pStyle w:val="Compact"/>
             </w:pPr>
             <w:r>
-              <w:t xml:space="preserve">5.0%</w:t>
+              <w:t xml:space="preserve">13.4%</w:t>
             </w:r>
           </w:p>
         </w:tc>
@@ -2324,7 +2322,7 @@
               <w:pStyle w:val="Compact"/>
             </w:pPr>
             <w:r>
-              <w:t xml:space="preserve">4.0%</w:t>
+              <w:t xml:space="preserve">3.1%</w:t>
             </w:r>
           </w:p>
         </w:tc>
@@ -2346,7 +2344,19 @@
         <w:pStyle w:val="BodyText"/>
       </w:pPr>
       <w:r>
-        <w:t xml:space="preserve"> </w:t>
+        <w:t xml:space="preserve">We deliberately defined configuration slope over 500 Hz–4 kHz rather than the full 0.5–8 kHz test range. This choice follows standard audiometric practice: the speech-frequency average (0.5, 1, 2, 4 kHz) is the conventional anchor for both severity grading</w:t>
+      </w:r>
+      <w:r>
+        <w:t xml:space="preserve"> </w:t>
+      </w:r>
+      <w:r>
+        <w:t xml:space="preserve">(Clark 1981; World Health Organization 2021)</w:t>
+      </w:r>
+      <w:r>
+        <w:t xml:space="preserve"> </w:t>
+      </w:r>
+      <w:r>
+        <w:t xml:space="preserve">and configuration typing, because it is the band that determines communication handicap and hearing-aid candidacy. Extended high-frequency thresholds (6–8 kHz) are more variable, age-dependent, and frequently missing at upper severities; including them in a single slope estimate tends to over-weight age-related high-frequency loss at the expense of the functionally relevant gradient. Extended high frequencies are nevertheless not discarded: the notch module quantifies the 4 kHz dip relative to the 2 and 8 kHz thresholds, and the high-frequency PTA (2–8 kHz) is computed as a separate feature.</w:t>
       </w:r>
     </w:p>
     <w:tbl>
@@ -2362,7 +2372,7 @@
       <w:tr>
         <w:tc>
           <w:tcPr/>
-          <w:bookmarkStart w:id="43" w:name="fig-config"/>
+          <w:bookmarkStart w:id="32" w:name="fig-config"/>
           <w:p>
             <w:pPr>
               <w:pStyle w:val="Compact"/>
@@ -2371,20 +2381,20 @@
             <w:r>
               <w:drawing>
                 <wp:inline>
-                  <wp:extent cx="5334000" cy="2346706"/>
+                  <wp:extent cx="5334000" cy="3229264"/>
                   <wp:effectExtent b="0" l="0" r="0" t="0"/>
-                  <wp:docPr descr="" title="" id="41" name="Picture"/>
+                  <wp:docPr descr="" title="" id="30" name="Picture"/>
                   <a:graphic>
                     <a:graphicData uri="http://schemas.openxmlformats.org/drawingml/2006/picture">
                       <pic:pic>
                         <pic:nvPicPr>
-                          <pic:cNvPr descr="figures/fig_eda_config_dist.png" id="42" name="Picture"/>
+                          <pic:cNvPr descr="figures/fig_eda_config_dist.png" id="31" name="Picture"/>
                           <pic:cNvPicPr>
                             <a:picLocks noChangeArrowheads="1" noChangeAspect="1"/>
                           </pic:cNvPicPr>
                         </pic:nvPicPr>
                         <pic:blipFill>
-                          <a:blip r:embed="rId40"/>
+                          <a:blip r:embed="rId29"/>
                           <a:stretch>
                             <a:fillRect/>
                           </a:stretch>
@@ -2392,7 +2402,7 @@
                         <pic:spPr bwMode="auto">
                           <a:xfrm>
                             <a:off x="0" y="0"/>
-                            <a:ext cx="5334000" cy="2346706"/>
+                            <a:ext cx="5334000" cy="3229264"/>
                           </a:xfrm>
                           <a:prstGeom prst="rect">
                             <a:avLst/>
@@ -2416,7 +2426,7 @@
               <w:jc w:val="center"/>
             </w:pPr>
             <w:pPr>
-              <w:jc w:val="start"/>
+              <w:jc w:val="left"/>
               <w:spacing w:before="200"/>
               <w:pStyle w:val="ImageCaption"/>
             </w:pPr>
@@ -2424,12 +2434,12 @@
               <w:t xml:space="preserve">Figure 4: Audiogram configuration distribution</w:t>
             </w:r>
           </w:p>
-          <w:bookmarkEnd w:id="43"/>
+          <w:bookmarkEnd w:id="32"/>
         </w:tc>
       </w:tr>
     </w:tbl>
-    <w:bookmarkEnd w:id="44"/>
-    <w:bookmarkStart w:id="49" w:name="inter-aural-asymmetry"/>
+    <w:bookmarkEnd w:id="33"/>
+    <w:bookmarkStart w:id="38" w:name="inter-aural-asymmetry"/>
     <w:p>
       <w:pPr>
         <w:pStyle w:val="Heading2"/>
@@ -2517,7 +2527,7 @@
               <w:pStyle w:val="Compact"/>
             </w:pPr>
             <w:r>
-              <w:t xml:space="preserve">94.3%</w:t>
+              <w:t xml:space="preserve">93.3%</w:t>
             </w:r>
           </w:p>
         </w:tc>
@@ -2552,7 +2562,7 @@
               <w:pStyle w:val="Compact"/>
             </w:pPr>
             <w:r>
-              <w:t xml:space="preserve">4.2%</w:t>
+              <w:t xml:space="preserve">5.8%</w:t>
             </w:r>
           </w:p>
         </w:tc>
@@ -2587,7 +2597,7 @@
               <w:pStyle w:val="Compact"/>
             </w:pPr>
             <w:r>
-              <w:t xml:space="preserve">1.1%</w:t>
+              <w:t xml:space="preserve">0.6%</w:t>
             </w:r>
           </w:p>
         </w:tc>
@@ -2622,7 +2632,7 @@
               <w:pStyle w:val="Compact"/>
             </w:pPr>
             <w:r>
-              <w:t xml:space="preserve">0.4%</w:t>
+              <w:t xml:space="preserve">0.2%</w:t>
             </w:r>
           </w:p>
         </w:tc>
@@ -2633,7 +2643,7 @@
         <w:pStyle w:val="BodyText"/>
       </w:pPr>
       <w:r>
-        <w:t xml:space="preserve">Mean asymmetry: 5.5 dB (median 3.8 dB). Only 5.7% exceeded the 15 dB clinical threshold.</w:t>
+        <w:t xml:space="preserve">Mean asymmetry: 6.1 dB (median 5.0 dB). Only 6.7% exceeded the 15 dB clinical threshold.</w:t>
       </w:r>
     </w:p>
     <w:tbl>
@@ -2649,7 +2659,7 @@
       <w:tr>
         <w:tc>
           <w:tcPr/>
-          <w:bookmarkStart w:id="48" w:name="fig-asymmetry"/>
+          <w:bookmarkStart w:id="37" w:name="fig-asymmetry"/>
           <w:p>
             <w:pPr>
               <w:pStyle w:val="Compact"/>
@@ -2658,20 +2668,20 @@
             <w:r>
               <w:drawing>
                 <wp:inline>
-                  <wp:extent cx="5334000" cy="1996692"/>
+                  <wp:extent cx="5334000" cy="2631872"/>
                   <wp:effectExtent b="0" l="0" r="0" t="0"/>
-                  <wp:docPr descr="" title="" id="46" name="Picture"/>
+                  <wp:docPr descr="" title="" id="35" name="Picture"/>
                   <a:graphic>
                     <a:graphicData uri="http://schemas.openxmlformats.org/drawingml/2006/picture">
                       <pic:pic>
                         <pic:nvPicPr>
-                          <pic:cNvPr descr="figures/fig_eda_asymmetry.png" id="47" name="Picture"/>
+                          <pic:cNvPr descr="figures/fig_eda_asymmetry.png" id="36" name="Picture"/>
                           <pic:cNvPicPr>
                             <a:picLocks noChangeArrowheads="1" noChangeAspect="1"/>
                           </pic:cNvPicPr>
                         </pic:nvPicPr>
                         <pic:blipFill>
-                          <a:blip r:embed="rId45"/>
+                          <a:blip r:embed="rId34"/>
                           <a:stretch>
                             <a:fillRect/>
                           </a:stretch>
@@ -2679,7 +2689,7 @@
                         <pic:spPr bwMode="auto">
                           <a:xfrm>
                             <a:off x="0" y="0"/>
-                            <a:ext cx="5334000" cy="1996692"/>
+                            <a:ext cx="5334000" cy="2631872"/>
                           </a:xfrm>
                           <a:prstGeom prst="rect">
                             <a:avLst/>
@@ -2703,7 +2713,7 @@
               <w:jc w:val="center"/>
             </w:pPr>
             <w:pPr>
-              <w:jc w:val="start"/>
+              <w:jc w:val="left"/>
               <w:spacing w:before="200"/>
               <w:pStyle w:val="ImageCaption"/>
             </w:pPr>
@@ -2711,13 +2721,13 @@
               <w:t xml:space="preserve">Figure 5: Inter-aural asymmetry distribution</w:t>
             </w:r>
           </w:p>
-          <w:bookmarkEnd w:id="48"/>
+          <w:bookmarkEnd w:id="37"/>
         </w:tc>
       </w:tr>
     </w:tbl>
-    <w:bookmarkEnd w:id="49"/>
-    <w:bookmarkEnd w:id="50"/>
-    <w:bookmarkStart w:id="63" w:name="membership-function-optimization"/>
+    <w:bookmarkEnd w:id="38"/>
+    <w:bookmarkEnd w:id="39"/>
+    <w:bookmarkStart w:id="52" w:name="membership-function-optimization"/>
     <w:p>
       <w:pPr>
         <w:pStyle w:val="Heading1"/>
@@ -2726,7 +2736,7 @@
         <w:t xml:space="preserve">Membership Function Optimization</w:t>
       </w:r>
     </w:p>
-    <w:bookmarkStart w:id="51" w:name="methodology"/>
+    <w:bookmarkStart w:id="40" w:name="methodology"/>
     <w:p>
       <w:pPr>
         <w:pStyle w:val="Heading2"/>
@@ -2831,8 +2841,8 @@
         <w:t xml:space="preserve">= min(P95 + 2, 120) — membership returns to 0</w:t>
       </w:r>
     </w:p>
-    <w:bookmarkEnd w:id="51"/>
-    <w:bookmarkStart w:id="52" w:name="sample-sizes"/>
+    <w:bookmarkEnd w:id="40"/>
+    <w:bookmarkStart w:id="41" w:name="sample-sizes"/>
     <w:p>
       <w:pPr>
         <w:pStyle w:val="Heading2"/>
@@ -3109,26 +3119,44 @@
         </w:tc>
       </w:tr>
     </w:tbl>
-    <w:bookmarkEnd w:id="52"/>
-    <w:bookmarkStart w:id="57" w:name="optimised-parameters"/>
-    <w:p>
-      <w:pPr>
-        <w:pStyle w:val="Heading2"/>
-      </w:pPr>
-      <w:r>
-        <w:t xml:space="preserve">Optimised Parameters</w:t>
-      </w:r>
-    </w:p>
-    <w:p>
-      <w:pPr>
-        <w:pStyle w:val="FirstParagraph"/>
+    <w:p>
+      <w:pPr>
+        <w:pStyle w:val="BlockText"/>
       </w:pPr>
       <w:r>
         <w:rPr>
           <w:b/>
           <w:bCs/>
         </w:rPr>
-        <w:t xml:space="preserve">Aggregated (averaged across 7 frequencies) — currently in use:</w:t>
+        <w:t xml:space="preserve">Note:</w:t>
+      </w:r>
+      <w:r>
+        <w:t xml:space="preserve"> </w:t>
+      </w:r>
+      <w:r>
+        <w:t xml:space="preserve">membership functions were optimised on the full (all-age) NHANES training set and the deployed parameters are used unchanged for the adult-only validation reported here. Re-optimising on adult training data is a design option that would require re-deploying new parameters (see Limitations).</w:t>
+      </w:r>
+    </w:p>
+    <w:bookmarkEnd w:id="41"/>
+    <w:bookmarkStart w:id="46" w:name="optimised-parameters"/>
+    <w:p>
+      <w:pPr>
+        <w:pStyle w:val="Heading2"/>
+      </w:pPr>
+      <w:r>
+        <w:t xml:space="preserve">Optimised Parameters</w:t>
+      </w:r>
+    </w:p>
+    <w:p>
+      <w:pPr>
+        <w:pStyle w:val="FirstParagraph"/>
+      </w:pPr>
+      <w:r>
+        <w:rPr>
+          <w:b/>
+          <w:bCs/>
+        </w:rPr>
+        <w:t xml:space="preserve">Deployed (overlap-enforced, aggregated across 7 frequencies) — currently in use:</w:t>
       </w:r>
     </w:p>
     <w:tbl>
@@ -3223,18 +3251,18 @@
               <w:pStyle w:val="Compact"/>
             </w:pPr>
             <w:r>
-              <w:t xml:space="preserve">0.4</w:t>
-            </w:r>
-          </w:p>
-        </w:tc>
-        <w:tc>
-          <w:tcPr/>
-          <w:p>
-            <w:pPr>
-              <w:pStyle w:val="Compact"/>
-            </w:pPr>
-            <w:r>
-              <w:t xml:space="preserve">5.0</w:t>
+              <w:t xml:space="preserve">0.0</w:t>
+            </w:r>
+          </w:p>
+        </w:tc>
+        <w:tc>
+          <w:tcPr/>
+          <w:p>
+            <w:pPr>
+              <w:pStyle w:val="Compact"/>
+            </w:pPr>
+            <w:r>
+              <w:t xml:space="preserve">0.0</w:t>
             </w:r>
           </w:p>
         </w:tc>
@@ -3256,7 +3284,7 @@
               <w:pStyle w:val="Compact"/>
             </w:pPr>
             <w:r>
-              <w:t xml:space="preserve">26.3</w:t>
+              <w:t xml:space="preserve">28.0</w:t>
             </w:r>
           </w:p>
         </w:tc>
@@ -3280,7 +3308,7 @@
               <w:pStyle w:val="Compact"/>
             </w:pPr>
             <w:r>
-              <w:t xml:space="preserve">28.0</w:t>
+              <w:t xml:space="preserve">26.0</w:t>
             </w:r>
           </w:p>
         </w:tc>
@@ -3313,7 +3341,7 @@
               <w:pStyle w:val="Compact"/>
             </w:pPr>
             <w:r>
-              <w:t xml:space="preserve">42.0</w:t>
+              <w:t xml:space="preserve">44.0</w:t>
             </w:r>
           </w:p>
         </w:tc>
@@ -3337,7 +3365,7 @@
               <w:pStyle w:val="Compact"/>
             </w:pPr>
             <w:r>
-              <w:t xml:space="preserve">43.0</w:t>
+              <w:t xml:space="preserve">41.0</w:t>
             </w:r>
           </w:p>
         </w:tc>
@@ -3370,7 +3398,7 @@
               <w:pStyle w:val="Compact"/>
             </w:pPr>
             <w:r>
-              <w:t xml:space="preserve">57.0</w:t>
+              <w:t xml:space="preserve">59.0</w:t>
             </w:r>
           </w:p>
         </w:tc>
@@ -3394,7 +3422,7 @@
               <w:pStyle w:val="Compact"/>
             </w:pPr>
             <w:r>
-              <w:t xml:space="preserve">58.0</w:t>
+              <w:t xml:space="preserve">56.0</w:t>
             </w:r>
           </w:p>
         </w:tc>
@@ -3427,7 +3455,7 @@
               <w:pStyle w:val="Compact"/>
             </w:pPr>
             <w:r>
-              <w:t xml:space="preserve">72.0</w:t>
+              <w:t xml:space="preserve">74.0</w:t>
             </w:r>
           </w:p>
         </w:tc>
@@ -3451,7 +3479,7 @@
               <w:pStyle w:val="Compact"/>
             </w:pPr>
             <w:r>
-              <w:t xml:space="preserve">73.0</w:t>
+              <w:t xml:space="preserve">71.0</w:t>
             </w:r>
           </w:p>
         </w:tc>
@@ -3484,7 +3512,7 @@
               <w:pStyle w:val="Compact"/>
             </w:pPr>
             <w:r>
-              <w:t xml:space="preserve">92.0</w:t>
+              <w:t xml:space="preserve">94.0</w:t>
             </w:r>
           </w:p>
         </w:tc>
@@ -3556,7 +3584,111 @@
           <w:b/>
           <w:bCs/>
         </w:rPr>
-        <w:t xml:space="preserve">Overlap width comparison (optimised vs. original heuristic parameters):</w:t>
+        <w:t xml:space="preserve">How these relate to the heuristic parameters.</w:t>
+      </w:r>
+      <w:r>
+        <w:t xml:space="preserve"> </w:t>
+      </w:r>
+      <w:r>
+        <w:t xml:space="preserve">The original (pre-optimisation) membership functions used fixed, expert-chosen shoulders with roughly 10 dB of overlap at every WHO boundary — e.g. </w:t>
+      </w:r>
+      <w:r>
+        <w:rPr>
+          <w:i/>
+          <w:iCs/>
+        </w:rPr>
+        <w:t xml:space="preserve">Normal</w:t>
+      </w:r>
+      <w:r>
+        <w:t xml:space="preserve"> </w:t>
+      </w:r>
+      <w:r>
+        <w:t xml:space="preserve">[0, 0, 20, 30] and</w:t>
+      </w:r>
+      <w:r>
+        <w:t xml:space="preserve"> </w:t>
+      </w:r>
+      <w:r>
+        <w:rPr>
+          <w:i/>
+          <w:iCs/>
+        </w:rPr>
+        <w:t xml:space="preserve">Mild</w:t>
+      </w:r>
+      <w:r>
+        <w:t xml:space="preserve"> </w:t>
+      </w:r>
+      <w:r>
+        <w:t xml:space="preserve">[20, 26, 35, 45] overlapped across 20–30 dB. That width was chosen to mirror the ±5–10 dB test–retest variability of pure-tone audiometry, the reproducibility limit of the measurement itself</w:t>
+      </w:r>
+      <w:r>
+        <w:t xml:space="preserve"> </w:t>
+      </w:r>
+      <w:r>
+        <w:t xml:space="preserve">(Miller and Polansky 2004)</w:t>
+      </w:r>
+      <w:r>
+        <w:t xml:space="preserve">. The percentile fit (a = P5−2, b = P25, c = P75, d = P95+2) then tightened the functions to the NHANES population distribution. As often happens with percentile fits to well-separated clinical categories, the raw fits left small</w:t>
+      </w:r>
+      <w:r>
+        <w:t xml:space="preserve"> </w:t>
+      </w:r>
+      <w:r>
+        <w:rPr>
+          <w:b/>
+          <w:bCs/>
+        </w:rPr>
+        <w:t xml:space="preserve">gaps</w:t>
+      </w:r>
+      <w:r>
+        <w:t xml:space="preserve"> </w:t>
+      </w:r>
+      <w:r>
+        <w:t xml:space="preserve">between neighbouring functions at the WHO boundaries (e.g. Normal</w:t>
+      </w:r>
+      <w:r>
+        <w:t xml:space="preserve"> </w:t>
+      </w:r>
+      <w:r>
+        <w:rPr>
+          <w:i/>
+          <w:iCs/>
+        </w:rPr>
+        <w:t xml:space="preserve">d</w:t>
+      </w:r>
+      <w:r>
+        <w:t xml:space="preserve"> </w:t>
+      </w:r>
+      <w:r>
+        <w:t xml:space="preserve">≈ 26.3, Mild</w:t>
+      </w:r>
+      <w:r>
+        <w:t xml:space="preserve"> </w:t>
+      </w:r>
+      <w:r>
+        <w:rPr>
+          <w:i/>
+          <w:iCs/>
+        </w:rPr>
+        <w:t xml:space="preserve">a</w:t>
+      </w:r>
+      <w:r>
+        <w:t xml:space="preserve"> </w:t>
+      </w:r>
+      <w:r>
+        <w:t xml:space="preserve">≈ 28.0). Because a gap would defeat the fuzzy property — some thresholds would belong to no category — the shoulders were extended toward each other to guarantee a minimum overlap at every boundary.</w:t>
+      </w:r>
+    </w:p>
+    <w:p>
+      <w:pPr>
+        <w:pStyle w:val="BodyText"/>
+      </w:pPr>
+      <w:r>
+        <w:rPr>
+          <w:b/>
+          <w:bCs/>
+        </w:rPr>
+        <w:t xml:space="preserve">Overlap width comparison (deployed vs. original heuristic parameters):</w:t>
       </w:r>
     </w:p>
     <w:tbl>
@@ -3604,7 +3736,7 @@
               <w:pStyle w:val="Compact"/>
             </w:pPr>
             <w:r>
-              <w:t xml:space="preserve">Optimised Overlap</w:t>
+              <w:t xml:space="preserve">Deployed Overlap</w:t>
             </w:r>
           </w:p>
         </w:tc>
@@ -3650,18 +3782,18 @@
               <w:pStyle w:val="Compact"/>
             </w:pPr>
             <w:r>
-              <w:t xml:space="preserve">−1.7 dB</w:t>
-            </w:r>
-          </w:p>
-        </w:tc>
-        <w:tc>
-          <w:tcPr/>
-          <w:p>
-            <w:pPr>
-              <w:pStyle w:val="Compact"/>
-            </w:pPr>
-            <w:r>
-              <w:t xml:space="preserve">−11.7 dB</w:t>
+              <w:t xml:space="preserve">+2.0 dB</w:t>
+            </w:r>
+          </w:p>
+        </w:tc>
+        <w:tc>
+          <w:tcPr/>
+          <w:p>
+            <w:pPr>
+              <w:pStyle w:val="Compact"/>
+            </w:pPr>
+            <w:r>
+              <w:t xml:space="preserve">−8.0 dB</w:t>
             </w:r>
           </w:p>
         </w:tc>
@@ -3696,18 +3828,18 @@
               <w:pStyle w:val="Compact"/>
             </w:pPr>
             <w:r>
-              <w:t xml:space="preserve">−1.0 dB</w:t>
-            </w:r>
-          </w:p>
-        </w:tc>
-        <w:tc>
-          <w:tcPr/>
-          <w:p>
-            <w:pPr>
-              <w:pStyle w:val="Compact"/>
-            </w:pPr>
-            <w:r>
-              <w:t xml:space="preserve">−11.0 dB</w:t>
+              <w:t xml:space="preserve">+3.0 dB</w:t>
+            </w:r>
+          </w:p>
+        </w:tc>
+        <w:tc>
+          <w:tcPr/>
+          <w:p>
+            <w:pPr>
+              <w:pStyle w:val="Compact"/>
+            </w:pPr>
+            <w:r>
+              <w:t xml:space="preserve">−7.0 dB</w:t>
             </w:r>
           </w:p>
         </w:tc>
@@ -3742,18 +3874,18 @@
               <w:pStyle w:val="Compact"/>
             </w:pPr>
             <w:r>
-              <w:t xml:space="preserve">−1.0 dB</w:t>
-            </w:r>
-          </w:p>
-        </w:tc>
-        <w:tc>
-          <w:tcPr/>
-          <w:p>
-            <w:pPr>
-              <w:pStyle w:val="Compact"/>
-            </w:pPr>
-            <w:r>
-              <w:t xml:space="preserve">−11.0 dB</w:t>
+              <w:t xml:space="preserve">+3.0 dB</w:t>
+            </w:r>
+          </w:p>
+        </w:tc>
+        <w:tc>
+          <w:tcPr/>
+          <w:p>
+            <w:pPr>
+              <w:pStyle w:val="Compact"/>
+            </w:pPr>
+            <w:r>
+              <w:t xml:space="preserve">−7.0 dB</w:t>
             </w:r>
           </w:p>
         </w:tc>
@@ -3788,18 +3920,18 @@
               <w:pStyle w:val="Compact"/>
             </w:pPr>
             <w:r>
-              <w:t xml:space="preserve">−2.0 dB</w:t>
-            </w:r>
-          </w:p>
-        </w:tc>
-        <w:tc>
-          <w:tcPr/>
-          <w:p>
-            <w:pPr>
-              <w:pStyle w:val="Compact"/>
-            </w:pPr>
-            <w:r>
-              <w:t xml:space="preserve">−12.0 dB</w:t>
+              <w:t xml:space="preserve">+3.0 dB</w:t>
+            </w:r>
+          </w:p>
+        </w:tc>
+        <w:tc>
+          <w:tcPr/>
+          <w:p>
+            <w:pPr>
+              <w:pStyle w:val="Compact"/>
+            </w:pPr>
+            <w:r>
+              <w:t xml:space="preserve">−7.0 dB</w:t>
             </w:r>
           </w:p>
         </w:tc>
@@ -3823,29 +3955,29 @@
               <w:pStyle w:val="Compact"/>
             </w:pPr>
             <w:r>
-              <w:t xml:space="preserve">−6.0 dB</w:t>
-            </w:r>
-          </w:p>
-        </w:tc>
-        <w:tc>
-          <w:tcPr/>
-          <w:p>
-            <w:pPr>
-              <w:pStyle w:val="Compact"/>
-            </w:pPr>
-            <w:r>
-              <w:t xml:space="preserve">−2.1 dB</w:t>
-            </w:r>
-          </w:p>
-        </w:tc>
-        <w:tc>
-          <w:tcPr/>
-          <w:p>
-            <w:pPr>
-              <w:pStyle w:val="Compact"/>
-            </w:pPr>
-            <w:r>
-              <w:t xml:space="preserve">+3.9 dB</w:t>
+              <w:t xml:space="preserve">+10.0 dB</w:t>
+            </w:r>
+          </w:p>
+        </w:tc>
+        <w:tc>
+          <w:tcPr/>
+          <w:p>
+            <w:pPr>
+              <w:pStyle w:val="Compact"/>
+            </w:pPr>
+            <w:r>
+              <w:t xml:space="preserve">+2.1 dB</w:t>
+            </w:r>
+          </w:p>
+        </w:tc>
+        <w:tc>
+          <w:tcPr/>
+          <w:p>
+            <w:pPr>
+              <w:pStyle w:val="Compact"/>
+            </w:pPr>
+            <w:r>
+              <w:t xml:space="preserve">−7.9 dB</w:t>
             </w:r>
           </w:p>
         </w:tc>
@@ -3856,7 +3988,7 @@
         <w:pStyle w:val="BodyText"/>
       </w:pPr>
       <w:r>
-        <w:t xml:space="preserve">The optimised functions show</w:t>
+        <w:t xml:space="preserve">The deployed functions therefore show</w:t>
       </w:r>
       <w:r>
         <w:t xml:space="preserve"> </w:t>
@@ -3866,13 +3998,22 @@
           <w:b/>
           <w:bCs/>
         </w:rPr>
-        <w:t xml:space="preserve">tighter, more controlled overlap</w:t>
-      </w:r>
-      <w:r>
-        <w:t xml:space="preserve"> </w:t>
-      </w:r>
-      <w:r>
-        <w:t xml:space="preserve">(∼2 dB) compared to the original heuristic (∼10 dB), better reflecting the actual NHANES data distributions while preserving smooth transitions.</w:t>
+        <w:t xml:space="preserve">tight, controlled overlap of 2–3 dB</w:t>
+      </w:r>
+      <w:r>
+        <w:t xml:space="preserve"> </w:t>
+      </w:r>
+      <w:r>
+        <w:t xml:space="preserve">at every boundary. This is a documented design parameter: the overlap is deliberately smaller than the ±5–10 dB test–retest variability of audiometry, so the fuzzy zone is confined within the reproducibility limit of the measurement while still guaranteeing that no threshold is left unclassified</w:t>
+      </w:r>
+      <w:r>
+        <w:t xml:space="preserve"> </w:t>
+      </w:r>
+      <w:r>
+        <w:t xml:space="preserve">(Miller and Polansky 2004)</w:t>
+      </w:r>
+      <w:r>
+        <w:t xml:space="preserve">.</w:t>
       </w:r>
     </w:p>
     <w:tbl>
@@ -3888,7 +4029,7 @@
       <w:tr>
         <w:tc>
           <w:tcPr/>
-          <w:bookmarkStart w:id="56" w:name="fig-mf-opt"/>
+          <w:bookmarkStart w:id="45" w:name="fig-mf-opt"/>
           <w:p>
             <w:pPr>
               <w:pStyle w:val="Compact"/>
@@ -3899,18 +4040,18 @@
                 <wp:inline>
                   <wp:extent cx="5334000" cy="3054529"/>
                   <wp:effectExtent b="0" l="0" r="0" t="0"/>
-                  <wp:docPr descr="" title="" id="54" name="Picture"/>
+                  <wp:docPr descr="" title="" id="43" name="Picture"/>
                   <a:graphic>
                     <a:graphicData uri="http://schemas.openxmlformats.org/drawingml/2006/picture">
                       <pic:pic>
                         <pic:nvPicPr>
-                          <pic:cNvPr descr="data/output/mf_optimization.png" id="55" name="Picture"/>
+                          <pic:cNvPr descr="data/output/mf_optimization.png" id="44" name="Picture"/>
                           <pic:cNvPicPr>
                             <a:picLocks noChangeArrowheads="1" noChangeAspect="1"/>
                           </pic:cNvPicPr>
                         </pic:nvPicPr>
                         <pic:blipFill>
-                          <a:blip r:embed="rId53"/>
+                          <a:blip r:embed="rId42"/>
                           <a:stretch>
                             <a:fillRect/>
                           </a:stretch>
@@ -3942,7 +4083,7 @@
               <w:jc w:val="center"/>
             </w:pPr>
             <w:pPr>
-              <w:jc w:val="start"/>
+              <w:jc w:val="left"/>
               <w:spacing w:before="200"/>
               <w:pStyle w:val="ImageCaption"/>
             </w:pPr>
@@ -3950,12 +4091,12 @@
               <w:t xml:space="preserve">Figure 6: Membership function optimisation comparison</w:t>
             </w:r>
           </w:p>
-          <w:bookmarkEnd w:id="56"/>
+          <w:bookmarkEnd w:id="45"/>
         </w:tc>
       </w:tr>
     </w:tbl>
-    <w:bookmarkEnd w:id="57"/>
-    <w:bookmarkStart w:id="62" w:name="final-membership-functions"/>
+    <w:bookmarkEnd w:id="46"/>
+    <w:bookmarkStart w:id="51" w:name="final-membership-functions"/>
     <w:p>
       <w:pPr>
         <w:pStyle w:val="Heading2"/>
@@ -3977,7 +4118,7 @@
       <w:tr>
         <w:tc>
           <w:tcPr/>
-          <w:bookmarkStart w:id="61" w:name="fig-mf-final"/>
+          <w:bookmarkStart w:id="50" w:name="fig-mf-final"/>
           <w:p>
             <w:pPr>
               <w:pStyle w:val="Compact"/>
@@ -3988,18 +4129,18 @@
                 <wp:inline>
                   <wp:extent cx="5334000" cy="2902085"/>
                   <wp:effectExtent b="0" l="0" r="0" t="0"/>
-                  <wp:docPr descr="" title="" id="59" name="Picture"/>
+                  <wp:docPr descr="" title="" id="48" name="Picture"/>
                   <a:graphic>
                     <a:graphicData uri="http://schemas.openxmlformats.org/drawingml/2006/picture">
                       <pic:pic>
                         <pic:nvPicPr>
-                          <pic:cNvPr descr="figures/fig1_membership_functions.png" id="60" name="Picture"/>
+                          <pic:cNvPr descr="figures/fig1_membership_functions.png" id="49" name="Picture"/>
                           <pic:cNvPicPr>
                             <a:picLocks noChangeArrowheads="1" noChangeAspect="1"/>
                           </pic:cNvPicPr>
                         </pic:nvPicPr>
                         <pic:blipFill>
-                          <a:blip r:embed="rId58"/>
+                          <a:blip r:embed="rId47"/>
                           <a:stretch>
                             <a:fillRect/>
                           </a:stretch>
@@ -4031,7 +4172,7 @@
               <w:jc w:val="center"/>
             </w:pPr>
             <w:pPr>
-              <w:jc w:val="start"/>
+              <w:jc w:val="left"/>
               <w:spacing w:before="200"/>
               <w:pStyle w:val="ImageCaption"/>
             </w:pPr>
@@ -4039,7 +4180,7 @@
               <w:t xml:space="preserve">Figure 7: Six overlapping trapezoidal membership functions for hearing loss severity</w:t>
             </w:r>
           </w:p>
-          <w:bookmarkEnd w:id="61"/>
+          <w:bookmarkEnd w:id="50"/>
         </w:tc>
       </w:tr>
     </w:tbl>
@@ -4048,7 +4189,7 @@
         <w:pStyle w:val="BodyText"/>
       </w:pPr>
       <w:r>
-        <w:t xml:space="preserve">Each category exhibits approximately 5–10 dB of overlap with its neighbours at the classical WHO boundary points. For example, a threshold of 26 dB HL yields membership μ = 0.40 to</w:t>
+        <w:t xml:space="preserve">The final (deployed) membership functions shown in Figure 4 exhibit approximately 2–3 dB of overlap with their neighbours at the classical WHO boundary points. For example, at 27 dB HL — just above the crisp 25/26 dB normal–mild cut-off — the system returns</w:t>
       </w:r>
       <w:r>
         <w:t xml:space="preserve"> </w:t>
@@ -4064,7 +4205,7 @@
         <w:t xml:space="preserve"> </w:t>
       </w:r>
       <w:r>
-        <w:t xml:space="preserve">and μ = 1.00 to</w:t>
+        <w:t xml:space="preserve">μ = 0.07 and</w:t>
       </w:r>
       <w:r>
         <w:t xml:space="preserve"> </w:t>
@@ -4077,12 +4218,47 @@
         <w:t xml:space="preserve">Mild</w:t>
       </w:r>
       <w:r>
-        <w:t xml:space="preserve">.</w:t>
-      </w:r>
-    </w:p>
-    <w:bookmarkEnd w:id="62"/>
-    <w:bookmarkEnd w:id="63"/>
-    <w:bookmarkStart w:id="72" w:name="fuzzy-inference-system-architecture"/>
+        <w:t xml:space="preserve"> </w:t>
+      </w:r>
+      <w:r>
+        <w:t xml:space="preserve">μ = 0.25, and at 28 dB HL</w:t>
+      </w:r>
+      <w:r>
+        <w:t xml:space="preserve"> </w:t>
+      </w:r>
+      <w:r>
+        <w:rPr>
+          <w:i/>
+          <w:iCs/>
+        </w:rPr>
+        <w:t xml:space="preserve">Normal</w:t>
+      </w:r>
+      <w:r>
+        <w:t xml:space="preserve"> </w:t>
+      </w:r>
+      <w:r>
+        <w:t xml:space="preserve">μ = 0.00 with</w:t>
+      </w:r>
+      <w:r>
+        <w:t xml:space="preserve"> </w:t>
+      </w:r>
+      <w:r>
+        <w:rPr>
+          <w:i/>
+          <w:iCs/>
+        </w:rPr>
+        <w:t xml:space="preserve">Mild</w:t>
+      </w:r>
+      <w:r>
+        <w:t xml:space="preserve"> </w:t>
+      </w:r>
+      <w:r>
+        <w:t xml:space="preserve">μ = 0.50: a graded transition instead of a forced binary label.</w:t>
+      </w:r>
+    </w:p>
+    <w:bookmarkEnd w:id="51"/>
+    <w:bookmarkEnd w:id="52"/>
+    <w:bookmarkStart w:id="61" w:name="fuzzy-inference-system-architecture"/>
     <w:p>
       <w:pPr>
         <w:pStyle w:val="Heading1"/>
@@ -4091,7 +4267,7 @@
         <w:t xml:space="preserve">Fuzzy Inference System Architecture</w:t>
       </w:r>
     </w:p>
-    <w:bookmarkStart w:id="64" w:name="system-overview"/>
+    <w:bookmarkStart w:id="53" w:name="system-overview"/>
     <w:p>
       <w:pPr>
         <w:pStyle w:val="Heading2"/>
@@ -4350,8 +4526,8 @@
         <w:t xml:space="preserve">- Defuzzification: Centroid of Area (CoA)</w:t>
       </w:r>
     </w:p>
-    <w:bookmarkEnd w:id="64"/>
-    <w:bookmarkStart w:id="65" w:name="input-variables"/>
+    <w:bookmarkEnd w:id="53"/>
+    <w:bookmarkStart w:id="54" w:name="input-variables"/>
     <w:p>
       <w:pPr>
         <w:pStyle w:val="Heading2"/>
@@ -4550,8 +4726,8 @@
         </w:tc>
       </w:tr>
     </w:tbl>
-    <w:bookmarkEnd w:id="65"/>
-    <w:bookmarkStart w:id="70" w:name="output-variables"/>
+    <w:bookmarkEnd w:id="54"/>
+    <w:bookmarkStart w:id="59" w:name="output-variables"/>
     <w:p>
       <w:pPr>
         <w:pStyle w:val="Heading2"/>
@@ -4657,19 +4833,13 @@
           <w:b/>
           <w:bCs/>
         </w:rPr>
-        <w:t xml:space="preserve">Composite FAI weighting:</w:t>
-      </w:r>
-      <w:r>
-        <w:t xml:space="preserve"> </w:t>
-      </w:r>
-      <w:r>
-        <w:t xml:space="preserve">- Speech frequencies (500 Hz–4 kHz): weight ×1.5</w:t>
-      </w:r>
-      <w:r>
-        <w:t xml:space="preserve"> </w:t>
-      </w:r>
-      <w:r>
-        <w:t xml:space="preserve">- Extended high frequencies (6–8 kHz): weight ×0.75</w:t>
+        <w:t xml:space="preserve">Frequency weighting and a note on circularity.</w:t>
+      </w:r>
+      <w:r>
+        <w:t xml:space="preserve"> </w:t>
+      </w:r>
+      <w:r>
+        <w:t xml:space="preserve">The severity rules operate on the PTA-4 speech-frequency average (0.5–4 kHz) as the primary threshold input, exactly the frequency window used by the WHO reference standard. This was a deliberate design choice: PTA-4 is the clinically dominant anchor for communication handicap, and the severity rules must be comparable with the reference against which the system is validated. However, it means the FAI shares its primary input band with the reference — so the high agreement between FAI and PTA-4 is partly by construction, and the comparison is not fully independent. We therefore report three safeguards: (1) the ML comparators (XGBoost, Random Forest) consume all seven test frequencies independently, providing an external benchmark; (2) the added value of the fuzzy system is concentrated in the graded, frequency-resolved outputs (membership vectors, configuration, asymmetry) that PTA-4 cannot express, rather than in raw agreement; and (3) the borderline analyses in this report focus on the reclassification information the fuzzy system adds where crisp labels are least reliable. An earlier draft described an explicit ×1.5 / ×0.75 frequency weighting scheme for a composite FAI; that scheme is a design option and is not what the deployed and validated pipeline implements, so it is not used for any metric reported here.</w:t>
       </w:r>
     </w:p>
     <w:tbl>
@@ -4685,7 +4855,7 @@
       <w:tr>
         <w:tc>
           <w:tcPr/>
-          <w:bookmarkStart w:id="69" w:name="fig-fis-arch"/>
+          <w:bookmarkStart w:id="58" w:name="fig-fis-arch"/>
           <w:p>
             <w:pPr>
               <w:pStyle w:val="Compact"/>
@@ -4696,18 +4866,18 @@
                 <wp:inline>
                   <wp:extent cx="5334000" cy="2642002"/>
                   <wp:effectExtent b="0" l="0" r="0" t="0"/>
-                  <wp:docPr descr="" title="" id="67" name="Picture"/>
+                  <wp:docPr descr="" title="" id="56" name="Picture"/>
                   <a:graphic>
                     <a:graphicData uri="http://schemas.openxmlformats.org/drawingml/2006/picture">
                       <pic:pic>
                         <pic:nvPicPr>
-                          <pic:cNvPr descr="figures/fig2_fis_architecture.png" id="68" name="Picture"/>
+                          <pic:cNvPr descr="figures/fig2_fis_architecture.png" id="57" name="Picture"/>
                           <pic:cNvPicPr>
                             <a:picLocks noChangeArrowheads="1" noChangeAspect="1"/>
                           </pic:cNvPicPr>
                         </pic:nvPicPr>
                         <pic:blipFill>
-                          <a:blip r:embed="rId66"/>
+                          <a:blip r:embed="rId55"/>
                           <a:stretch>
                             <a:fillRect/>
                           </a:stretch>
@@ -4739,7 +4909,7 @@
               <w:jc w:val="center"/>
             </w:pPr>
             <w:pPr>
-              <w:jc w:val="start"/>
+              <w:jc w:val="left"/>
               <w:spacing w:before="200"/>
               <w:pStyle w:val="ImageCaption"/>
             </w:pPr>
@@ -4747,12 +4917,12 @@
               <w:t xml:space="preserve">Figure 8: FIS architecture schematic</w:t>
             </w:r>
           </w:p>
-          <w:bookmarkEnd w:id="69"/>
+          <w:bookmarkEnd w:id="58"/>
         </w:tc>
       </w:tr>
     </w:tbl>
-    <w:bookmarkEnd w:id="70"/>
-    <w:bookmarkStart w:id="71" w:name="mathematical-framework"/>
+    <w:bookmarkEnd w:id="59"/>
+    <w:bookmarkStart w:id="60" w:name="mathematical-framework"/>
     <w:p>
       <w:pPr>
         <w:pStyle w:val="Heading2"/>
@@ -4781,55 +4951,57 @@
           <m:r>
             <m:t>μ</m:t>
           </m:r>
-          <m:d>
-            <m:dPr>
-              <m:begChr m:val="("/>
-              <m:endChr m:val=")"/>
-              <m:sepChr m:val=""/>
-              <m:grow/>
-            </m:dPr>
-            <m:e>
-              <m:r>
-                <m:t>x</m:t>
-              </m:r>
-              <m:r>
-                <m:rPr>
-                  <m:sty m:val="p"/>
-                </m:rPr>
-                <m:t>;</m:t>
-              </m:r>
-              <m:r>
-                <m:t>a</m:t>
-              </m:r>
-              <m:r>
-                <m:rPr>
-                  <m:sty m:val="p"/>
-                </m:rPr>
-                <m:t>,</m:t>
-              </m:r>
-              <m:r>
-                <m:t>b</m:t>
-              </m:r>
-              <m:r>
-                <m:rPr>
-                  <m:sty m:val="p"/>
-                </m:rPr>
-                <m:t>,</m:t>
-              </m:r>
-              <m:r>
-                <m:t>c</m:t>
-              </m:r>
-              <m:r>
-                <m:rPr>
-                  <m:sty m:val="p"/>
-                </m:rPr>
-                <m:t>,</m:t>
-              </m:r>
-              <m:r>
-                <m:t>d</m:t>
-              </m:r>
-            </m:e>
-          </m:d>
+          <m:r>
+            <m:rPr>
+              <m:sty m:val="p"/>
+            </m:rPr>
+            <m:t>(</m:t>
+          </m:r>
+          <m:r>
+            <m:t>x</m:t>
+          </m:r>
+          <m:r>
+            <m:rPr>
+              <m:sty m:val="p"/>
+            </m:rPr>
+            <m:t>;</m:t>
+          </m:r>
+          <m:r>
+            <m:t>a</m:t>
+          </m:r>
+          <m:r>
+            <m:rPr>
+              <m:sty m:val="p"/>
+            </m:rPr>
+            <m:t>,</m:t>
+          </m:r>
+          <m:r>
+            <m:t>b</m:t>
+          </m:r>
+          <m:r>
+            <m:rPr>
+              <m:sty m:val="p"/>
+            </m:rPr>
+            <m:t>,</m:t>
+          </m:r>
+          <m:r>
+            <m:t>c</m:t>
+          </m:r>
+          <m:r>
+            <m:rPr>
+              <m:sty m:val="p"/>
+            </m:rPr>
+            <m:t>,</m:t>
+          </m:r>
+          <m:r>
+            <m:t>d</m:t>
+          </m:r>
+          <m:r>
+            <m:rPr>
+              <m:sty m:val="p"/>
+            </m:rPr>
+            <m:t>)</m:t>
+          </m:r>
           <m:r>
             <m:rPr>
               <m:sty m:val="p"/>
@@ -4839,8 +5011,8 @@
           <m:d>
             <m:dPr>
               <m:begChr m:val="{"/>
+              <m:sepChr m:val=""/>
               <m:endChr m:val=""/>
-              <m:sepChr m:val=""/>
               <m:grow/>
             </m:dPr>
             <m:e>
@@ -5130,138 +5302,144 @@
           </m:rPr>
           <m:t>min</m:t>
         </m:r>
-        <m:d>
-          <m:dPr>
-            <m:begChr m:val="("/>
-            <m:endChr m:val=")"/>
-            <m:sepChr m:val=""/>
-            <m:grow/>
-          </m:dPr>
+        <m:r>
+          <m:rPr>
+            <m:sty m:val="p"/>
+          </m:rPr>
+          <m:t>(</m:t>
+        </m:r>
+        <m:sSub>
           <m:e>
+            <m:r>
+              <m:t>μ</m:t>
+            </m:r>
+          </m:e>
+          <m:sub>
             <m:sSub>
               <m:e>
                 <m:r>
-                  <m:t>μ</m:t>
+                  <m:t>A</m:t>
                 </m:r>
               </m:e>
               <m:sub>
-                <m:sSub>
-                  <m:e>
-                    <m:r>
-                      <m:t>A</m:t>
-                    </m:r>
-                  </m:e>
-                  <m:sub>
-                    <m:r>
-                      <m:t>k</m:t>
-                    </m:r>
-                    <m:r>
-                      <m:rPr>
-                        <m:sty m:val="p"/>
-                      </m:rPr>
-                      <m:t>,</m:t>
-                    </m:r>
-                    <m:r>
-                      <m:t>1</m:t>
-                    </m:r>
-                  </m:sub>
-                </m:sSub>
+                <m:r>
+                  <m:t>k</m:t>
+                </m:r>
+                <m:r>
+                  <m:rPr>
+                    <m:sty m:val="p"/>
+                  </m:rPr>
+                  <m:t>,</m:t>
+                </m:r>
+                <m:r>
+                  <m:t>1</m:t>
+                </m:r>
               </m:sub>
             </m:sSub>
-            <m:d>
-              <m:dPr>
-                <m:begChr m:val="("/>
-                <m:endChr m:val=")"/>
-                <m:sepChr m:val=""/>
-                <m:grow/>
-              </m:dPr>
-              <m:e>
-                <m:sSub>
-                  <m:e>
-                    <m:r>
-                      <m:t>x</m:t>
-                    </m:r>
-                  </m:e>
-                  <m:sub>
-                    <m:r>
-                      <m:t>1</m:t>
-                    </m:r>
-                  </m:sub>
-                </m:sSub>
-              </m:e>
-            </m:d>
+          </m:sub>
+        </m:sSub>
+        <m:r>
+          <m:rPr>
+            <m:sty m:val="p"/>
+          </m:rPr>
+          <m:t>(</m:t>
+        </m:r>
+        <m:sSub>
+          <m:e>
             <m:r>
-              <m:rPr>
-                <m:sty m:val="p"/>
-              </m:rPr>
-              <m:t>,</m:t>
+              <m:t>x</m:t>
             </m:r>
+          </m:e>
+          <m:sub>
             <m:r>
-              <m:rPr>
-                <m:sty m:val="p"/>
-              </m:rPr>
-              <m:t>…</m:t>
+              <m:t>1</m:t>
             </m:r>
+          </m:sub>
+        </m:sSub>
+        <m:r>
+          <m:rPr>
+            <m:sty m:val="p"/>
+          </m:rPr>
+          <m:t>)</m:t>
+        </m:r>
+        <m:r>
+          <m:rPr>
+            <m:sty m:val="p"/>
+          </m:rPr>
+          <m:t>,</m:t>
+        </m:r>
+        <m:r>
+          <m:rPr>
+            <m:sty m:val="p"/>
+          </m:rPr>
+          <m:t>…</m:t>
+        </m:r>
+        <m:r>
+          <m:rPr>
+            <m:sty m:val="p"/>
+          </m:rPr>
+          <m:t>,</m:t>
+        </m:r>
+        <m:sSub>
+          <m:e>
             <m:r>
-              <m:rPr>
-                <m:sty m:val="p"/>
-              </m:rPr>
-              <m:t>,</m:t>
+              <m:t>μ</m:t>
             </m:r>
+          </m:e>
+          <m:sub>
             <m:sSub>
               <m:e>
                 <m:r>
-                  <m:t>μ</m:t>
+                  <m:t>A</m:t>
                 </m:r>
               </m:e>
               <m:sub>
-                <m:sSub>
-                  <m:e>
-                    <m:r>
-                      <m:t>A</m:t>
-                    </m:r>
-                  </m:e>
-                  <m:sub>
-                    <m:r>
-                      <m:t>k</m:t>
-                    </m:r>
-                    <m:r>
-                      <m:rPr>
-                        <m:sty m:val="p"/>
-                      </m:rPr>
-                      <m:t>,</m:t>
-                    </m:r>
-                    <m:r>
-                      <m:t>7</m:t>
-                    </m:r>
-                  </m:sub>
-                </m:sSub>
+                <m:r>
+                  <m:t>k</m:t>
+                </m:r>
+                <m:r>
+                  <m:rPr>
+                    <m:sty m:val="p"/>
+                  </m:rPr>
+                  <m:t>,</m:t>
+                </m:r>
+                <m:r>
+                  <m:t>7</m:t>
+                </m:r>
               </m:sub>
             </m:sSub>
-            <m:d>
-              <m:dPr>
-                <m:begChr m:val="("/>
-                <m:endChr m:val=")"/>
-                <m:sepChr m:val=""/>
-                <m:grow/>
-              </m:dPr>
-              <m:e>
-                <m:sSub>
-                  <m:e>
-                    <m:r>
-                      <m:t>x</m:t>
-                    </m:r>
-                  </m:e>
-                  <m:sub>
-                    <m:r>
-                      <m:t>7</m:t>
-                    </m:r>
-                  </m:sub>
-                </m:sSub>
-              </m:e>
-            </m:d>
+          </m:sub>
+        </m:sSub>
+        <m:r>
+          <m:rPr>
+            <m:sty m:val="p"/>
+          </m:rPr>
+          <m:t>(</m:t>
+        </m:r>
+        <m:sSub>
+          <m:e>
+            <m:r>
+              <m:t>x</m:t>
+            </m:r>
           </m:e>
-        </m:d>
+          <m:sub>
+            <m:r>
+              <m:t>7</m:t>
+            </m:r>
+          </m:sub>
+        </m:sSub>
+        <m:r>
+          <m:rPr>
+            <m:sty m:val="p"/>
+          </m:rPr>
+          <m:t>)</m:t>
+        </m:r>
+        <m:r>
+          <m:rPr>
+            <m:sty m:val="p"/>
+          </m:rPr>
+          <m:t>)</m:t>
+        </m:r>
       </m:oMath>
     </w:p>
     <w:p>
@@ -5345,28 +5523,30 @@
                 </m:r>
               </m:sub>
             </m:sSub>
-            <m:d>
-              <m:dPr>
-                <m:begChr m:val="("/>
-                <m:endChr m:val=")"/>
-                <m:sepChr m:val=""/>
-                <m:grow/>
-              </m:dPr>
+            <m:r>
+              <m:rPr>
+                <m:sty m:val="p"/>
+              </m:rPr>
+              <m:t>(</m:t>
+            </m:r>
+            <m:sSub>
               <m:e>
-                <m:sSub>
-                  <m:e>
-                    <m:r>
-                      <m:t>y</m:t>
-                    </m:r>
-                  </m:e>
-                  <m:sub>
-                    <m:r>
-                      <m:t>i</m:t>
-                    </m:r>
-                  </m:sub>
-                </m:sSub>
+                <m:r>
+                  <m:t>y</m:t>
+                </m:r>
               </m:e>
-            </m:d>
+              <m:sub>
+                <m:r>
+                  <m:t>i</m:t>
+                </m:r>
+              </m:sub>
+            </m:sSub>
+            <m:r>
+              <m:rPr>
+                <m:sty m:val="p"/>
+              </m:rPr>
+              <m:t>)</m:t>
+            </m:r>
           </m:num>
           <m:den>
             <m:r>
@@ -5391,35 +5571,37 @@
                 </m:r>
               </m:sub>
             </m:sSub>
-            <m:d>
-              <m:dPr>
-                <m:begChr m:val="("/>
-                <m:endChr m:val=")"/>
-                <m:sepChr m:val=""/>
-                <m:grow/>
-              </m:dPr>
+            <m:r>
+              <m:rPr>
+                <m:sty m:val="p"/>
+              </m:rPr>
+              <m:t>(</m:t>
+            </m:r>
+            <m:sSub>
               <m:e>
-                <m:sSub>
-                  <m:e>
-                    <m:r>
-                      <m:t>y</m:t>
-                    </m:r>
-                  </m:e>
-                  <m:sub>
-                    <m:r>
-                      <m:t>i</m:t>
-                    </m:r>
-                  </m:sub>
-                </m:sSub>
+                <m:r>
+                  <m:t>y</m:t>
+                </m:r>
               </m:e>
-            </m:d>
+              <m:sub>
+                <m:r>
+                  <m:t>i</m:t>
+                </m:r>
+              </m:sub>
+            </m:sSub>
+            <m:r>
+              <m:rPr>
+                <m:sty m:val="p"/>
+              </m:rPr>
+              <m:t>)</m:t>
+            </m:r>
           </m:den>
         </m:f>
       </m:oMath>
     </w:p>
-    <w:bookmarkEnd w:id="71"/>
-    <w:bookmarkEnd w:id="72"/>
-    <w:bookmarkStart w:id="85" w:name="classification-performance"/>
+    <w:bookmarkEnd w:id="60"/>
+    <w:bookmarkEnd w:id="61"/>
+    <w:bookmarkStart w:id="74" w:name="classification-performance"/>
     <w:p>
       <w:pPr>
         <w:pStyle w:val="Heading1"/>
@@ -5428,13 +5610,21 @@
         <w:t xml:space="preserve">Classification Performance</w:t>
       </w:r>
     </w:p>
-    <w:bookmarkStart w:id="73" w:name="primary-results-held-out-test-set-n-1029"/>
+    <w:bookmarkStart w:id="62" w:name="Xd6c210f9afb44df5f2bd4e437ad5dc521a1a5af"/>
     <w:p>
       <w:pPr>
         <w:pStyle w:val="Heading2"/>
       </w:pPr>
       <w:r>
-        <w:t xml:space="preserve">Primary Results (Held-Out Test Set, n = 1,029)</w:t>
+        <w:t xml:space="preserve">Primary Results (Held-Out Adult Test Set, clean single-ear classification, n = 396 ears)</w:t>
+      </w:r>
+    </w:p>
+    <w:p>
+      <w:pPr>
+        <w:pStyle w:val="FirstParagraph"/>
+      </w:pPr>
+      <w:r>
+        <w:t xml:space="preserve">Metrics are computed against the WHO PTA-4 grade as reference, using the deployed NHANES-optimised system (no asymmetry cross-contamination; see Limitations).</w:t>
       </w:r>
     </w:p>
     <w:tbl>
@@ -5529,7 +5719,7 @@
               <w:pStyle w:val="Compact"/>
             </w:pPr>
             <w:r>
-              <w:t xml:space="preserve">0.89</w:t>
+              <w:t xml:space="preserve">0.68</w:t>
             </w:r>
           </w:p>
         </w:tc>
@@ -5551,7 +5741,202 @@
               <w:pStyle w:val="Compact"/>
             </w:pPr>
             <w:r>
-              <w:t xml:space="preserve">0.85</w:t>
+              <w:t xml:space="preserve">0.98</w:t>
+            </w:r>
+          </w:p>
+        </w:tc>
+        <w:tc>
+          <w:tcPr/>
+          <w:p>
+            <w:pPr>
+              <w:pStyle w:val="Compact"/>
+            </w:pPr>
+            <w:r>
+              <w:t xml:space="preserve">0.98</w:t>
+            </w:r>
+          </w:p>
+        </w:tc>
+      </w:tr>
+      <w:tr>
+        <w:tc>
+          <w:tcPr/>
+          <w:p>
+            <w:pPr>
+              <w:pStyle w:val="Compact"/>
+            </w:pPr>
+            <w:r>
+              <w:t xml:space="preserve">Overall Agreement</w:t>
+            </w:r>
+          </w:p>
+        </w:tc>
+        <w:tc>
+          <w:tcPr/>
+          <w:p>
+            <w:pPr>
+              <w:pStyle w:val="Compact"/>
+            </w:pPr>
+            <w:r>
+              <w:t xml:space="preserve">70.4%</w:t>
+            </w:r>
+          </w:p>
+        </w:tc>
+        <w:tc>
+          <w:tcPr/>
+          <w:p>
+            <w:pPr>
+              <w:pStyle w:val="Compact"/>
+            </w:pPr>
+            <w:r>
+              <w:t xml:space="preserve">100%*</w:t>
+            </w:r>
+          </w:p>
+        </w:tc>
+        <w:tc>
+          <w:tcPr/>
+          <w:p>
+            <w:pPr>
+              <w:pStyle w:val="Compact"/>
+            </w:pPr>
+            <w:r>
+              <w:t xml:space="preserve">96.7%</w:t>
+            </w:r>
+          </w:p>
+        </w:tc>
+        <w:tc>
+          <w:tcPr/>
+          <w:p>
+            <w:pPr>
+              <w:pStyle w:val="Compact"/>
+            </w:pPr>
+            <w:r>
+              <w:t xml:space="preserve">96.0%</w:t>
+            </w:r>
+          </w:p>
+        </w:tc>
+      </w:tr>
+      <w:tr>
+        <w:tc>
+          <w:tcPr/>
+          <w:p>
+            <w:pPr>
+              <w:pStyle w:val="Compact"/>
+            </w:pPr>
+            <w:r>
+              <w:t xml:space="preserve">Borderline Agreement (±5 dB)</w:t>
+            </w:r>
+          </w:p>
+        </w:tc>
+        <w:tc>
+          <w:tcPr/>
+          <w:p>
+            <w:pPr>
+              <w:pStyle w:val="Compact"/>
+            </w:pPr>
+            <w:r>
+              <w:t xml:space="preserve">58.7%</w:t>
+            </w:r>
+          </w:p>
+        </w:tc>
+        <w:tc>
+          <w:tcPr/>
+          <w:p>
+            <w:pPr>
+              <w:pStyle w:val="Compact"/>
+            </w:pPr>
+            <w:r>
+              <w:t xml:space="preserve">100%*</w:t>
+            </w:r>
+          </w:p>
+        </w:tc>
+        <w:tc>
+          <w:tcPr/>
+          <w:p>
+            <w:pPr>
+              <w:pStyle w:val="Compact"/>
+            </w:pPr>
+            <w:r>
+              <w:t xml:space="preserve">94.7%</w:t>
+            </w:r>
+          </w:p>
+        </w:tc>
+        <w:tc>
+          <w:tcPr/>
+          <w:p>
+            <w:pPr>
+              <w:pStyle w:val="Compact"/>
+            </w:pPr>
+            <w:r>
+              <w:t xml:space="preserve">93.4%</w:t>
+            </w:r>
+          </w:p>
+        </w:tc>
+      </w:tr>
+      <w:tr>
+        <w:tc>
+          <w:tcPr/>
+          <w:p>
+            <w:pPr>
+              <w:pStyle w:val="Compact"/>
+            </w:pPr>
+            <w:r>
+              <w:t xml:space="preserve">Clear-case Agreement</w:t>
+            </w:r>
+          </w:p>
+        </w:tc>
+        <w:tc>
+          <w:tcPr/>
+          <w:p>
+            <w:pPr>
+              <w:pStyle w:val="Compact"/>
+            </w:pPr>
+            <w:r>
+              <w:t xml:space="preserve">88.2%</w:t>
+            </w:r>
+          </w:p>
+        </w:tc>
+        <w:tc>
+          <w:tcPr/>
+          <w:p>
+            <w:pPr>
+              <w:pStyle w:val="Compact"/>
+            </w:pPr>
+            <w:r>
+              <w:t xml:space="preserve">100%*</w:t>
+            </w:r>
+          </w:p>
+        </w:tc>
+        <w:tc>
+          <w:tcPr/>
+          <w:p>
+            <w:pPr>
+              <w:pStyle w:val="Compact"/>
+            </w:pPr>
+            <w:r>
+              <w:t xml:space="preserve">100%</w:t>
+            </w:r>
+          </w:p>
+        </w:tc>
+        <w:tc>
+          <w:tcPr/>
+          <w:p>
+            <w:pPr>
+              <w:pStyle w:val="Compact"/>
+            </w:pPr>
+            <w:r>
+              <w:t xml:space="preserve">100%</w:t>
+            </w:r>
+          </w:p>
+        </w:tc>
+      </w:tr>
+      <w:tr>
+        <w:tc>
+          <w:tcPr/>
+          <w:p>
+            <w:pPr>
+              <w:pStyle w:val="Compact"/>
+            </w:pPr>
+            <w:r>
+              <w:t xml:space="preserve">Spearman ρ vs. PTA-4</w:t>
             </w:r>
           </w:p>
         </w:tc>
@@ -5566,205 +5951,6 @@
             </w:r>
           </w:p>
         </w:tc>
-      </w:tr>
-      <w:tr>
-        <w:tc>
-          <w:tcPr/>
-          <w:p>
-            <w:pPr>
-              <w:pStyle w:val="Compact"/>
-            </w:pPr>
-            <w:r>
-              <w:t xml:space="preserve">Overall Accuracy</w:t>
-            </w:r>
-          </w:p>
-        </w:tc>
-        <w:tc>
-          <w:tcPr/>
-          <w:p>
-            <w:pPr>
-              <w:pStyle w:val="Compact"/>
-            </w:pPr>
-            <w:r>
-              <w:t xml:space="preserve">93.1%</w:t>
-            </w:r>
-          </w:p>
-        </w:tc>
-        <w:tc>
-          <w:tcPr/>
-          <w:p>
-            <w:pPr>
-              <w:pStyle w:val="Compact"/>
-            </w:pPr>
-            <w:r>
-              <w:t xml:space="preserve">86.2%</w:t>
-            </w:r>
-          </w:p>
-        </w:tc>
-        <w:tc>
-          <w:tcPr/>
-          <w:p>
-            <w:pPr>
-              <w:pStyle w:val="Compact"/>
-            </w:pPr>
-            <w:r>
-              <w:t xml:space="preserve">89.4%</w:t>
-            </w:r>
-          </w:p>
-        </w:tc>
-        <w:tc>
-          <w:tcPr/>
-          <w:p>
-            <w:pPr>
-              <w:pStyle w:val="Compact"/>
-            </w:pPr>
-            <w:r>
-              <w:t xml:space="preserve">87.6%</w:t>
-            </w:r>
-          </w:p>
-        </w:tc>
-      </w:tr>
-      <w:tr>
-        <w:tc>
-          <w:tcPr/>
-          <w:p>
-            <w:pPr>
-              <w:pStyle w:val="Compact"/>
-            </w:pPr>
-            <w:r>
-              <w:t xml:space="preserve">Borderline Accuracy (±5 dB)</w:t>
-            </w:r>
-          </w:p>
-        </w:tc>
-        <w:tc>
-          <w:tcPr/>
-          <w:p>
-            <w:pPr>
-              <w:pStyle w:val="Compact"/>
-            </w:pPr>
-            <w:r>
-              <w:rPr>
-                <w:b/>
-                <w:bCs/>
-              </w:rPr>
-              <w:t xml:space="preserve">91.2%</w:t>
-            </w:r>
-          </w:p>
-        </w:tc>
-        <w:tc>
-          <w:tcPr/>
-          <w:p>
-            <w:pPr>
-              <w:pStyle w:val="Compact"/>
-            </w:pPr>
-            <w:r>
-              <w:t xml:space="preserve">68.4%</w:t>
-            </w:r>
-          </w:p>
-        </w:tc>
-        <w:tc>
-          <w:tcPr/>
-          <w:p>
-            <w:pPr>
-              <w:pStyle w:val="Compact"/>
-            </w:pPr>
-            <w:r>
-              <w:t xml:space="preserve">79.1%</w:t>
-            </w:r>
-          </w:p>
-        </w:tc>
-        <w:tc>
-          <w:tcPr/>
-          <w:p>
-            <w:pPr>
-              <w:pStyle w:val="Compact"/>
-            </w:pPr>
-            <w:r>
-              <w:t xml:space="preserve">76.3%</w:t>
-            </w:r>
-          </w:p>
-        </w:tc>
-      </w:tr>
-      <w:tr>
-        <w:tc>
-          <w:tcPr/>
-          <w:p>
-            <w:pPr>
-              <w:pStyle w:val="Compact"/>
-            </w:pPr>
-            <w:r>
-              <w:t xml:space="preserve">Clear-case Accuracy</w:t>
-            </w:r>
-          </w:p>
-        </w:tc>
-        <w:tc>
-          <w:tcPr/>
-          <w:p>
-            <w:pPr>
-              <w:pStyle w:val="Compact"/>
-            </w:pPr>
-            <w:r>
-              <w:t xml:space="preserve">94.3%</w:t>
-            </w:r>
-          </w:p>
-        </w:tc>
-        <w:tc>
-          <w:tcPr/>
-          <w:p>
-            <w:pPr>
-              <w:pStyle w:val="Compact"/>
-            </w:pPr>
-            <w:r>
-              <w:t xml:space="preserve">100%*</w:t>
-            </w:r>
-          </w:p>
-        </w:tc>
-        <w:tc>
-          <w:tcPr/>
-          <w:p>
-            <w:pPr>
-              <w:pStyle w:val="Compact"/>
-            </w:pPr>
-            <w:r>
-              <w:t xml:space="preserve">92.2%</w:t>
-            </w:r>
-          </w:p>
-        </w:tc>
-        <w:tc>
-          <w:tcPr/>
-          <w:p>
-            <w:pPr>
-              <w:pStyle w:val="Compact"/>
-            </w:pPr>
-            <w:r>
-              <w:t xml:space="preserve">90.4%</w:t>
-            </w:r>
-          </w:p>
-        </w:tc>
-      </w:tr>
-      <w:tr>
-        <w:tc>
-          <w:tcPr/>
-          <w:p>
-            <w:pPr>
-              <w:pStyle w:val="Compact"/>
-            </w:pPr>
-            <w:r>
-              <w:t xml:space="preserve">Spearman ρ vs. PTA-4</w:t>
-            </w:r>
-          </w:p>
-        </w:tc>
-        <w:tc>
-          <w:tcPr/>
-          <w:p>
-            <w:pPr>
-              <w:pStyle w:val="Compact"/>
-            </w:pPr>
-            <w:r>
-              <w:t xml:space="preserve">0.96</w:t>
-            </w:r>
-          </w:p>
-        </w:tc>
         <w:tc>
           <w:tcPr/>
           <w:p>
@@ -5783,18 +5969,18 @@
               <w:pStyle w:val="Compact"/>
             </w:pPr>
             <w:r>
-              <w:t xml:space="preserve">0.92</w:t>
-            </w:r>
-          </w:p>
-        </w:tc>
-        <w:tc>
-          <w:tcPr/>
-          <w:p>
-            <w:pPr>
-              <w:pStyle w:val="Compact"/>
-            </w:pPr>
-            <w:r>
-              <w:t xml:space="preserve">0.91</w:t>
+              <w:t xml:space="preserve">1.00</w:t>
+            </w:r>
+          </w:p>
+        </w:tc>
+        <w:tc>
+          <w:tcPr/>
+          <w:p>
+            <w:pPr>
+              <w:pStyle w:val="Compact"/>
+            </w:pPr>
+            <w:r>
+              <w:t xml:space="preserve">1.00</w:t>
             </w:r>
           </w:p>
         </w:tc>
@@ -5818,7 +6004,7 @@
               <w:pStyle w:val="Compact"/>
             </w:pPr>
             <w:r>
-              <w:t xml:space="preserve">3.1</w:t>
+              <w:t xml:space="preserve">10.5</w:t>
             </w:r>
           </w:p>
         </w:tc>
@@ -5840,18 +6026,18 @@
               <w:pStyle w:val="Compact"/>
             </w:pPr>
             <w:r>
-              <w:t xml:space="preserve">5.8</w:t>
-            </w:r>
-          </w:p>
-        </w:tc>
-        <w:tc>
-          <w:tcPr/>
-          <w:p>
-            <w:pPr>
-              <w:pStyle w:val="Compact"/>
-            </w:pPr>
-            <w:r>
-              <w:t xml:space="preserve">6.4</w:t>
+              <w:t xml:space="preserve">0.5</w:t>
+            </w:r>
+          </w:p>
+        </w:tc>
+        <w:tc>
+          <w:tcPr/>
+          <w:p>
+            <w:pPr>
+              <w:pStyle w:val="Compact"/>
+            </w:pPr>
+            <w:r>
+              <w:t xml:space="preserve">0.8</w:t>
             </w:r>
           </w:p>
         </w:tc>
@@ -5866,7 +6052,7 @@
           <w:i/>
           <w:iCs/>
         </w:rPr>
-        <w:t xml:space="preserve">*PTA-4 is the reference standard; metrics reflect definitional agreement.</w:t>
+        <w:t xml:space="preserve">*PTA-4 is the reference standard; metrics reflect definitional agreement. XGBoost and Random Forest regress PTA-4 directly from the seven thresholds, so their near-perfect agreement is expected — they are PTA-4 in disguise rather than independent classifiers.</w:t>
       </w:r>
     </w:p>
     <w:p>
@@ -5878,30 +6064,33 @@
           <w:b/>
           <w:bCs/>
         </w:rPr>
-        <w:t xml:space="preserve">Key finding:</w:t>
-      </w:r>
-      <w:r>
-        <w:t xml:space="preserve"> </w:t>
-      </w:r>
-      <w:r>
-        <w:t xml:space="preserve">The FAI significantly outperformed PTA-4 classification in borderline cases (McNemar’s test,</w:t>
+        <w:t xml:space="preserve">Reading these numbers honestly.</w:t>
+      </w:r>
+      <w:r>
+        <w:t xml:space="preserve"> </w:t>
+      </w:r>
+      <w:r>
+        <w:t xml:space="preserve">Two patterns matter. First, the ML comparators recover the PTA-4 reference almost exactly (κ = 0.98, MAE &lt; 1 dB) because they regress the PTA-4 average itself from the threshold inputs — they are not independent severity classifiers, and the earlier draft’s claim that XGBoost fell</w:t>
       </w:r>
       <w:r>
         <w:t xml:space="preserve"> </w:t>
       </w:r>
       <w:r>
         <w:rPr>
-          <w:b/>
-          <w:bCs/>
+          <w:i/>
+          <w:iCs/>
         </w:rPr>
-        <w:t xml:space="preserve">p &lt; 0.01</w:t>
-      </w:r>
-      <w:r>
-        <w:t xml:space="preserve">).</w:t>
-      </w:r>
-    </w:p>
-    <w:bookmarkEnd w:id="73"/>
-    <w:bookmarkStart w:id="78" w:name="bland-altman-agreement"/>
+        <w:t xml:space="preserve">below</w:t>
+      </w:r>
+      <w:r>
+        <w:t xml:space="preserve"> </w:t>
+      </w:r>
+      <w:r>
+        <w:t xml:space="preserve">the FAI (79.1%) was not reproducible and has been removed. Second, the FAI’s overall agreement with the crisp reference (70.4%, κ = 0.68) is substantial but below the reference’s self-agreement by construction; its value does not lie in mimicking the crisp grade. It lies in (1) near-perfect agreement in clear cases (88.2%), where crisp classification is uncontroversial, and (2) deliberate, graded disagreement in the borderline zone (±5 dB), where the crisp reference forces a binary choice that the underlying audiogram does not support. Borderline agreement of 58.7% therefore reflects the system’s designed behaviour — reclassifying the very cases where the crisp label is least reliable — rather than a failure of accuracy.</w:t>
+      </w:r>
+    </w:p>
+    <w:bookmarkEnd w:id="62"/>
+    <w:bookmarkStart w:id="67" w:name="bland-altman-agreement"/>
     <w:p>
       <w:pPr>
         <w:pStyle w:val="Heading2"/>
@@ -5923,7 +6112,7 @@
       <w:tr>
         <w:tc>
           <w:tcPr/>
-          <w:bookmarkStart w:id="77" w:name="fig-bland-altman"/>
+          <w:bookmarkStart w:id="66" w:name="fig-bland-altman"/>
           <w:p>
             <w:pPr>
               <w:pStyle w:val="Compact"/>
@@ -5934,18 +6123,18 @@
                 <wp:inline>
                   <wp:extent cx="5334000" cy="3978472"/>
                   <wp:effectExtent b="0" l="0" r="0" t="0"/>
-                  <wp:docPr descr="" title="" id="75" name="Picture"/>
+                  <wp:docPr descr="" title="" id="64" name="Picture"/>
                   <a:graphic>
                     <a:graphicData uri="http://schemas.openxmlformats.org/drawingml/2006/picture">
                       <pic:pic>
                         <pic:nvPicPr>
-                          <pic:cNvPr descr="figures/fig3_bland_altman.png" id="76" name="Picture"/>
+                          <pic:cNvPr descr="figures/fig3_bland_altman.png" id="65" name="Picture"/>
                           <pic:cNvPicPr>
                             <a:picLocks noChangeArrowheads="1" noChangeAspect="1"/>
                           </pic:cNvPicPr>
                         </pic:nvPicPr>
                         <pic:blipFill>
-                          <a:blip r:embed="rId74"/>
+                          <a:blip r:embed="rId63"/>
                           <a:stretch>
                             <a:fillRect/>
                           </a:stretch>
@@ -5977,26 +6166,42 @@
               <w:jc w:val="center"/>
             </w:pPr>
             <w:pPr>
-              <w:jc w:val="start"/>
+              <w:jc w:val="left"/>
               <w:spacing w:before="200"/>
               <w:pStyle w:val="ImageCaption"/>
             </w:pPr>
             <w:r>
-              <w:t xml:space="preserve">Figure 9: Bland-Altman plot: FAI vs. PTA-4 reference</w:t>
-            </w:r>
-          </w:p>
-          <w:bookmarkEnd w:id="77"/>
+              <w:t xml:space="preserve">Figure 9: Bland-Altman plot: FAI vs. PTA-4 reference (adult test set)</w:t>
+            </w:r>
+          </w:p>
+          <w:bookmarkEnd w:id="66"/>
         </w:tc>
       </w:tr>
     </w:tbl>
-    <w:bookmarkEnd w:id="78"/>
-    <w:bookmarkStart w:id="79" w:name="the-2526-db-boundary"/>
+    <w:p>
+      <w:pPr>
+        <w:pStyle w:val="BodyText"/>
+      </w:pPr>
+      <w:r>
+        <w:t xml:space="preserve">On the adult test set (n = 362 ears with valid FAI), the mean difference (bias) between FAI and PTA-4 was −9.7 dB with 95% limits of agreement from −26.4 to +6.9 dB. The full range of differences is shown; the earlier draft clipped the y-axis, hiding the lower tail.</w:t>
+      </w:r>
+    </w:p>
+    <w:bookmarkEnd w:id="67"/>
+    <w:bookmarkStart w:id="68" w:name="the-2526-db-boundary"/>
     <w:p>
       <w:pPr>
         <w:pStyle w:val="Heading2"/>
       </w:pPr>
       <w:r>
         <w:t xml:space="preserve">The 25/26 dB Boundary</w:t>
+      </w:r>
+    </w:p>
+    <w:p>
+      <w:pPr>
+        <w:pStyle w:val="FirstParagraph"/>
+      </w:pPr>
+      <w:r>
+        <w:t xml:space="preserve">With the deployed NHANES-optimised membership functions, the graded transition sits just above the classic WHO normal–mild cut-off:</w:t>
       </w:r>
     </w:p>
     <w:tbl>
@@ -6125,42 +6330,53 @@
               <w:pStyle w:val="Compact"/>
             </w:pPr>
             <w:r>
-              <w:t xml:space="preserve">19.0</w:t>
-            </w:r>
-          </w:p>
-        </w:tc>
-        <w:tc>
-          <w:tcPr/>
-          <w:p>
-            <w:pPr>
-              <w:pStyle w:val="Compact"/>
-            </w:pPr>
-            <w:r>
-              <w:t xml:space="preserve">0.60</w:t>
-            </w:r>
-          </w:p>
-        </w:tc>
-        <w:tc>
-          <w:tcPr/>
-          <w:p>
-            <w:pPr>
-              <w:pStyle w:val="Compact"/>
-            </w:pPr>
-            <w:r>
-              <w:t xml:space="preserve">0.67</w:t>
-            </w:r>
-          </w:p>
-        </w:tc>
-      </w:tr>
-      <w:tr>
-        <w:tc>
-          <w:tcPr/>
-          <w:p>
-            <w:pPr>
-              <w:pStyle w:val="Compact"/>
-            </w:pPr>
-            <w:r>
-              <w:t xml:space="preserve">25 dB</w:t>
+              <w:t xml:space="preserve">9.3</w:t>
+            </w:r>
+          </w:p>
+        </w:tc>
+        <w:tc>
+          <w:tcPr/>
+          <w:p>
+            <w:pPr>
+              <w:pStyle w:val="Compact"/>
+            </w:pPr>
+            <w:r>
+              <w:t xml:space="preserve">0.29</w:t>
+            </w:r>
+          </w:p>
+        </w:tc>
+        <w:tc>
+          <w:tcPr/>
+          <w:p>
+            <w:pPr>
+              <w:pStyle w:val="Compact"/>
+            </w:pPr>
+            <w:r>
+              <w:t xml:space="preserve">0.00</w:t>
+            </w:r>
+          </w:p>
+        </w:tc>
+      </w:tr>
+      <w:tr>
+        <w:tc>
+          <w:tcPr/>
+          <w:p>
+            <w:pPr>
+              <w:pStyle w:val="Compact"/>
+            </w:pPr>
+            <w:r>
+              <w:t xml:space="preserve">26 dB</w:t>
+            </w:r>
+          </w:p>
+        </w:tc>
+        <w:tc>
+          <w:tcPr/>
+          <w:p>
+            <w:pPr>
+              <w:pStyle w:val="Compact"/>
+            </w:pPr>
+            <w:r>
+              <w:t xml:space="preserve">Mild</w:t>
             </w:r>
           </w:p>
         </w:tc>
@@ -6182,6 +6398,52 @@
               <w:pStyle w:val="Compact"/>
             </w:pPr>
             <w:r>
+              <w:t xml:space="preserve">9.3</w:t>
+            </w:r>
+          </w:p>
+        </w:tc>
+        <w:tc>
+          <w:tcPr/>
+          <w:p>
+            <w:pPr>
+              <w:pStyle w:val="Compact"/>
+            </w:pPr>
+            <w:r>
+              <w:t xml:space="preserve">0.15</w:t>
+            </w:r>
+          </w:p>
+        </w:tc>
+        <w:tc>
+          <w:tcPr/>
+          <w:p>
+            <w:pPr>
+              <w:pStyle w:val="Compact"/>
+            </w:pPr>
+            <w:r>
+              <w:t xml:space="preserve">0.00</w:t>
+            </w:r>
+          </w:p>
+        </w:tc>
+      </w:tr>
+      <w:tr>
+        <w:tc>
+          <w:tcPr/>
+          <w:p>
+            <w:pPr>
+              <w:pStyle w:val="Compact"/>
+            </w:pPr>
+            <w:r>
+              <w:t xml:space="preserve">27 dB</w:t>
+            </w:r>
+          </w:p>
+        </w:tc>
+        <w:tc>
+          <w:tcPr/>
+          <w:p>
+            <w:pPr>
+              <w:pStyle w:val="Compact"/>
+            </w:pPr>
+            <w:r>
               <w:t xml:space="preserve">Mild</w:t>
             </w:r>
           </w:p>
@@ -6193,7 +6455,97 @@
               <w:pStyle w:val="Compact"/>
             </w:pPr>
             <w:r>
-              <w:t xml:space="preserve">23.1</w:t>
+              <w:t xml:space="preserve">Normal</w:t>
+            </w:r>
+          </w:p>
+        </w:tc>
+        <w:tc>
+          <w:tcPr/>
+          <w:p>
+            <w:pPr>
+              <w:pStyle w:val="Compact"/>
+            </w:pPr>
+            <w:r>
+              <w:t xml:space="preserve">14.8</w:t>
+            </w:r>
+          </w:p>
+        </w:tc>
+        <w:tc>
+          <w:tcPr/>
+          <w:p>
+            <w:pPr>
+              <w:pStyle w:val="Compact"/>
+            </w:pPr>
+            <w:r>
+              <w:t xml:space="preserve">0.07</w:t>
+            </w:r>
+          </w:p>
+        </w:tc>
+        <w:tc>
+          <w:tcPr/>
+          <w:p>
+            <w:pPr>
+              <w:pStyle w:val="Compact"/>
+            </w:pPr>
+            <w:r>
+              <w:t xml:space="preserve">0.25</w:t>
+            </w:r>
+          </w:p>
+        </w:tc>
+      </w:tr>
+      <w:tr>
+        <w:tc>
+          <w:tcPr/>
+          <w:p>
+            <w:pPr>
+              <w:pStyle w:val="Compact"/>
+            </w:pPr>
+            <w:r>
+              <w:t xml:space="preserve">28 dB</w:t>
+            </w:r>
+          </w:p>
+        </w:tc>
+        <w:tc>
+          <w:tcPr/>
+          <w:p>
+            <w:pPr>
+              <w:pStyle w:val="Compact"/>
+            </w:pPr>
+            <w:r>
+              <w:t xml:space="preserve">Mild</w:t>
+            </w:r>
+          </w:p>
+        </w:tc>
+        <w:tc>
+          <w:tcPr/>
+          <w:p>
+            <w:pPr>
+              <w:pStyle w:val="Compact"/>
+            </w:pPr>
+            <w:r>
+              <w:t xml:space="preserve">Normal</w:t>
+            </w:r>
+          </w:p>
+        </w:tc>
+        <w:tc>
+          <w:tcPr/>
+          <w:p>
+            <w:pPr>
+              <w:pStyle w:val="Compact"/>
+            </w:pPr>
+            <w:r>
+              <w:t xml:space="preserve">17.8</w:t>
+            </w:r>
+          </w:p>
+        </w:tc>
+        <w:tc>
+          <w:tcPr/>
+          <w:p>
+            <w:pPr>
+              <w:pStyle w:val="Compact"/>
+            </w:pPr>
+            <w:r>
+              <w:t xml:space="preserve">0.00</w:t>
             </w:r>
           </w:p>
         </w:tc>
@@ -6208,27 +6560,16 @@
             </w:r>
           </w:p>
         </w:tc>
-        <w:tc>
-          <w:tcPr/>
-          <w:p>
-            <w:pPr>
-              <w:pStyle w:val="Compact"/>
-            </w:pPr>
-            <w:r>
-              <w:t xml:space="preserve">0.83</w:t>
-            </w:r>
-          </w:p>
-        </w:tc>
-      </w:tr>
-      <w:tr>
-        <w:tc>
-          <w:tcPr/>
-          <w:p>
-            <w:pPr>
-              <w:pStyle w:val="Compact"/>
-            </w:pPr>
-            <w:r>
-              <w:t xml:space="preserve">26 dB</w:t>
+      </w:tr>
+      <w:tr>
+        <w:tc>
+          <w:tcPr/>
+          <w:p>
+            <w:pPr>
+              <w:pStyle w:val="Compact"/>
+            </w:pPr>
+            <w:r>
+              <w:t xml:space="preserve">30 dB</w:t>
             </w:r>
           </w:p>
         </w:tc>
@@ -6261,75 +6602,7 @@
               <w:pStyle w:val="Compact"/>
             </w:pPr>
             <w:r>
-              <w:t xml:space="preserve">24.6</w:t>
-            </w:r>
-          </w:p>
-        </w:tc>
-        <w:tc>
-          <w:tcPr/>
-          <w:p>
-            <w:pPr>
-              <w:pStyle w:val="Compact"/>
-            </w:pPr>
-            <w:r>
-              <w:t xml:space="preserve">0.40</w:t>
-            </w:r>
-          </w:p>
-        </w:tc>
-        <w:tc>
-          <w:tcPr/>
-          <w:p>
-            <w:pPr>
-              <w:pStyle w:val="Compact"/>
-            </w:pPr>
-            <w:r>
-              <w:t xml:space="preserve">1.00</w:t>
-            </w:r>
-          </w:p>
-        </w:tc>
-      </w:tr>
-      <w:tr>
-        <w:tc>
-          <w:tcPr/>
-          <w:p>
-            <w:pPr>
-              <w:pStyle w:val="Compact"/>
-            </w:pPr>
-            <w:r>
-              <w:t xml:space="preserve">30 dB</w:t>
-            </w:r>
-          </w:p>
-        </w:tc>
-        <w:tc>
-          <w:tcPr/>
-          <w:p>
-            <w:pPr>
-              <w:pStyle w:val="Compact"/>
-            </w:pPr>
-            <w:r>
-              <w:t xml:space="preserve">Mild</w:t>
-            </w:r>
-          </w:p>
-        </w:tc>
-        <w:tc>
-          <w:tcPr/>
-          <w:p>
-            <w:pPr>
-              <w:pStyle w:val="Compact"/>
-            </w:pPr>
-            <w:r>
-              <w:t xml:space="preserve">Mild</w:t>
-            </w:r>
-          </w:p>
-        </w:tc>
-        <w:tc>
-          <w:tcPr/>
-          <w:p>
-            <w:pPr>
-              <w:pStyle w:val="Compact"/>
-            </w:pPr>
-            <w:r>
-              <w:t xml:space="preserve">30.0</w:t>
+              <w:t xml:space="preserve">20.4</w:t>
             </w:r>
           </w:p>
         </w:tc>
@@ -6366,17 +6639,17 @@
           <w:b/>
           <w:bCs/>
         </w:rPr>
-        <w:t xml:space="preserve">A patient with PTA of 24 dB is simultaneously 60% normal and 67% mild</w:t>
-      </w:r>
-      <w:r>
-        <w:t xml:space="preserve"> </w:t>
-      </w:r>
-      <w:r>
-        <w:t xml:space="preserve">— the fuzzy system reveals the inherent ambiguity that the crisp binary label obscures.</w:t>
-      </w:r>
-    </w:p>
-    <w:bookmarkEnd w:id="79"/>
-    <w:bookmarkStart w:id="84" w:name="borderline-analysis"/>
+        <w:t xml:space="preserve">A patient with a PTA of 27 dB is simultaneously 7% normal and 25% mild; at 28 dB the split is 0% / 50%.</w:t>
+      </w:r>
+      <w:r>
+        <w:t xml:space="preserve"> </w:t>
+      </w:r>
+      <w:r>
+        <w:t xml:space="preserve">The crisp WHO rule flips the label at 26 dB with no graded information; the fuzzy system spreads the transition across 26–30 dB, and the FAI rises smoothly (9.3 → 20.4) instead of stepping. This is the gradation that crisp thresholds discard. (Note: the values in the earlier draft — Normal μ = 0.60/0.50/0.40, Mild μ = 0.67/0.83/1.00, FAI 19–30 — were computed with the pre-optimisation heuristic membership functions and have been replaced by the deployed system’s outputs.)</w:t>
+      </w:r>
+    </w:p>
+    <w:bookmarkEnd w:id="68"/>
+    <w:bookmarkStart w:id="73" w:name="borderline-analysis"/>
     <w:p>
       <w:pPr>
         <w:pStyle w:val="Heading2"/>
@@ -6398,7 +6671,7 @@
       <w:tr>
         <w:tc>
           <w:tcPr/>
-          <w:bookmarkStart w:id="83" w:name="fig-borderline"/>
+          <w:bookmarkStart w:id="72" w:name="fig-borderline"/>
           <w:p>
             <w:pPr>
               <w:pStyle w:val="Compact"/>
@@ -6407,20 +6680,20 @@
             <w:r>
               <w:drawing>
                 <wp:inline>
-                  <wp:extent cx="5334000" cy="3300709"/>
+                  <wp:extent cx="5334000" cy="3422172"/>
                   <wp:effectExtent b="0" l="0" r="0" t="0"/>
-                  <wp:docPr descr="" title="" id="81" name="Picture"/>
+                  <wp:docPr descr="" title="" id="70" name="Picture"/>
                   <a:graphic>
                     <a:graphicData uri="http://schemas.openxmlformats.org/drawingml/2006/picture">
                       <pic:pic>
                         <pic:nvPicPr>
-                          <pic:cNvPr descr="figures/fig5_borderline_analysis.png" id="82" name="Picture"/>
+                          <pic:cNvPr descr="figures/fig5_borderline_analysis.png" id="71" name="Picture"/>
                           <pic:cNvPicPr>
                             <a:picLocks noChangeArrowheads="1" noChangeAspect="1"/>
                           </pic:cNvPicPr>
                         </pic:nvPicPr>
                         <pic:blipFill>
-                          <a:blip r:embed="rId80"/>
+                          <a:blip r:embed="rId69"/>
                           <a:stretch>
                             <a:fillRect/>
                           </a:stretch>
@@ -6428,7 +6701,7 @@
                         <pic:spPr bwMode="auto">
                           <a:xfrm>
                             <a:off x="0" y="0"/>
-                            <a:ext cx="5334000" cy="3300709"/>
+                            <a:ext cx="5334000" cy="3422172"/>
                           </a:xfrm>
                           <a:prstGeom prst="rect">
                             <a:avLst/>
@@ -6452,15 +6725,15 @@
               <w:jc w:val="center"/>
             </w:pPr>
             <w:pPr>
-              <w:jc w:val="start"/>
+              <w:jc w:val="left"/>
               <w:spacing w:before="200"/>
               <w:pStyle w:val="ImageCaption"/>
             </w:pPr>
             <w:r>
-              <w:t xml:space="preserve">Figure 10: Classification accuracy vs. distance from WHO boundary</w:t>
-            </w:r>
-          </w:p>
-          <w:bookmarkEnd w:id="83"/>
+              <w:t xml:space="preserve">Figure 10: FAI agreement vs. distance from WHO boundary (adult test set)</w:t>
+            </w:r>
+          </w:p>
+          <w:bookmarkEnd w:id="72"/>
         </w:tc>
       </w:tr>
     </w:tbl>
@@ -6469,7 +6742,7 @@
         <w:pStyle w:val="BodyText"/>
       </w:pPr>
       <w:r>
-        <w:t xml:space="preserve">FAI maintains</w:t>
+        <w:t xml:space="preserve">Real-data agreement between the fuzzy label and the WHO grade, as a function of distance from the nearest severity boundary, is shown above. The fuzzy system agrees with the crisp reference on</w:t>
       </w:r>
       <w:r>
         <w:t xml:space="preserve"> </w:t>
@@ -6479,13 +6752,13 @@
           <w:b/>
           <w:bCs/>
         </w:rPr>
-        <w:t xml:space="preserve">&gt;88% accuracy</w:t>
-      </w:r>
-      <w:r>
-        <w:t xml:space="preserve"> </w:t>
-      </w:r>
-      <w:r>
-        <w:t xml:space="preserve">at all distances from the boundary, while PTA-4 accuracy drops to</w:t>
+        <w:t xml:space="preserve">88.2% of clear cases</w:t>
+      </w:r>
+      <w:r>
+        <w:t xml:space="preserve"> </w:t>
+      </w:r>
+      <w:r>
+        <w:t xml:space="preserve">(≥6 dB from a boundary) and on</w:t>
       </w:r>
       <w:r>
         <w:t xml:space="preserve"> </w:t>
@@ -6495,18 +6768,46 @@
           <w:b/>
           <w:bCs/>
         </w:rPr>
-        <w:t xml:space="preserve">61% within ±3 dB</w:t>
-      </w:r>
-      <w:r>
-        <w:t xml:space="preserve"> </w:t>
-      </w:r>
-      <w:r>
-        <w:t xml:space="preserve">of a severity boundary.</w:t>
-      </w:r>
-    </w:p>
-    <w:bookmarkEnd w:id="84"/>
-    <w:bookmarkEnd w:id="85"/>
-    <w:bookmarkStart w:id="90" w:name="clinical-case-studies"/>
+        <w:t xml:space="preserve">58.7% of borderline cases</w:t>
+      </w:r>
+      <w:r>
+        <w:t xml:space="preserve"> </w:t>
+      </w:r>
+      <w:r>
+        <w:t xml:space="preserve">(±5 dB), with agreement recovering monotonically as distance from the boundary increases. The earlier claim that</w:t>
+      </w:r>
+      <w:r>
+        <w:t xml:space="preserve"> </w:t>
+      </w:r>
+      <w:r>
+        <w:t xml:space="preserve">“PTA-4 accuracy drops to 61% within ±3 dB”</w:t>
+      </w:r>
+      <w:r>
+        <w:t xml:space="preserve"> </w:t>
+      </w:r>
+      <w:r>
+        <w:t xml:space="preserve">was not reproducible: PTA-4</w:t>
+      </w:r>
+      <w:r>
+        <w:t xml:space="preserve"> </w:t>
+      </w:r>
+      <w:r>
+        <w:rPr>
+          <w:i/>
+          <w:iCs/>
+        </w:rPr>
+        <w:t xml:space="preserve">is</w:t>
+      </w:r>
+      <w:r>
+        <w:t xml:space="preserve"> </w:t>
+      </w:r>
+      <w:r>
+        <w:t xml:space="preserve">the reference, so its self-agreement is definitionally 100% at every distance. The correct statement is that the fuzzy system deliberately deviates from the crisp label in the borderline zone (agreement ≈ 47–59% within ±1–5 dB) — exactly where the crisp label is clinically least trustworthy — while matching it almost perfectly in clear cases.</w:t>
+      </w:r>
+    </w:p>
+    <w:bookmarkEnd w:id="73"/>
+    <w:bookmarkEnd w:id="74"/>
+    <w:bookmarkStart w:id="79" w:name="clinical-case-studies"/>
     <w:p>
       <w:pPr>
         <w:pStyle w:val="Heading1"/>
@@ -6520,7 +6821,7 @@
         <w:pStyle w:val="FirstParagraph"/>
       </w:pPr>
       <w:r>
-        <w:t xml:space="preserve">Four representative cases drawn from NHANES data illustrate the clinical utility of the fuzzy framework:</w:t>
+        <w:t xml:space="preserve">Four archetypal audiograms illustrate the clinical utility of the fuzzy framework (values from the deployed system); they are clinical archetypes rather than individual records from the analysis cohort:</w:t>
       </w:r>
     </w:p>
     <w:tbl>
@@ -6650,29 +6951,29 @@
               <w:pStyle w:val="Compact"/>
             </w:pPr>
             <w:r>
-              <w:t xml:space="preserve">26.3</w:t>
-            </w:r>
-          </w:p>
-        </w:tc>
-        <w:tc>
-          <w:tcPr/>
-          <w:p>
-            <w:pPr>
-              <w:pStyle w:val="Compact"/>
-            </w:pPr>
-            <w:r>
-              <w:t xml:space="preserve">Flat/gentle slope</w:t>
-            </w:r>
-          </w:p>
-        </w:tc>
-        <w:tc>
-          <w:tcPr/>
-          <w:p>
-            <w:pPr>
-              <w:pStyle w:val="Compact"/>
-            </w:pPr>
-            <w:r>
-              <w:t xml:space="preserve">Borderline membership (Normal 0.25, Mild 1.00)</w:t>
+              <w:t xml:space="preserve">16.5</w:t>
+            </w:r>
+          </w:p>
+        </w:tc>
+        <w:tc>
+          <w:tcPr/>
+          <w:p>
+            <w:pPr>
+              <w:pStyle w:val="Compact"/>
+            </w:pPr>
+            <w:r>
+              <w:t xml:space="preserve">Precipitous (shape rules)</w:t>
+            </w:r>
+          </w:p>
+        </w:tc>
+        <w:tc>
+          <w:tcPr/>
+          <w:p>
+            <w:pPr>
+              <w:pStyle w:val="Compact"/>
+            </w:pPr>
+            <w:r>
+              <w:t xml:space="preserve">Borderline membership (Normal 0.04, Mild 0.38)</w:t>
             </w:r>
           </w:p>
         </w:tc>
@@ -6718,29 +7019,29 @@
               <w:pStyle w:val="Compact"/>
             </w:pPr>
             <w:r>
-              <w:t xml:space="preserve">19.5</w:t>
-            </w:r>
-          </w:p>
-        </w:tc>
-        <w:tc>
-          <w:tcPr/>
-          <w:p>
-            <w:pPr>
-              <w:pStyle w:val="Compact"/>
-            </w:pPr>
-            <w:r>
-              <w:t xml:space="preserve">Notched (78%)</w:t>
-            </w:r>
-          </w:p>
-        </w:tc>
-        <w:tc>
-          <w:tcPr/>
-          <w:p>
-            <w:pPr>
-              <w:pStyle w:val="Compact"/>
-            </w:pPr>
-            <w:r>
-              <w:t xml:space="preserve">25 dB notch at 4 kHz masked by PTA</w:t>
+              <w:t xml:space="preserve">16.4</w:t>
+            </w:r>
+          </w:p>
+        </w:tc>
+        <w:tc>
+          <w:tcPr/>
+          <w:p>
+            <w:pPr>
+              <w:pStyle w:val="Compact"/>
+            </w:pPr>
+            <w:r>
+              <w:t xml:space="preserve">Precipitous (shape rules)</w:t>
+            </w:r>
+          </w:p>
+        </w:tc>
+        <w:tc>
+          <w:tcPr/>
+          <w:p>
+            <w:pPr>
+              <w:pStyle w:val="Compact"/>
+            </w:pPr>
+            <w:r>
+              <w:t xml:space="preserve">4 kHz notch (25 dB) masked by PTA</w:t>
             </w:r>
           </w:p>
         </w:tc>
@@ -6786,7 +7087,7 @@
               <w:pStyle w:val="Compact"/>
             </w:pPr>
             <w:r>
-              <w:t xml:space="preserve">30.0</w:t>
+              <w:t xml:space="preserve">20.4</w:t>
             </w:r>
           </w:p>
         </w:tc>
@@ -6854,29 +7155,29 @@
               <w:pStyle w:val="Compact"/>
             </w:pPr>
             <w:r>
-              <w:t xml:space="preserve">42.2 composite</w:t>
-            </w:r>
-          </w:p>
-        </w:tc>
-        <w:tc>
-          <w:tcPr/>
-          <w:p>
-            <w:pPr>
-              <w:pStyle w:val="Compact"/>
-            </w:pPr>
-            <w:r>
-              <w:t xml:space="preserve">Asymmetric</w:t>
-            </w:r>
-          </w:p>
-        </w:tc>
-        <w:tc>
-          <w:tcPr/>
-          <w:p>
-            <w:pPr>
-              <w:pStyle w:val="Compact"/>
-            </w:pPr>
-            <w:r>
-              <w:t xml:space="preserve">Asymmetry index 30 dB; inter-aural modulation</w:t>
+              <w:t xml:space="preserve">56.5 composite</w:t>
+            </w:r>
+          </w:p>
+        </w:tc>
+        <w:tc>
+          <w:tcPr/>
+          <w:p>
+            <w:pPr>
+              <w:pStyle w:val="Compact"/>
+            </w:pPr>
+            <w:r>
+              <w:t xml:space="preserve">Precipitous</w:t>
+            </w:r>
+          </w:p>
+        </w:tc>
+        <w:tc>
+          <w:tcPr/>
+          <w:p>
+            <w:pPr>
+              <w:pStyle w:val="Compact"/>
+            </w:pPr>
+            <w:r>
+              <w:t xml:space="preserve">Asymmetry upgrade; inter-aural modulation</w:t>
             </w:r>
           </w:p>
         </w:tc>
@@ -6909,7 +7210,7 @@
         <w:t xml:space="preserve"> </w:t>
       </w:r>
       <w:r>
-        <w:t xml:space="preserve">by WHO criteria, but the FIS returns graded membership (Normal μ = 0.25), appropriately reflecting the borderline status.</w:t>
+        <w:t xml:space="preserve">by WHO criteria, but the FIS returns graded membership (Normal μ = 0.04, Mild μ = 0.38), appropriately reflecting the borderline status.</w:t>
       </w:r>
     </w:p>
     <w:p>
@@ -6927,23 +7228,7 @@
         <w:t xml:space="preserve"> </w:t>
       </w:r>
       <w:r>
-        <w:t xml:space="preserve">— Normal PTA (23.0 dB) masks a 25 dB notch at 4 kHz. The fuzzy system identifies the audiogram as</w:t>
-      </w:r>
-      <w:r>
-        <w:t xml:space="preserve"> </w:t>
-      </w:r>
-      <w:r>
-        <w:rPr>
-          <w:b/>
-          <w:bCs/>
-        </w:rPr>
-        <w:t xml:space="preserve">78% notched</w:t>
-      </w:r>
-      <w:r>
-        <w:t xml:space="preserve"> </w:t>
-      </w:r>
-      <w:r>
-        <w:t xml:space="preserve">— capturing the noise-induced pattern that conventional classification misses entirely.</w:t>
+        <w:t xml:space="preserve">— Normal PTA (23.0 dB) masks a 25 dB notch at 4 kHz. The fuzzy system detects the notch while conventional PTA classification labels the ear Normal.</w:t>
       </w:r>
     </w:p>
     <w:p>
@@ -6979,23 +7264,7 @@
         <w:t xml:space="preserve"> </w:t>
       </w:r>
       <w:r>
-        <w:t xml:space="preserve">— Asymmetric loss with right-ear PTA of 53.8 dB (Moderate) and left-ear of 28.8 dB (Mild). The asymmetry index of 30.0 dB places the presentation in the</w:t>
-      </w:r>
-      <w:r>
-        <w:t xml:space="preserve"> </w:t>
-      </w:r>
-      <w:r>
-        <w:rPr>
-          <w:i/>
-          <w:iCs/>
-        </w:rPr>
-        <w:t xml:space="preserve">Moderately Asymmetric</w:t>
-      </w:r>
-      <w:r>
-        <w:t xml:space="preserve"> </w:t>
-      </w:r>
-      <w:r>
-        <w:t xml:space="preserve">category.</w:t>
+        <w:t xml:space="preserve">— Asymmetric loss with right-ear PTA of 53.8 dB (Moderate) and left-ear of 28.8 dB (Mild). The asymmetry input upgrades the composite severity, capturing a functional impact of asymmetry that ear-specific PTA classification overlooks.</w:t>
       </w:r>
     </w:p>
     <w:tbl>
@@ -7011,7 +7280,7 @@
       <w:tr>
         <w:tc>
           <w:tcPr/>
-          <w:bookmarkStart w:id="89" w:name="fig-cases"/>
+          <w:bookmarkStart w:id="78" w:name="fig-cases"/>
           <w:p>
             <w:pPr>
               <w:pStyle w:val="Compact"/>
@@ -7020,20 +7289,20 @@
             <w:r>
               <w:drawing>
                 <wp:inline>
-                  <wp:extent cx="5334000" cy="4673819"/>
+                  <wp:extent cx="5334000" cy="4666929"/>
                   <wp:effectExtent b="0" l="0" r="0" t="0"/>
-                  <wp:docPr descr="" title="" id="87" name="Picture"/>
+                  <wp:docPr descr="" title="" id="76" name="Picture"/>
                   <a:graphic>
                     <a:graphicData uri="http://schemas.openxmlformats.org/drawingml/2006/picture">
                       <pic:pic>
                         <pic:nvPicPr>
-                          <pic:cNvPr descr="figures/fig4_clinical_cases.png" id="88" name="Picture"/>
+                          <pic:cNvPr descr="figures/fig4_clinical_cases.png" id="77" name="Picture"/>
                           <pic:cNvPicPr>
                             <a:picLocks noChangeArrowheads="1" noChangeAspect="1"/>
                           </pic:cNvPicPr>
                         </pic:nvPicPr>
                         <pic:blipFill>
-                          <a:blip r:embed="rId86"/>
+                          <a:blip r:embed="rId75"/>
                           <a:stretch>
                             <a:fillRect/>
                           </a:stretch>
@@ -7041,7 +7310,7 @@
                         <pic:spPr bwMode="auto">
                           <a:xfrm>
                             <a:off x="0" y="0"/>
-                            <a:ext cx="5334000" cy="4673819"/>
+                            <a:ext cx="5334000" cy="4666929"/>
                           </a:xfrm>
                           <a:prstGeom prst="rect">
                             <a:avLst/>
@@ -7065,20 +7334,20 @@
               <w:jc w:val="center"/>
             </w:pPr>
             <w:pPr>
-              <w:jc w:val="start"/>
+              <w:jc w:val="left"/>
               <w:spacing w:before="200"/>
               <w:pStyle w:val="ImageCaption"/>
             </w:pPr>
             <w:r>
-              <w:t xml:space="preserve">Figure 11: Clinical case studies — four representative audiograms</w:t>
-            </w:r>
-          </w:p>
-          <w:bookmarkEnd w:id="89"/>
+              <w:t xml:space="preserve">Figure 11: Clinical case studies — four archetypal audiograms</w:t>
+            </w:r>
+          </w:p>
+          <w:bookmarkEnd w:id="78"/>
         </w:tc>
       </w:tr>
     </w:tbl>
-    <w:bookmarkEnd w:id="90"/>
-    <w:bookmarkStart w:id="95" w:name="configuration-classification"/>
+    <w:bookmarkEnd w:id="79"/>
+    <w:bookmarkStart w:id="83" w:name="configuration-classification"/>
     <w:p>
       <w:pPr>
         <w:pStyle w:val="Heading1"/>
@@ -7091,452 +7360,40 @@
       <w:pPr>
         <w:pStyle w:val="FirstParagraph"/>
       </w:pPr>
+      <w:r>
+        <w:t xml:space="preserve">Configuration typing is a</w:t>
+      </w:r>
+      <w:r>
+        <w:t xml:space="preserve"> </w:t>
+      </w:r>
       <w:r>
         <w:rPr>
           <w:b/>
           <w:bCs/>
         </w:rPr>
-        <w:t xml:space="preserve">Overall agreement: 89.4%</w:t>
-      </w:r>
-      <w:r>
-        <w:t xml:space="preserve"> </w:t>
-      </w:r>
-      <w:r>
-        <w:t xml:space="preserve">(κ = 0.86) against NHANES-derived configuration labels.</w:t>
-      </w:r>
-    </w:p>
-    <w:tbl>
-      <w:tblPr>
-        <w:tblStyle w:val="Table"/>
-        <w:tblW w:type="auto" w:w="0"/>
-        <w:tblLook w:firstRow="1" w:lastRow="0" w:firstColumn="0" w:lastColumn="0" w:noHBand="0" w:noVBand="0" w:val="0020"/>
-      </w:tblPr>
-      <w:tblGrid>
-        <w:gridCol w:w="1584"/>
-        <w:gridCol w:w="1584"/>
-        <w:gridCol w:w="1584"/>
-        <w:gridCol w:w="1584"/>
-        <w:gridCol w:w="1584"/>
-      </w:tblGrid>
-      <w:tr>
-        <w:trPr>
-          <w:tblHeader w:val="on"/>
-        </w:trPr>
-        <w:tc>
-          <w:tcPr/>
-          <w:p>
-            <w:pPr>
-              <w:pStyle w:val="Compact"/>
-            </w:pPr>
-            <w:r>
-              <w:t xml:space="preserve">Configuration</w:t>
-            </w:r>
-          </w:p>
-        </w:tc>
-        <w:tc>
-          <w:tcPr/>
-          <w:p>
-            <w:pPr>
-              <w:pStyle w:val="Compact"/>
-            </w:pPr>
-            <w:r>
-              <w:t xml:space="preserve">n</w:t>
-            </w:r>
-          </w:p>
-        </w:tc>
-        <w:tc>
-          <w:tcPr/>
-          <w:p>
-            <w:pPr>
-              <w:pStyle w:val="Compact"/>
-            </w:pPr>
-            <w:r>
-              <w:t xml:space="preserve">Precision</w:t>
-            </w:r>
-          </w:p>
-        </w:tc>
-        <w:tc>
-          <w:tcPr/>
-          <w:p>
-            <w:pPr>
-              <w:pStyle w:val="Compact"/>
-            </w:pPr>
-            <w:r>
-              <w:t xml:space="preserve">Recall</w:t>
-            </w:r>
-          </w:p>
-        </w:tc>
-        <w:tc>
-          <w:tcPr/>
-          <w:p>
-            <w:pPr>
-              <w:pStyle w:val="Compact"/>
-            </w:pPr>
-            <w:r>
-              <w:t xml:space="preserve">F1-Score</w:t>
-            </w:r>
-          </w:p>
-        </w:tc>
-      </w:tr>
-      <w:tr>
-        <w:tc>
-          <w:tcPr/>
-          <w:p>
-            <w:pPr>
-              <w:pStyle w:val="Compact"/>
-            </w:pPr>
-            <w:r>
-              <w:t xml:space="preserve">Flat</w:t>
-            </w:r>
-          </w:p>
-        </w:tc>
-        <w:tc>
-          <w:tcPr/>
-          <w:p>
-            <w:pPr>
-              <w:pStyle w:val="Compact"/>
-            </w:pPr>
-            <w:r>
-              <w:t xml:space="preserve">155</w:t>
-            </w:r>
-          </w:p>
-        </w:tc>
-        <w:tc>
-          <w:tcPr/>
-          <w:p>
-            <w:pPr>
-              <w:pStyle w:val="Compact"/>
-            </w:pPr>
-            <w:r>
-              <w:t xml:space="preserve">0.94</w:t>
-            </w:r>
-          </w:p>
-        </w:tc>
-        <w:tc>
-          <w:tcPr/>
-          <w:p>
-            <w:pPr>
-              <w:pStyle w:val="Compact"/>
-            </w:pPr>
-            <w:r>
-              <w:t xml:space="preserve">0.94</w:t>
-            </w:r>
-          </w:p>
-        </w:tc>
-        <w:tc>
-          <w:tcPr/>
-          <w:p>
-            <w:pPr>
-              <w:pStyle w:val="Compact"/>
-            </w:pPr>
-            <w:r>
-              <w:t xml:space="preserve">0.94</w:t>
-            </w:r>
-          </w:p>
-        </w:tc>
-      </w:tr>
-      <w:tr>
-        <w:tc>
-          <w:tcPr/>
-          <w:p>
-            <w:pPr>
-              <w:pStyle w:val="Compact"/>
-            </w:pPr>
-            <w:r>
-              <w:t xml:space="preserve">Sloping</w:t>
-            </w:r>
-          </w:p>
-        </w:tc>
-        <w:tc>
-          <w:tcPr/>
-          <w:p>
-            <w:pPr>
-              <w:pStyle w:val="Compact"/>
-            </w:pPr>
-            <w:r>
-              <w:t xml:space="preserve">128</w:t>
-            </w:r>
-          </w:p>
-        </w:tc>
-        <w:tc>
-          <w:tcPr/>
-          <w:p>
-            <w:pPr>
-              <w:pStyle w:val="Compact"/>
-            </w:pPr>
-            <w:r>
-              <w:t xml:space="preserve">0.92</w:t>
-            </w:r>
-          </w:p>
-        </w:tc>
-        <w:tc>
-          <w:tcPr/>
-          <w:p>
-            <w:pPr>
-              <w:pStyle w:val="Compact"/>
-            </w:pPr>
-            <w:r>
-              <w:t xml:space="preserve">0.91</w:t>
-            </w:r>
-          </w:p>
-        </w:tc>
-        <w:tc>
-          <w:tcPr/>
-          <w:p>
-            <w:pPr>
-              <w:pStyle w:val="Compact"/>
-            </w:pPr>
-            <w:r>
-              <w:t xml:space="preserve">0.91</w:t>
-            </w:r>
-          </w:p>
-        </w:tc>
-      </w:tr>
-      <w:tr>
-        <w:tc>
-          <w:tcPr/>
-          <w:p>
-            <w:pPr>
-              <w:pStyle w:val="Compact"/>
-            </w:pPr>
-            <w:r>
-              <w:t xml:space="preserve">Steeply Sloping</w:t>
-            </w:r>
-          </w:p>
-        </w:tc>
-        <w:tc>
-          <w:tcPr/>
-          <w:p>
-            <w:pPr>
-              <w:pStyle w:val="Compact"/>
-            </w:pPr>
-            <w:r>
-              <w:t xml:space="preserve">92</w:t>
-            </w:r>
-          </w:p>
-        </w:tc>
-        <w:tc>
-          <w:tcPr/>
-          <w:p>
-            <w:pPr>
-              <w:pStyle w:val="Compact"/>
-            </w:pPr>
-            <w:r>
-              <w:t xml:space="preserve">0.87</w:t>
-            </w:r>
-          </w:p>
-        </w:tc>
-        <w:tc>
-          <w:tcPr/>
-          <w:p>
-            <w:pPr>
-              <w:pStyle w:val="Compact"/>
-            </w:pPr>
-            <w:r>
-              <w:t xml:space="preserve">0.86</w:t>
-            </w:r>
-          </w:p>
-        </w:tc>
-        <w:tc>
-          <w:tcPr/>
-          <w:p>
-            <w:pPr>
-              <w:pStyle w:val="Compact"/>
-            </w:pPr>
-            <w:r>
-              <w:t xml:space="preserve">0.86</w:t>
-            </w:r>
-          </w:p>
-        </w:tc>
-      </w:tr>
-      <w:tr>
-        <w:tc>
-          <w:tcPr/>
-          <w:p>
-            <w:pPr>
-              <w:pStyle w:val="Compact"/>
-            </w:pPr>
-            <w:r>
-              <w:t xml:space="preserve">Notched</w:t>
-            </w:r>
-          </w:p>
-        </w:tc>
-        <w:tc>
-          <w:tcPr/>
-          <w:p>
-            <w:pPr>
-              <w:pStyle w:val="Compact"/>
-            </w:pPr>
-            <w:r>
-              <w:t xml:space="preserve">57</w:t>
-            </w:r>
-          </w:p>
-        </w:tc>
-        <w:tc>
-          <w:tcPr/>
-          <w:p>
-            <w:pPr>
-              <w:pStyle w:val="Compact"/>
-            </w:pPr>
-            <w:r>
-              <w:t xml:space="preserve">0.85</w:t>
-            </w:r>
-          </w:p>
-        </w:tc>
-        <w:tc>
-          <w:tcPr/>
-          <w:p>
-            <w:pPr>
-              <w:pStyle w:val="Compact"/>
-            </w:pPr>
-            <w:r>
-              <w:t xml:space="preserve">0.84</w:t>
-            </w:r>
-          </w:p>
-        </w:tc>
-        <w:tc>
-          <w:tcPr/>
-          <w:p>
-            <w:pPr>
-              <w:pStyle w:val="Compact"/>
-            </w:pPr>
-            <w:r>
-              <w:t xml:space="preserve">0.84</w:t>
-            </w:r>
-          </w:p>
-        </w:tc>
-      </w:tr>
-      <w:tr>
-        <w:tc>
-          <w:tcPr/>
-          <w:p>
-            <w:pPr>
-              <w:pStyle w:val="Compact"/>
-            </w:pPr>
-            <w:r>
-              <w:t xml:space="preserve">Precipitous</w:t>
-            </w:r>
-          </w:p>
-        </w:tc>
-        <w:tc>
-          <w:tcPr/>
-          <w:p>
-            <w:pPr>
-              <w:pStyle w:val="Compact"/>
-            </w:pPr>
-            <w:r>
-              <w:t xml:space="preserve">42</w:t>
-            </w:r>
-          </w:p>
-        </w:tc>
-        <w:tc>
-          <w:tcPr/>
-          <w:p>
-            <w:pPr>
-              <w:pStyle w:val="Compact"/>
-            </w:pPr>
-            <w:r>
-              <w:t xml:space="preserve">0.88</w:t>
-            </w:r>
-          </w:p>
-        </w:tc>
-        <w:tc>
-          <w:tcPr/>
-          <w:p>
-            <w:pPr>
-              <w:pStyle w:val="Compact"/>
-            </w:pPr>
-            <w:r>
-              <w:t xml:space="preserve">0.86</w:t>
-            </w:r>
-          </w:p>
-        </w:tc>
-        <w:tc>
-          <w:tcPr/>
-          <w:p>
-            <w:pPr>
-              <w:pStyle w:val="Compact"/>
-            </w:pPr>
-            <w:r>
-              <w:t xml:space="preserve">0.87</w:t>
-            </w:r>
-          </w:p>
-        </w:tc>
-      </w:tr>
-      <w:tr>
-        <w:tc>
-          <w:tcPr/>
-          <w:p>
-            <w:pPr>
-              <w:pStyle w:val="Compact"/>
-            </w:pPr>
-            <w:r>
-              <w:t xml:space="preserve">Rising</w:t>
-            </w:r>
-          </w:p>
-        </w:tc>
-        <w:tc>
-          <w:tcPr/>
-          <w:p>
-            <w:pPr>
-              <w:pStyle w:val="Compact"/>
-            </w:pPr>
-            <w:r>
-              <w:t xml:space="preserve">26</w:t>
-            </w:r>
-          </w:p>
-        </w:tc>
-        <w:tc>
-          <w:tcPr/>
-          <w:p>
-            <w:pPr>
-              <w:pStyle w:val="Compact"/>
-            </w:pPr>
-            <w:r>
-              <w:t xml:space="preserve">0.74</w:t>
-            </w:r>
-          </w:p>
-        </w:tc>
-        <w:tc>
-          <w:tcPr/>
-          <w:p>
-            <w:pPr>
-              <w:pStyle w:val="Compact"/>
-            </w:pPr>
-            <w:r>
-              <w:t xml:space="preserve">0.72</w:t>
-            </w:r>
-          </w:p>
-        </w:tc>
-        <w:tc>
-          <w:tcPr/>
-          <w:p>
-            <w:pPr>
-              <w:pStyle w:val="Compact"/>
-            </w:pPr>
-            <w:r>
-              <w:t xml:space="preserve">0.73</w:t>
-            </w:r>
-          </w:p>
-        </w:tc>
-      </w:tr>
-    </w:tbl>
-    <w:p>
-      <w:pPr>
-        <w:pStyle w:val="BodyText"/>
-      </w:pPr>
+        <w:t xml:space="preserve">secondary, exploratory output</w:t>
+      </w:r>
+      <w:r>
+        <w:t xml:space="preserve"> </w:t>
+      </w:r>
+      <w:r>
+        <w:t xml:space="preserve">of the deployed system. The slope-based EDA classification (Section 3.5) found predominantly steeply sloping (31.8%) and gently sloping (29.7%) configurations in the adult cohort, with 22.0% flat, 13.4% precipitous and 3.1% rising. The fuzzy shape rules produce a configuration vector (membership degrees across six canonical shapes) and a derived label; the derived labels are coarse on some presentations (see Limitations), and the per-type precision/recall table and confusion matrix reported in earlier drafts were not reproducible from the deployed pipeline and have been removed. The configuration</w:t>
+      </w:r>
+      <w:r>
+        <w:t xml:space="preserve"> </w:t>
+      </w:r>
       <w:r>
         <w:rPr>
           <w:b/>
           <w:bCs/>
         </w:rPr>
-        <w:t xml:space="preserve">Configuration distribution</w:t>
-      </w:r>
-      <w:r>
-        <w:t xml:space="preserve"> </w:t>
-      </w:r>
-      <w:r>
-        <w:t xml:space="preserve">in the NHANES cohort:</w:t>
+        <w:t xml:space="preserve">vector</w:t>
+      </w:r>
+      <w:r>
+        <w:t xml:space="preserve"> </w:t>
+      </w:r>
+      <w:r>
+        <w:t xml:space="preserve">remains the clinically informative output, and the distribution in the cohort is shown below.</w:t>
       </w:r>
     </w:p>
     <w:tbl>
@@ -7552,7 +7409,7 @@
       <w:tr>
         <w:tc>
           <w:tcPr/>
-          <w:bookmarkStart w:id="94" w:name="fig-confusion"/>
+          <w:bookmarkStart w:id="82" w:name="fig-config-dist"/>
           <w:p>
             <w:pPr>
               <w:pStyle w:val="Compact"/>
@@ -7561,20 +7418,20 @@
             <w:r>
               <w:drawing>
                 <wp:inline>
-                  <wp:extent cx="5334000" cy="4542990"/>
+                  <wp:extent cx="5334000" cy="3229264"/>
                   <wp:effectExtent b="0" l="0" r="0" t="0"/>
-                  <wp:docPr descr="" title="" id="92" name="Picture"/>
+                  <wp:docPr descr="" title="" id="80" name="Picture"/>
                   <a:graphic>
                     <a:graphicData uri="http://schemas.openxmlformats.org/drawingml/2006/picture">
                       <pic:pic>
                         <pic:nvPicPr>
-                          <pic:cNvPr descr="figures/fig6_confusion_matrix.png" id="93" name="Picture"/>
+                          <pic:cNvPr descr="figures/fig_eda_config_dist.png" id="81" name="Picture"/>
                           <pic:cNvPicPr>
                             <a:picLocks noChangeArrowheads="1" noChangeAspect="1"/>
                           </pic:cNvPicPr>
                         </pic:nvPicPr>
                         <pic:blipFill>
-                          <a:blip r:embed="rId91"/>
+                          <a:blip r:embed="rId29"/>
                           <a:stretch>
                             <a:fillRect/>
                           </a:stretch>
@@ -7582,7 +7439,7 @@
                         <pic:spPr bwMode="auto">
                           <a:xfrm>
                             <a:off x="0" y="0"/>
-                            <a:ext cx="5334000" cy="4542990"/>
+                            <a:ext cx="5334000" cy="3229264"/>
                           </a:xfrm>
                           <a:prstGeom prst="rect">
                             <a:avLst/>
@@ -7606,20 +7463,20 @@
               <w:jc w:val="center"/>
             </w:pPr>
             <w:pPr>
-              <w:jc w:val="start"/>
+              <w:jc w:val="left"/>
               <w:spacing w:before="200"/>
               <w:pStyle w:val="ImageCaption"/>
             </w:pPr>
             <w:r>
-              <w:t xml:space="preserve">Figure 12: Configuration classification confusion matrix</w:t>
-            </w:r>
-          </w:p>
-          <w:bookmarkEnd w:id="94"/>
+              <w:t xml:space="preserve">Figure 12: Configuration distribution in the adult cohort (slope = 4 kHz − 500 Hz)</w:t>
+            </w:r>
+          </w:p>
+          <w:bookmarkEnd w:id="82"/>
         </w:tc>
       </w:tr>
     </w:tbl>
-    <w:bookmarkEnd w:id="95"/>
-    <w:bookmarkStart w:id="100" w:name="temporal-tracking"/>
+    <w:bookmarkEnd w:id="83"/>
+    <w:bookmarkStart w:id="88" w:name="temporal-tracking"/>
     <w:p>
       <w:pPr>
         <w:pStyle w:val="Heading1"/>
@@ -7823,7 +7680,7 @@
       <w:tr>
         <w:tc>
           <w:tcPr/>
-          <w:bookmarkStart w:id="99" w:name="fig-longitudinal"/>
+          <w:bookmarkStart w:id="87" w:name="fig-longitudinal"/>
           <w:p>
             <w:pPr>
               <w:pStyle w:val="Compact"/>
@@ -7834,18 +7691,18 @@
                 <wp:inline>
                   <wp:extent cx="5334000" cy="1727039"/>
                   <wp:effectExtent b="0" l="0" r="0" t="0"/>
-                  <wp:docPr descr="" title="" id="97" name="Picture"/>
+                  <wp:docPr descr="" title="" id="85" name="Picture"/>
                   <a:graphic>
                     <a:graphicData uri="http://schemas.openxmlformats.org/drawingml/2006/picture">
                       <pic:pic>
                         <pic:nvPicPr>
-                          <pic:cNvPr descr="figures/fig7_longitudinal.png" id="98" name="Picture"/>
+                          <pic:cNvPr descr="figures/fig7_longitudinal.png" id="86" name="Picture"/>
                           <pic:cNvPicPr>
                             <a:picLocks noChangeArrowheads="1" noChangeAspect="1"/>
                           </pic:cNvPicPr>
                         </pic:nvPicPr>
                         <pic:blipFill>
-                          <a:blip r:embed="rId96"/>
+                          <a:blip r:embed="rId84"/>
                           <a:stretch>
                             <a:fillRect/>
                           </a:stretch>
@@ -7877,7 +7734,7 @@
               <w:jc w:val="center"/>
             </w:pPr>
             <w:pPr>
-              <w:jc w:val="start"/>
+              <w:jc w:val="left"/>
               <w:spacing w:before="200"/>
               <w:pStyle w:val="ImageCaption"/>
             </w:pPr>
@@ -7885,12 +7742,12 @@
               <w:t xml:space="preserve">Figure 13: Longitudinal FAI trajectories for three clinical scenarios</w:t>
             </w:r>
           </w:p>
-          <w:bookmarkEnd w:id="99"/>
+          <w:bookmarkEnd w:id="87"/>
         </w:tc>
       </w:tr>
     </w:tbl>
-    <w:bookmarkEnd w:id="100"/>
-    <w:bookmarkStart w:id="101" w:name="comparison-with-conventional-methods"/>
+    <w:bookmarkEnd w:id="88"/>
+    <w:bookmarkStart w:id="89" w:name="comparison-with-conventional-methods"/>
     <w:p>
       <w:pPr>
         <w:pStyle w:val="Heading1"/>
@@ -8284,8 +8141,8 @@
         </w:tc>
       </w:tr>
     </w:tbl>
-    <w:bookmarkEnd w:id="101"/>
-    <w:bookmarkStart w:id="106" w:name="implementation-details"/>
+    <w:bookmarkEnd w:id="89"/>
+    <w:bookmarkStart w:id="94" w:name="implementation-details"/>
     <w:p>
       <w:pPr>
         <w:pStyle w:val="Heading1"/>
@@ -8294,7 +8151,7 @@
         <w:t xml:space="preserve">Implementation Details</w:t>
       </w:r>
     </w:p>
-    <w:bookmarkStart w:id="102" w:name="software-stack"/>
+    <w:bookmarkStart w:id="90" w:name="software-stack"/>
     <w:p>
       <w:pPr>
         <w:pStyle w:val="Heading2"/>
@@ -8598,8 +8455,8 @@
         </w:tc>
       </w:tr>
     </w:tbl>
-    <w:bookmarkEnd w:id="102"/>
-    <w:bookmarkStart w:id="103" w:name="package-structure"/>
+    <w:bookmarkEnd w:id="90"/>
+    <w:bookmarkStart w:id="91" w:name="package-structure"/>
     <w:p>
       <w:pPr>
         <w:pStyle w:val="Heading2"/>
@@ -8754,8 +8611,8 @@
         <w:t xml:space="preserve">└── references.bib            # Citation database</w:t>
       </w:r>
     </w:p>
-    <w:bookmarkEnd w:id="103"/>
-    <w:bookmarkStart w:id="105" w:name="source-code"/>
+    <w:bookmarkEnd w:id="91"/>
+    <w:bookmarkStart w:id="93" w:name="source-code"/>
     <w:p>
       <w:pPr>
         <w:pStyle w:val="Heading2"/>
@@ -8774,7 +8631,7 @@
       <w:r>
         <w:t xml:space="preserve"> </w:t>
       </w:r>
-      <w:hyperlink r:id="rId104">
+      <w:hyperlink r:id="rId92">
         <w:r>
           <w:rPr>
             <w:rStyle w:val="Hyperlink"/>
@@ -8785,9 +8642,9 @@
         </w:r>
       </w:hyperlink>
     </w:p>
-    <w:bookmarkEnd w:id="105"/>
-    <w:bookmarkEnd w:id="106"/>
-    <w:bookmarkStart w:id="107" w:name="limitations"/>
+    <w:bookmarkEnd w:id="93"/>
+    <w:bookmarkEnd w:id="94"/>
+    <w:bookmarkStart w:id="95" w:name="limitations"/>
     <w:p>
       <w:pPr>
         <w:pStyle w:val="Heading1"/>
@@ -8850,13 +8707,13 @@
           <w:b/>
           <w:bCs/>
         </w:rPr>
-        <w:t xml:space="preserve">NHANES composition</w:t>
-      </w:r>
-      <w:r>
-        <w:t xml:space="preserve"> </w:t>
-      </w:r>
-      <w:r>
-        <w:t xml:space="preserve">— Population-based data predominantly reflects mild-to-moderate age-related hearing loss and may underrepresent certain configurations (Menière’s disease, otosclerosis, sudden SNHL).</w:t>
+        <w:t xml:space="preserve">Age range of the adult cohort</w:t>
+      </w:r>
+      <w:r>
+        <w:t xml:space="preserve"> </w:t>
+      </w:r>
+      <w:r>
+        <w:t xml:space="preserve">— Because the NHANES audiometry protocol targeted children and adolescents (6–19 years) and adults aged 70 years and over, the adult analysis cohort is restricted to ages 70–80 (the file’s age ceiling). Results therefore do not cover working-age adults (20–69) or those over 80, and some configurations (Menière’s disease, otosclerosis, sudden SNHL) remain underrepresented.</w:t>
       </w:r>
     </w:p>
     <w:p>
@@ -8913,6 +8770,93 @@
           <w:b/>
           <w:bCs/>
         </w:rPr>
+        <w:t xml:space="preserve">Shared frequency band (circularity)</w:t>
+      </w:r>
+      <w:r>
+        <w:t xml:space="preserve"> </w:t>
+      </w:r>
+      <w:r>
+        <w:t xml:space="preserve">— The severity rules operate on the PTA-4 speech-frequency average, the same band that defines the reference standard. Agreement with PTA-4 is therefore partly by construction, and the ML comparators that recover PTA-4 nearly exactly (κ ≈ 0.98) confirm that direct threshold-to-PTA agreement is not the meaningful comparison. The fuzzy system’s contribution is the graded, frequency-resolved output, not higher agreement with the crisp reference.</w:t>
+      </w:r>
+    </w:p>
+    <w:p>
+      <w:pPr>
+        <w:numPr>
+          <w:ilvl w:val="0"/>
+          <w:numId w:val="1003"/>
+        </w:numPr>
+      </w:pPr>
+      <w:r>
+        <w:rPr>
+          <w:b/>
+          <w:bCs/>
+        </w:rPr>
+        <w:t xml:space="preserve">Asymmetry cross-contamination</w:t>
+      </w:r>
+      <w:r>
+        <w:t xml:space="preserve"> </w:t>
+      </w:r>
+      <w:r>
+        <w:t xml:space="preserve">— An earlier analysis pipeline passed the contralateral ear into the asymmetry input for every ear, inflating the better ear’s FAI (a documented skfuzzy/webapp pitfall). All metrics in this report were recomputed with clean single-ear classification (no asymmetry input). Any downstream artifacts generated before this fix (e.g., older CSV files in</w:t>
+      </w:r>
+      <w:r>
+        <w:t xml:space="preserve"> </w:t>
+      </w:r>
+      <w:r>
+        <w:rPr>
+          <w:rStyle w:val="VerbatimChar"/>
+        </w:rPr>
+        <w:t xml:space="preserve">data/output/</w:t>
+      </w:r>
+      <w:r>
+        <w:t xml:space="preserve">) should not be cited.</w:t>
+      </w:r>
+    </w:p>
+    <w:p>
+      <w:pPr>
+        <w:numPr>
+          <w:ilvl w:val="0"/>
+          <w:numId w:val="1003"/>
+        </w:numPr>
+      </w:pPr>
+      <w:r>
+        <w:rPr>
+          <w:b/>
+          <w:bCs/>
+        </w:rPr>
+        <w:t xml:space="preserve">Configuration classifier calibration</w:t>
+      </w:r>
+      <w:r>
+        <w:t xml:space="preserve"> </w:t>
+      </w:r>
+      <w:r>
+        <w:t xml:space="preserve">— The shape rules produce coarse labels on some presentations (e.g., Case A</w:t>
+      </w:r>
+      <w:r>
+        <w:t xml:space="preserve"> </w:t>
+      </w:r>
+      <w:r>
+        <w:t xml:space="preserve">“Precipitous”</w:t>
+      </w:r>
+      <w:r>
+        <w:t xml:space="preserve"> </w:t>
+      </w:r>
+      <w:r>
+        <w:t xml:space="preserve">for a gentle slope); configuration vectors are more informative than the single label, and the confusion-matrix table in earlier drafts was not reproducible from the deployed pipeline and has been removed.</w:t>
+      </w:r>
+    </w:p>
+    <w:p>
+      <w:pPr>
+        <w:numPr>
+          <w:ilvl w:val="0"/>
+          <w:numId w:val="1003"/>
+        </w:numPr>
+      </w:pPr>
+      <w:r>
+        <w:rPr>
+          <w:b/>
+          <w:bCs/>
+        </w:rPr>
         <w:t xml:space="preserve">Clinical outcome prediction</w:t>
       </w:r>
       <w:r>
@@ -8922,8 +8866,8 @@
         <w:t xml:space="preserve">— Utility for hearing aid outcomes, patient-reported benefit, or surgical candidacy not yet assessed.</w:t>
       </w:r>
     </w:p>
-    <w:bookmarkEnd w:id="107"/>
-    <w:bookmarkStart w:id="108" w:name="conclusion"/>
+    <w:bookmarkEnd w:id="95"/>
+    <w:bookmarkStart w:id="100" w:name="conclusion"/>
     <w:p>
       <w:pPr>
         <w:pStyle w:val="Heading1"/>
@@ -8953,7 +8897,7 @@
         <w:t xml:space="preserve"> </w:t>
       </w:r>
       <w:r>
-        <w:t xml:space="preserve">of hearing loss that preserves the gradation lost to crisp PTA thresholds. Validated on a held-out NHANES test set (n = 1,029 ears), the system demonstrates:</w:t>
+        <w:t xml:space="preserve">of hearing loss that preserves the gradation lost to crisp PTA thresholds. Validated on a held-out adult NHANES test set (n = 396 ears) with the deployed NHANES-optimised system, it demonstrates:</w:t>
       </w:r>
     </w:p>
     <w:p>
@@ -8969,13 +8913,13 @@
           <w:b/>
           <w:bCs/>
         </w:rPr>
-        <w:t xml:space="preserve">κ = 0.89</w:t>
-      </w:r>
-      <w:r>
-        <w:t xml:space="preserve"> </w:t>
-      </w:r>
-      <w:r>
-        <w:t xml:space="preserve">agreement with WHO PTA-4 classification</w:t>
+        <w:t xml:space="preserve">κ = 0.68</w:t>
+      </w:r>
+      <w:r>
+        <w:t xml:space="preserve"> </w:t>
+      </w:r>
+      <w:r>
+        <w:t xml:space="preserve">agreement with WHO PTA-4 classification (substantial)</w:t>
       </w:r>
     </w:p>
     <w:p>
@@ -8991,13 +8935,13 @@
           <w:b/>
           <w:bCs/>
         </w:rPr>
-        <w:t xml:space="preserve">91.2% borderline accuracy</w:t>
-      </w:r>
-      <w:r>
-        <w:t xml:space="preserve"> </w:t>
-      </w:r>
-      <w:r>
-        <w:t xml:space="preserve">vs. 68.4% for PTA-4 (p &lt; 0.01)</w:t>
+        <w:t xml:space="preserve">88.2% agreement in clear cases</w:t>
+      </w:r>
+      <w:r>
+        <w:t xml:space="preserve"> </w:t>
+      </w:r>
+      <w:r>
+        <w:t xml:space="preserve">— matching the crisp reference where classification is uncontroversial</w:t>
       </w:r>
     </w:p>
     <w:p>
@@ -9013,13 +8957,13 @@
           <w:b/>
           <w:bCs/>
         </w:rPr>
-        <w:t xml:space="preserve">89.4% configuration classification</w:t>
-      </w:r>
-      <w:r>
-        <w:t xml:space="preserve"> </w:t>
-      </w:r>
-      <w:r>
-        <w:t xml:space="preserve">accuracy (6 canonical shapes)</w:t>
+        <w:t xml:space="preserve">Graded reclassification in the borderline zone</w:t>
+      </w:r>
+      <w:r>
+        <w:t xml:space="preserve"> </w:t>
+      </w:r>
+      <w:r>
+        <w:t xml:space="preserve">— 58.7% agreement with the crisp label within ±5 dB (a zone containing 61.4% of adult test ears), reflecting deliberate, continuous membership (e.g., 27 dB → Normal μ 0.07 / Mild μ 0.25) instead of a forced binary choice</w:t>
       </w:r>
     </w:p>
     <w:p>
@@ -9087,8 +9031,101 @@
         <w:t xml:space="preserve">Report generated July 2026. All analyses conducted by Dr Sanyaolu Ameye, King Fahad Specialist Hospital, Tabuk, Saudi Arabia.</w:t>
       </w:r>
     </w:p>
-    <w:bookmarkEnd w:id="108"/>
-    <w:sectPr/>
+    <w:bookmarkStart w:id="99" w:name="refs"/>
+    <w:bookmarkStart w:id="96" w:name="ref-clark1981"/>
+    <w:p>
+      <w:pPr>
+        <w:pStyle w:val="Bibliography"/>
+      </w:pPr>
+      <w:r>
+        <w:t xml:space="preserve">Clark, JG. 1981.</w:t>
+      </w:r>
+      <w:r>
+        <w:t xml:space="preserve"> </w:t>
+      </w:r>
+      <w:r>
+        <w:t xml:space="preserve">“Uses and Abuses of Hearing Loss Classification.”</w:t>
+      </w:r>
+      <w:r>
+        <w:t xml:space="preserve"> </w:t>
+      </w:r>
+      <w:r>
+        <w:rPr>
+          <w:i/>
+          <w:iCs/>
+        </w:rPr>
+        <w:t xml:space="preserve">ASHA</w:t>
+      </w:r>
+      <w:r>
+        <w:t xml:space="preserve"> </w:t>
+      </w:r>
+      <w:r>
+        <w:t xml:space="preserve">23 (7): 493–500.</w:t>
+      </w:r>
+    </w:p>
+    <w:bookmarkEnd w:id="96"/>
+    <w:bookmarkStart w:id="97" w:name="ref-miller2004"/>
+    <w:p>
+      <w:pPr>
+        <w:pStyle w:val="Bibliography"/>
+      </w:pPr>
+      <w:r>
+        <w:t xml:space="preserve">Miller, J, and K Polansky. 2004.</w:t>
+      </w:r>
+      <w:r>
+        <w:t xml:space="preserve"> </w:t>
+      </w:r>
+      <w:r>
+        <w:t xml:space="preserve">“A Fuzzy Logic Approach to Audiogram Interpretation.”</w:t>
+      </w:r>
+      <w:r>
+        <w:t xml:space="preserve"> </w:t>
+      </w:r>
+      <w:r>
+        <w:rPr>
+          <w:i/>
+          <w:iCs/>
+        </w:rPr>
+        <w:t xml:space="preserve">Journal of the American Academy of Audiology</w:t>
+      </w:r>
+      <w:r>
+        <w:t xml:space="preserve"> </w:t>
+      </w:r>
+      <w:r>
+        <w:t xml:space="preserve">15 (9): 606–15.</w:t>
+      </w:r>
+    </w:p>
+    <w:bookmarkEnd w:id="97"/>
+    <w:bookmarkStart w:id="98" w:name="ref-who2021"/>
+    <w:p>
+      <w:pPr>
+        <w:pStyle w:val="Bibliography"/>
+      </w:pPr>
+      <w:r>
+        <w:t xml:space="preserve">World Health Organization. 2021.</w:t>
+      </w:r>
+      <w:r>
+        <w:t xml:space="preserve"> </w:t>
+      </w:r>
+      <w:r>
+        <w:rPr>
+          <w:i/>
+          <w:iCs/>
+        </w:rPr>
+        <w:t xml:space="preserve">World Report on Hearing</w:t>
+      </w:r>
+      <w:r>
+        <w:t xml:space="preserve">. WHO.</w:t>
+      </w:r>
+    </w:p>
+    <w:bookmarkEnd w:id="98"/>
+    <w:bookmarkEnd w:id="99"/>
+    <w:bookmarkEnd w:id="100"/>
+    <w:sectPr>
+      <w:footnotePr>
+        <w:numRestart w:val="eachSect"/>
+      </w:footnotePr>
+    </w:sectPr>
   </w:body>
 </w:document>
 </file>
@@ -9459,10 +9496,10 @@
   <w:docDefaults>
     <w:rPrDefault>
       <w:rPr>
-        <w:rFonts w:asciiTheme="minorHAnsi" w:cstheme="minorBidi" w:eastAsiaTheme="minorHAnsi" w:hAnsiTheme="minorHAnsi"/>
+        <w:rFonts w:asciiTheme="minorHAnsi" w:cstheme="minorBidi" w:eastAsiaTheme="minorEastAsia" w:hAnsiTheme="minorHAnsi"/>
         <w:sz w:val="24"/>
         <w:szCs w:val="24"/>
-        <w:lang w:bidi="ar-SA" w:eastAsia="en-US" w:val="en-US"/>
+        <w:lang w:bidi="ar-SA" w:eastAsia="zh-CN" w:val="en-US"/>
       </w:rPr>
     </w:rPrDefault>
     <w:pPrDefault>
@@ -9514,8 +9551,6 @@
     </w:pPr>
     <w:rPr>
       <w:rFonts w:asciiTheme="majorHAnsi" w:cstheme="majorBidi" w:eastAsiaTheme="majorEastAsia" w:hAnsiTheme="majorHAnsi"/>
-      <w:spacing w:val="-10"/>
-      <w:kern w:val="28"/>
       <w:sz w:val="56"/>
       <w:szCs w:val="56"/>
     </w:rPr>
@@ -9528,8 +9563,6 @@
     <w:rsid w:val="00A10FD9"/>
     <w:rPr>
       <w:rFonts w:asciiTheme="majorHAnsi" w:cstheme="majorBidi" w:eastAsiaTheme="majorEastAsia" w:hAnsiTheme="majorHAnsi"/>
-      <w:spacing w:val="-10"/>
-      <w:kern w:val="28"/>
       <w:sz w:val="56"/>
       <w:szCs w:val="56"/>
     </w:rPr>
@@ -9570,23 +9603,31 @@
   </w:style>
   <w:style w:customStyle="1" w:styleId="Author" w:type="paragraph">
     <w:name w:val="Author"/>
+    <w:basedOn w:val="Title"/>
     <w:next w:val="BodyText"/>
     <w:qFormat/>
     <w:pPr>
       <w:keepNext/>
       <w:keepLines/>
-      <w:jc w:val="center"/>
     </w:pPr>
+    <w:rPr>
+      <w:sz w:val="24"/>
+      <w:szCs w:val="24"/>
+    </w:rPr>
   </w:style>
   <w:style w:styleId="Date" w:type="paragraph">
     <w:name w:val="Date"/>
+    <w:basedOn w:val="Title"/>
     <w:next w:val="BodyText"/>
     <w:qFormat/>
     <w:pPr>
       <w:keepNext/>
       <w:keepLines/>
-      <w:jc w:val="center"/>
     </w:pPr>
+    <w:rPr>
+      <w:sz w:val="24"/>
+      <w:szCs w:val="24"/>
+    </w:rPr>
   </w:style>
   <w:style w:customStyle="1" w:styleId="AbstractTitle" w:type="paragraph">
     <w:name w:val="Abstract Title"/>
@@ -9999,13 +10040,6 @@
       </w:tblCellMar>
     </w:tblPr>
     <w:tblStylePr w:type="firstRow">
-      <w:tblPr>
-        <w:jc w:val="left"/>
-        <w:tblInd w:type="dxa" w:w="0"/>
-      </w:tblPr>
-      <w:trPr>
-        <w:jc w:val="left"/>
-      </w:trPr>
       <w:tcPr>
         <w:tcBorders>
           <w:bottom w:val="single"/>

--- a/comprehensive_report.docx
+++ b/comprehensive_report.docx
@@ -136,7 +136,7 @@
               <w:pStyle w:val="Compact"/>
             </w:pPr>
             <w:r>
-              <w:t xml:space="preserve">NHANES 2017–2020, adults ≥70 y (n = 1,493; 1,980 clean ears)</w:t>
+              <w:t xml:space="preserve">NHANES adult cycles 20–69 y (1999–2000, 2011–12, 2015–16; n = 10,889; 19,568 clean ears)</w:t>
             </w:r>
           </w:p>
         </w:tc>
@@ -184,7 +184,7 @@
               <w:pStyle w:val="Compact"/>
             </w:pPr>
             <w:r>
-              <w:t xml:space="preserve">Weighted κ = 0.68</w:t>
+              <w:t xml:space="preserve">Weighted κ = 0.73</w:t>
             </w:r>
           </w:p>
         </w:tc>
@@ -208,7 +208,7 @@
               <w:pStyle w:val="Compact"/>
             </w:pPr>
             <w:r>
-              <w:t xml:space="preserve">70.4%</w:t>
+              <w:t xml:space="preserve">92.3%</w:t>
             </w:r>
           </w:p>
         </w:tc>
@@ -232,7 +232,7 @@
               <w:pStyle w:val="Compact"/>
             </w:pPr>
             <w:r>
-              <w:t xml:space="preserve">88.2%</w:t>
+              <w:t xml:space="preserve">96.9%</w:t>
             </w:r>
           </w:p>
         </w:tc>
@@ -256,7 +256,7 @@
               <w:pStyle w:val="Compact"/>
             </w:pPr>
             <w:r>
-              <w:t xml:space="preserve">58.7% (deliberate graded reclassification)</w:t>
+              <w:t xml:space="preserve">70.6% (deliberate graded reclassification)</w:t>
             </w:r>
           </w:p>
         </w:tc>
@@ -304,12 +304,20 @@
               <w:pStyle w:val="Compact"/>
             </w:pPr>
             <w:r>
-              <w:t xml:space="preserve">0.83</w:t>
+              <w:t xml:space="preserve">0.58*</w:t>
             </w:r>
           </w:p>
         </w:tc>
       </w:tr>
     </w:tbl>
+    <w:p>
+      <w:pPr>
+        <w:pStyle w:val="BodyText"/>
+      </w:pPr>
+      <w:r>
+        <w:t xml:space="preserve">*Range-restricted: 88.6% of the working-age test set is Normal, attenuating rank correlation; κ and MAE are the more direct agreement measures here.</w:t>
+      </w:r>
+    </w:p>
     <w:bookmarkEnd w:id="9"/>
     <w:bookmarkStart w:id="12" w:name="data-source-nhanes-20172020"/>
     <w:p>
@@ -566,7 +574,7 @@
         <w:pStyle w:val="BodyText"/>
       </w:pPr>
       <w:r>
-        <w:t xml:space="preserve">Per NHANES protocol, audiometry in this cycle was administered to children and adolescents aged 6–19 years and to adults aged 70 years and over; the sample contains no participants aged 20–69. All analyses in this report are restricted to the adult subgroup (aged 70–80 y); the cleaned analysis set comprises 1,980 ears with complete thresholds from 1,125 adults (see Train–Test Split). The exam-status figures above describe the raw file.</w:t>
+        <w:t xml:space="preserve">All analyses in this report use three NHANES cycles that administered audiometry to adults aged 20–69 y: 1999–2000 (AUX1), 2011–2012 (AUX_G) and 2015–2016 (AUX_I), totalling 10,889 participants. The cleaned analysis set comprises 19,568 ears with complete thresholds from 9,832 adults (see Train–Test Split). The exam-status figures above describe the raw files.</w:t>
       </w:r>
     </w:p>
     <w:p>
@@ -660,7 +668,7 @@
         <w:pStyle w:val="FirstParagraph"/>
       </w:pPr>
       <w:r>
-        <w:t xml:space="preserve">The analysis used the 1,980 adult clean ears with complete thresholds at all seven frequencies (from 1,125 participants aged 70–80 y), split 80/20 at the ear level into training and held-out test sets:</w:t>
+        <w:t xml:space="preserve">The analysis used the 19,568 clean ears with complete thresholds at all seven frequencies (from 9,832 adults aged 20–69 y), split 80/20 at the ear level into training and held-out test sets:</w:t>
       </w:r>
     </w:p>
     <w:tbl>
@@ -744,18 +752,18 @@
               <w:pStyle w:val="Compact"/>
             </w:pPr>
             <w:r>
-              <w:t xml:space="preserve">1,044</w:t>
-            </w:r>
-          </w:p>
-        </w:tc>
-        <w:tc>
-          <w:tcPr/>
-          <w:p>
-            <w:pPr>
-              <w:pStyle w:val="Compact"/>
-            </w:pPr>
-            <w:r>
-              <w:t xml:space="preserve">1,584</w:t>
+              <w:t xml:space="preserve">9,421</w:t>
+            </w:r>
+          </w:p>
+        </w:tc>
+        <w:tc>
+          <w:tcPr/>
+          <w:p>
+            <w:pPr>
+              <w:pStyle w:val="Compact"/>
+            </w:pPr>
+            <w:r>
+              <w:t xml:space="preserve">15,654</w:t>
             </w:r>
           </w:p>
         </w:tc>
@@ -790,18 +798,18 @@
               <w:pStyle w:val="Compact"/>
             </w:pPr>
             <w:r>
-              <w:t xml:space="preserve">362</w:t>
-            </w:r>
-          </w:p>
-        </w:tc>
-        <w:tc>
-          <w:tcPr/>
-          <w:p>
-            <w:pPr>
-              <w:pStyle w:val="Compact"/>
-            </w:pPr>
-            <w:r>
-              <w:t xml:space="preserve">396</w:t>
+              <w:t xml:space="preserve">3,519</w:t>
+            </w:r>
+          </w:p>
+        </w:tc>
+        <w:tc>
+          <w:tcPr/>
+          <w:p>
+            <w:pPr>
+              <w:pStyle w:val="Compact"/>
+            </w:pPr>
+            <w:r>
+              <w:t xml:space="preserve">3,914</w:t>
             </w:r>
           </w:p>
         </w:tc>
@@ -950,7 +958,134 @@
               <w:pStyle w:val="Compact"/>
             </w:pPr>
             <w:r>
-              <w:t xml:space="preserve">23.9</w:t>
+              <w:t xml:space="preserve">11.2</w:t>
+            </w:r>
+          </w:p>
+        </w:tc>
+        <w:tc>
+          <w:tcPr/>
+          <w:p>
+            <w:pPr>
+              <w:pStyle w:val="Compact"/>
+            </w:pPr>
+            <w:r>
+              <w:t xml:space="preserve">10.8</w:t>
+            </w:r>
+          </w:p>
+        </w:tc>
+        <w:tc>
+          <w:tcPr/>
+          <w:p>
+            <w:pPr>
+              <w:pStyle w:val="Compact"/>
+            </w:pPr>
+            <w:r>
+              <w:t xml:space="preserve">10.0</w:t>
+            </w:r>
+          </w:p>
+        </w:tc>
+      </w:tr>
+      <w:tr>
+        <w:tc>
+          <w:tcPr/>
+          <w:p>
+            <w:pPr>
+              <w:pStyle w:val="Compact"/>
+            </w:pPr>
+            <w:r>
+              <w:t xml:space="preserve">1 kHz</w:t>
+            </w:r>
+          </w:p>
+        </w:tc>
+        <w:tc>
+          <w:tcPr/>
+          <w:p>
+            <w:pPr>
+              <w:pStyle w:val="Compact"/>
+            </w:pPr>
+            <w:r>
+              <w:t xml:space="preserve">11.3</w:t>
+            </w:r>
+          </w:p>
+        </w:tc>
+        <w:tc>
+          <w:tcPr/>
+          <w:p>
+            <w:pPr>
+              <w:pStyle w:val="Compact"/>
+            </w:pPr>
+            <w:r>
+              <w:t xml:space="preserve">11.5</w:t>
+            </w:r>
+          </w:p>
+        </w:tc>
+        <w:tc>
+          <w:tcPr/>
+          <w:p>
+            <w:pPr>
+              <w:pStyle w:val="Compact"/>
+            </w:pPr>
+            <w:r>
+              <w:t xml:space="preserve">10.0</w:t>
+            </w:r>
+          </w:p>
+        </w:tc>
+      </w:tr>
+      <w:tr>
+        <w:tc>
+          <w:tcPr/>
+          <w:p>
+            <w:pPr>
+              <w:pStyle w:val="Compact"/>
+            </w:pPr>
+            <w:r>
+              <w:t xml:space="preserve">2 kHz</w:t>
+            </w:r>
+          </w:p>
+        </w:tc>
+        <w:tc>
+          <w:tcPr/>
+          <w:p>
+            <w:pPr>
+              <w:pStyle w:val="Compact"/>
+            </w:pPr>
+            <w:r>
+              <w:t xml:space="preserve">11.9</w:t>
+            </w:r>
+          </w:p>
+        </w:tc>
+        <w:tc>
+          <w:tcPr/>
+          <w:p>
+            <w:pPr>
+              <w:pStyle w:val="Compact"/>
+            </w:pPr>
+            <w:r>
+              <w:t xml:space="preserve">13.8</w:t>
+            </w:r>
+          </w:p>
+        </w:tc>
+        <w:tc>
+          <w:tcPr/>
+          <w:p>
+            <w:pPr>
+              <w:pStyle w:val="Compact"/>
+            </w:pPr>
+            <w:r>
+              <w:t xml:space="preserve">10.0</w:t>
+            </w:r>
+          </w:p>
+        </w:tc>
+      </w:tr>
+      <w:tr>
+        <w:tc>
+          <w:tcPr/>
+          <w:p>
+            <w:pPr>
+              <w:pStyle w:val="Compact"/>
+            </w:pPr>
+            <w:r>
+              <w:t xml:space="preserve">3 kHz</w:t>
             </w:r>
           </w:p>
         </w:tc>
@@ -972,6 +1107,109 @@
               <w:pStyle w:val="Compact"/>
             </w:pPr>
             <w:r>
+              <w:t xml:space="preserve">17.2</w:t>
+            </w:r>
+          </w:p>
+        </w:tc>
+        <w:tc>
+          <w:tcPr/>
+          <w:p>
+            <w:pPr>
+              <w:pStyle w:val="Compact"/>
+            </w:pPr>
+            <w:r>
+              <w:t xml:space="preserve">10.0</w:t>
+            </w:r>
+          </w:p>
+        </w:tc>
+      </w:tr>
+      <w:tr>
+        <w:tc>
+          <w:tcPr/>
+          <w:p>
+            <w:pPr>
+              <w:pStyle w:val="Compact"/>
+            </w:pPr>
+            <w:r>
+              <w:t xml:space="preserve">4 kHz</w:t>
+            </w:r>
+          </w:p>
+        </w:tc>
+        <w:tc>
+          <w:tcPr/>
+          <w:p>
+            <w:pPr>
+              <w:pStyle w:val="Compact"/>
+            </w:pPr>
+            <w:r>
+              <w:t xml:space="preserve">19.5</w:t>
+            </w:r>
+          </w:p>
+        </w:tc>
+        <w:tc>
+          <w:tcPr/>
+          <w:p>
+            <w:pPr>
+              <w:pStyle w:val="Compact"/>
+            </w:pPr>
+            <w:r>
+              <w:t xml:space="preserve">19.3</w:t>
+            </w:r>
+          </w:p>
+        </w:tc>
+        <w:tc>
+          <w:tcPr/>
+          <w:p>
+            <w:pPr>
+              <w:pStyle w:val="Compact"/>
+            </w:pPr>
+            <w:r>
+              <w:t xml:space="preserve">15.0</w:t>
+            </w:r>
+          </w:p>
+        </w:tc>
+      </w:tr>
+      <w:tr>
+        <w:tc>
+          <w:tcPr/>
+          <w:p>
+            <w:pPr>
+              <w:pStyle w:val="Compact"/>
+            </w:pPr>
+            <w:r>
+              <w:t xml:space="preserve">6 kHz</w:t>
+            </w:r>
+          </w:p>
+        </w:tc>
+        <w:tc>
+          <w:tcPr/>
+          <w:p>
+            <w:pPr>
+              <w:pStyle w:val="Compact"/>
+            </w:pPr>
+            <w:r>
+              <w:t xml:space="preserve">25.5</w:t>
+            </w:r>
+          </w:p>
+        </w:tc>
+        <w:tc>
+          <w:tcPr/>
+          <w:p>
+            <w:pPr>
+              <w:pStyle w:val="Compact"/>
+            </w:pPr>
+            <w:r>
+              <w:t xml:space="preserve">20.1</w:t>
+            </w:r>
+          </w:p>
+        </w:tc>
+        <w:tc>
+          <w:tcPr/>
+          <w:p>
+            <w:pPr>
+              <w:pStyle w:val="Compact"/>
+            </w:pPr>
+            <w:r>
               <w:t xml:space="preserve">20.0</w:t>
             </w:r>
           </w:p>
@@ -985,236 +1223,6 @@
               <w:pStyle w:val="Compact"/>
             </w:pPr>
             <w:r>
-              <w:t xml:space="preserve">1 kHz</w:t>
-            </w:r>
-          </w:p>
-        </w:tc>
-        <w:tc>
-          <w:tcPr/>
-          <w:p>
-            <w:pPr>
-              <w:pStyle w:val="Compact"/>
-            </w:pPr>
-            <w:r>
-              <w:t xml:space="preserve">26.7</w:t>
-            </w:r>
-          </w:p>
-        </w:tc>
-        <w:tc>
-          <w:tcPr/>
-          <w:p>
-            <w:pPr>
-              <w:pStyle w:val="Compact"/>
-            </w:pPr>
-            <w:r>
-              <w:t xml:space="preserve">17.6</w:t>
-            </w:r>
-          </w:p>
-        </w:tc>
-        <w:tc>
-          <w:tcPr/>
-          <w:p>
-            <w:pPr>
-              <w:pStyle w:val="Compact"/>
-            </w:pPr>
-            <w:r>
-              <w:t xml:space="preserve">25.0</w:t>
-            </w:r>
-          </w:p>
-        </w:tc>
-      </w:tr>
-      <w:tr>
-        <w:tc>
-          <w:tcPr/>
-          <w:p>
-            <w:pPr>
-              <w:pStyle w:val="Compact"/>
-            </w:pPr>
-            <w:r>
-              <w:t xml:space="preserve">2 kHz</w:t>
-            </w:r>
-          </w:p>
-        </w:tc>
-        <w:tc>
-          <w:tcPr/>
-          <w:p>
-            <w:pPr>
-              <w:pStyle w:val="Compact"/>
-            </w:pPr>
-            <w:r>
-              <w:t xml:space="preserve">37.4</w:t>
-            </w:r>
-          </w:p>
-        </w:tc>
-        <w:tc>
-          <w:tcPr/>
-          <w:p>
-            <w:pPr>
-              <w:pStyle w:val="Compact"/>
-            </w:pPr>
-            <w:r>
-              <w:t xml:space="preserve">19.9</w:t>
-            </w:r>
-          </w:p>
-        </w:tc>
-        <w:tc>
-          <w:tcPr/>
-          <w:p>
-            <w:pPr>
-              <w:pStyle w:val="Compact"/>
-            </w:pPr>
-            <w:r>
-              <w:t xml:space="preserve">35.0</w:t>
-            </w:r>
-          </w:p>
-        </w:tc>
-      </w:tr>
-      <w:tr>
-        <w:tc>
-          <w:tcPr/>
-          <w:p>
-            <w:pPr>
-              <w:pStyle w:val="Compact"/>
-            </w:pPr>
-            <w:r>
-              <w:t xml:space="preserve">3 kHz</w:t>
-            </w:r>
-          </w:p>
-        </w:tc>
-        <w:tc>
-          <w:tcPr/>
-          <w:p>
-            <w:pPr>
-              <w:pStyle w:val="Compact"/>
-            </w:pPr>
-            <w:r>
-              <w:t xml:space="preserve">45.6</w:t>
-            </w:r>
-          </w:p>
-        </w:tc>
-        <w:tc>
-          <w:tcPr/>
-          <w:p>
-            <w:pPr>
-              <w:pStyle w:val="Compact"/>
-            </w:pPr>
-            <w:r>
-              <w:t xml:space="preserve">20.9</w:t>
-            </w:r>
-          </w:p>
-        </w:tc>
-        <w:tc>
-          <w:tcPr/>
-          <w:p>
-            <w:pPr>
-              <w:pStyle w:val="Compact"/>
-            </w:pPr>
-            <w:r>
-              <w:t xml:space="preserve">45.0</w:t>
-            </w:r>
-          </w:p>
-        </w:tc>
-      </w:tr>
-      <w:tr>
-        <w:tc>
-          <w:tcPr/>
-          <w:p>
-            <w:pPr>
-              <w:pStyle w:val="Compact"/>
-            </w:pPr>
-            <w:r>
-              <w:t xml:space="preserve">4 kHz</w:t>
-            </w:r>
-          </w:p>
-        </w:tc>
-        <w:tc>
-          <w:tcPr/>
-          <w:p>
-            <w:pPr>
-              <w:pStyle w:val="Compact"/>
-            </w:pPr>
-            <w:r>
-              <w:t xml:space="preserve">51.1</w:t>
-            </w:r>
-          </w:p>
-        </w:tc>
-        <w:tc>
-          <w:tcPr/>
-          <w:p>
-            <w:pPr>
-              <w:pStyle w:val="Compact"/>
-            </w:pPr>
-            <w:r>
-              <w:t xml:space="preserve">21.4</w:t>
-            </w:r>
-          </w:p>
-        </w:tc>
-        <w:tc>
-          <w:tcPr/>
-          <w:p>
-            <w:pPr>
-              <w:pStyle w:val="Compact"/>
-            </w:pPr>
-            <w:r>
-              <w:t xml:space="preserve">50.0</w:t>
-            </w:r>
-          </w:p>
-        </w:tc>
-      </w:tr>
-      <w:tr>
-        <w:tc>
-          <w:tcPr/>
-          <w:p>
-            <w:pPr>
-              <w:pStyle w:val="Compact"/>
-            </w:pPr>
-            <w:r>
-              <w:t xml:space="preserve">6 kHz</w:t>
-            </w:r>
-          </w:p>
-        </w:tc>
-        <w:tc>
-          <w:tcPr/>
-          <w:p>
-            <w:pPr>
-              <w:pStyle w:val="Compact"/>
-            </w:pPr>
-            <w:r>
-              <w:t xml:space="preserve">55.4</w:t>
-            </w:r>
-          </w:p>
-        </w:tc>
-        <w:tc>
-          <w:tcPr/>
-          <w:p>
-            <w:pPr>
-              <w:pStyle w:val="Compact"/>
-            </w:pPr>
-            <w:r>
-              <w:t xml:space="preserve">20.6</w:t>
-            </w:r>
-          </w:p>
-        </w:tc>
-        <w:tc>
-          <w:tcPr/>
-          <w:p>
-            <w:pPr>
-              <w:pStyle w:val="Compact"/>
-            </w:pPr>
-            <w:r>
-              <w:t xml:space="preserve">60.0</w:t>
-            </w:r>
-          </w:p>
-        </w:tc>
-      </w:tr>
-      <w:tr>
-        <w:tc>
-          <w:tcPr/>
-          <w:p>
-            <w:pPr>
-              <w:pStyle w:val="Compact"/>
-            </w:pPr>
-            <w:r>
               <w:t xml:space="preserve">8 kHz</w:t>
             </w:r>
           </w:p>
@@ -1226,29 +1234,29 @@
               <w:pStyle w:val="Compact"/>
             </w:pPr>
             <w:r>
-              <w:t xml:space="preserve">59.5</w:t>
-            </w:r>
-          </w:p>
-        </w:tc>
-        <w:tc>
-          <w:tcPr/>
-          <w:p>
-            <w:pPr>
-              <w:pStyle w:val="Compact"/>
-            </w:pPr>
-            <w:r>
-              <w:t xml:space="preserve">19.2</w:t>
-            </w:r>
-          </w:p>
-        </w:tc>
-        <w:tc>
-          <w:tcPr/>
-          <w:p>
-            <w:pPr>
-              <w:pStyle w:val="Compact"/>
-            </w:pPr>
-            <w:r>
-              <w:t xml:space="preserve">65.0</w:t>
+              <w:t xml:space="preserve">27.4</w:t>
+            </w:r>
+          </w:p>
+        </w:tc>
+        <w:tc>
+          <w:tcPr/>
+          <w:p>
+            <w:pPr>
+              <w:pStyle w:val="Compact"/>
+            </w:pPr>
+            <w:r>
+              <w:t xml:space="preserve">22.4</w:t>
+            </w:r>
+          </w:p>
+        </w:tc>
+        <w:tc>
+          <w:tcPr/>
+          <w:p>
+            <w:pPr>
+              <w:pStyle w:val="Compact"/>
+            </w:pPr>
+            <w:r>
+              <w:t xml:space="preserve">20.0</w:t>
             </w:r>
           </w:p>
         </w:tc>
@@ -1259,7 +1267,7 @@
         <w:pStyle w:val="BodyText"/>
       </w:pPr>
       <w:r>
-        <w:t xml:space="preserve">The monotonic increase in thresholds with frequency, and the higher absolute levels throughout (adult ears), are consistent with age-related and noise-induced high-frequency hearing loss.</w:t>
+        <w:t xml:space="preserve">The monotonic increase in thresholds with frequency is consistent with age-related and noise-induced high-frequency hearing loss; absolute levels are lower than in older (70+) cohorts because this is a working-age sample.</w:t>
       </w:r>
     </w:p>
     <w:tbl>
@@ -1356,7 +1364,7 @@
         <w:pStyle w:val="FirstParagraph"/>
       </w:pPr>
       <w:r>
-        <w:t xml:space="preserve">Using WHO PTA-4 classification criteria (clean adult ears):</w:t>
+        <w:t xml:space="preserve">Using WHO PTA-4 classification criteria (clean ears):</w:t>
       </w:r>
     </w:p>
     <w:tbl>
@@ -1438,7 +1446,7 @@
               <w:pStyle w:val="Compact"/>
             </w:pPr>
             <w:r>
-              <w:t xml:space="preserve">37.4%</w:t>
+              <w:t xml:space="preserve">88.1%</w:t>
             </w:r>
           </w:p>
         </w:tc>
@@ -1473,7 +1481,7 @@
               <w:pStyle w:val="Compact"/>
             </w:pPr>
             <w:r>
-              <w:t xml:space="preserve">38.3%</w:t>
+              <w:t xml:space="preserve">8.7%</w:t>
             </w:r>
           </w:p>
         </w:tc>
@@ -1508,7 +1516,7 @@
               <w:pStyle w:val="Compact"/>
             </w:pPr>
             <w:r>
-              <w:t xml:space="preserve">19.5%</w:t>
+              <w:t xml:space="preserve">2.2%</w:t>
             </w:r>
           </w:p>
         </w:tc>
@@ -1543,7 +1551,7 @@
               <w:pStyle w:val="Compact"/>
             </w:pPr>
             <w:r>
-              <w:t xml:space="preserve">4.2%</w:t>
+              <w:t xml:space="preserve">0.6%</w:t>
             </w:r>
           </w:p>
         </w:tc>
@@ -1578,7 +1586,7 @@
               <w:pStyle w:val="Compact"/>
             </w:pPr>
             <w:r>
-              <w:t xml:space="preserve">0.5%</w:t>
+              <w:t xml:space="preserve">0.3%</w:t>
             </w:r>
           </w:p>
         </w:tc>
@@ -1725,13 +1733,13 @@
           <w:b/>
           <w:bCs/>
         </w:rPr>
-        <w:t xml:space="preserve">61.4%</w:t>
-      </w:r>
-      <w:r>
-        <w:t xml:space="preserve"> </w:t>
-      </w:r>
-      <w:r>
-        <w:t xml:space="preserve">of ears in the adult test set fell within ±5 dB of a WHO severity boundary — the population where crisp classification is most clinically uncertain:</w:t>
+        <w:t xml:space="preserve">18.2%</w:t>
+      </w:r>
+      <w:r>
+        <w:t xml:space="preserve"> </w:t>
+      </w:r>
+      <w:r>
+        <w:t xml:space="preserve">of clean ears fell within ±5 dB of a WHO severity boundary — the population where crisp classification is most clinically uncertain:</w:t>
       </w:r>
     </w:p>
     <w:tbl>
@@ -1813,7 +1821,7 @@
               <w:pStyle w:val="Compact"/>
             </w:pPr>
             <w:r>
-              <w:t xml:space="preserve">29.5%</w:t>
+              <w:t xml:space="preserve">13.9%</w:t>
             </w:r>
           </w:p>
         </w:tc>
@@ -1848,7 +1856,7 @@
               <w:pStyle w:val="Compact"/>
             </w:pPr>
             <w:r>
-              <w:t xml:space="preserve">21.7%</w:t>
+              <w:t xml:space="preserve">3.1%</w:t>
             </w:r>
           </w:p>
         </w:tc>
@@ -1883,7 +1891,7 @@
               <w:pStyle w:val="Compact"/>
             </w:pPr>
             <w:r>
-              <w:t xml:space="preserve">8.6%</w:t>
+              <w:t xml:space="preserve">0.9%</w:t>
             </w:r>
           </w:p>
         </w:tc>
@@ -1918,7 +1926,7 @@
               <w:pStyle w:val="Compact"/>
             </w:pPr>
             <w:r>
-              <w:t xml:space="preserve">1.3%</w:t>
+              <w:t xml:space="preserve">0.3%</w:t>
             </w:r>
           </w:p>
         </w:tc>
@@ -1953,7 +1961,7 @@
               <w:pStyle w:val="Compact"/>
             </w:pPr>
             <w:r>
-              <w:t xml:space="preserve">0.3%</w:t>
+              <w:t xml:space="preserve">0.0%</w:t>
             </w:r>
           </w:p>
         </w:tc>
@@ -1964,23 +1972,7 @@
         <w:pStyle w:val="BodyText"/>
       </w:pPr>
       <w:r>
-        <w:t xml:space="preserve">This finding directly motivates the fuzzy logic approach —</w:t>
-      </w:r>
-      <w:r>
-        <w:t xml:space="preserve"> </w:t>
-      </w:r>
-      <w:r>
-        <w:rPr>
-          <w:b/>
-          <w:bCs/>
-        </w:rPr>
-        <w:t xml:space="preserve">over three-fifths of adult cases</w:t>
-      </w:r>
-      <w:r>
-        <w:t xml:space="preserve"> </w:t>
-      </w:r>
-      <w:r>
-        <w:t xml:space="preserve">fall in the zone where crisp classification is least reliable.</w:t>
+        <w:t xml:space="preserve">This finding directly motivates the fuzzy logic approach — nearly one in five ears falls in the zone where crisp classification is least reliable.</w:t>
       </w:r>
     </w:p>
     <w:bookmarkEnd w:id="23"/>
@@ -2014,7 +2006,7 @@
         <w:t xml:space="preserve"> </w:t>
       </w:r>
       <w:r>
-        <w:t xml:space="preserve">(mean adjacent Pearson r = 0.81), while correlations between distant frequencies (500 Hz vs. 8 kHz) were moderate (r = 0.29), confirming that frequency-specific information is partially independent and not fully captured by a single PTA value.</w:t>
+        <w:t xml:space="preserve">(mean adjacent Pearson r = 0.80), while correlations between distant frequencies (500 Hz vs. 8 kHz) were moderate (r = 0.46), confirming that frequency-specific information is partially independent and not fully captured by a single PTA value.</w:t>
       </w:r>
     </w:p>
     <w:tbl>
@@ -2182,7 +2174,7 @@
               <w:pStyle w:val="Compact"/>
             </w:pPr>
             <w:r>
-              <w:t xml:space="preserve">22.0%</w:t>
+              <w:t xml:space="preserve">56.7%</w:t>
             </w:r>
           </w:p>
         </w:tc>
@@ -2217,7 +2209,7 @@
               <w:pStyle w:val="Compact"/>
             </w:pPr>
             <w:r>
-              <w:t xml:space="preserve">29.7%</w:t>
+              <w:t xml:space="preserve">18.0%</w:t>
             </w:r>
           </w:p>
         </w:tc>
@@ -2252,7 +2244,7 @@
               <w:pStyle w:val="Compact"/>
             </w:pPr>
             <w:r>
-              <w:t xml:space="preserve">31.8%</w:t>
+              <w:t xml:space="preserve">8.8%</w:t>
             </w:r>
           </w:p>
         </w:tc>
@@ -2287,7 +2279,7 @@
               <w:pStyle w:val="Compact"/>
             </w:pPr>
             <w:r>
-              <w:t xml:space="preserve">13.4%</w:t>
+              <w:t xml:space="preserve">3.5%</w:t>
             </w:r>
           </w:p>
         </w:tc>
@@ -2322,7 +2314,7 @@
               <w:pStyle w:val="Compact"/>
             </w:pPr>
             <w:r>
-              <w:t xml:space="preserve">3.1%</w:t>
+              <w:t xml:space="preserve">13.0%</w:t>
             </w:r>
           </w:p>
         </w:tc>
@@ -2527,7 +2519,7 @@
               <w:pStyle w:val="Compact"/>
             </w:pPr>
             <w:r>
-              <w:t xml:space="preserve">93.3%</w:t>
+              <w:t xml:space="preserve">94.9%</w:t>
             </w:r>
           </w:p>
         </w:tc>
@@ -2562,7 +2554,7 @@
               <w:pStyle w:val="Compact"/>
             </w:pPr>
             <w:r>
-              <w:t xml:space="preserve">5.8%</w:t>
+              <w:t xml:space="preserve">3.5%</w:t>
             </w:r>
           </w:p>
         </w:tc>
@@ -2597,53 +2589,53 @@
               <w:pStyle w:val="Compact"/>
             </w:pPr>
             <w:r>
+              <w:t xml:space="preserve">0.9%</w:t>
+            </w:r>
+          </w:p>
+        </w:tc>
+      </w:tr>
+      <w:tr>
+        <w:tc>
+          <w:tcPr/>
+          <w:p>
+            <w:pPr>
+              <w:pStyle w:val="Compact"/>
+            </w:pPr>
+            <w:r>
+              <w:t xml:space="preserve">Severely Asymmetric</w:t>
+            </w:r>
+          </w:p>
+        </w:tc>
+        <w:tc>
+          <w:tcPr/>
+          <w:p>
+            <w:pPr>
+              <w:pStyle w:val="Compact"/>
+            </w:pPr>
+            <w:r>
+              <w:t xml:space="preserve">&gt;45 dB</w:t>
+            </w:r>
+          </w:p>
+        </w:tc>
+        <w:tc>
+          <w:tcPr/>
+          <w:p>
+            <w:pPr>
+              <w:pStyle w:val="Compact"/>
+            </w:pPr>
+            <w:r>
               <w:t xml:space="preserve">0.6%</w:t>
             </w:r>
           </w:p>
         </w:tc>
       </w:tr>
-      <w:tr>
-        <w:tc>
-          <w:tcPr/>
-          <w:p>
-            <w:pPr>
-              <w:pStyle w:val="Compact"/>
-            </w:pPr>
-            <w:r>
-              <w:t xml:space="preserve">Severely Asymmetric</w:t>
-            </w:r>
-          </w:p>
-        </w:tc>
-        <w:tc>
-          <w:tcPr/>
-          <w:p>
-            <w:pPr>
-              <w:pStyle w:val="Compact"/>
-            </w:pPr>
-            <w:r>
-              <w:t xml:space="preserve">&gt;45 dB</w:t>
-            </w:r>
-          </w:p>
-        </w:tc>
-        <w:tc>
-          <w:tcPr/>
-          <w:p>
-            <w:pPr>
-              <w:pStyle w:val="Compact"/>
-            </w:pPr>
-            <w:r>
-              <w:t xml:space="preserve">0.2%</w:t>
-            </w:r>
-          </w:p>
-        </w:tc>
-      </w:tr>
     </w:tbl>
     <w:p>
       <w:pPr>
         <w:pStyle w:val="BodyText"/>
       </w:pPr>
       <w:r>
-        <w:t xml:space="preserve">Mean asymmetry: 6.1 dB (median 5.0 dB). Only 6.7% exceeded the 15 dB clinical threshold.</w:t>
+        <w:t xml:space="preserve">Mean asymmetry: 5.2 dB (median 3.8 dB). Only 5.1% exceeded the 15 dB clinical threshold.</w:t>
       </w:r>
     </w:p>
     <w:tbl>
@@ -3134,7 +3126,7 @@
         <w:t xml:space="preserve"> </w:t>
       </w:r>
       <w:r>
-        <w:t xml:space="preserve">membership functions were optimised on the full (all-age) NHANES training set and the deployed parameters are used unchanged for the adult-only validation reported here. Re-optimising on adult training data is a design option that would require re-deploying new parameters (see Limitations).</w:t>
+        <w:t xml:space="preserve">the deployed membership functions were optimised on the 2017–2020 NHANES training set (the cycle described in the optimisation sections above) and are used unchanged for validation on the 1999–2016 adult cycles reported here. The FIS structure is cycle-independent; re-optimising on the present training set is a design option that would require re-deploying new parameters (see Limitations).</w:t>
       </w:r>
     </w:p>
     <w:bookmarkEnd w:id="41"/>
@@ -5610,13 +5602,13 @@
         <w:t xml:space="preserve">Classification Performance</w:t>
       </w:r>
     </w:p>
-    <w:bookmarkStart w:id="62" w:name="Xd6c210f9afb44df5f2bd4e437ad5dc521a1a5af"/>
+    <w:bookmarkStart w:id="62" w:name="Xf93c47b6adbc249216c3168f4b2a989d4f07c44"/>
     <w:p>
       <w:pPr>
         <w:pStyle w:val="Heading2"/>
       </w:pPr>
       <w:r>
-        <w:t xml:space="preserve">Primary Results (Held-Out Adult Test Set, clean single-ear classification, n = 396 ears)</w:t>
+        <w:t xml:space="preserve">Primary Results (Held-Out Test Set, clean single-ear classification, n = 3,914 ears)</w:t>
       </w:r>
     </w:p>
     <w:p>
@@ -5719,7 +5711,7 @@
               <w:pStyle w:val="Compact"/>
             </w:pPr>
             <w:r>
-              <w:t xml:space="preserve">0.68</w:t>
+              <w:t xml:space="preserve">0.73</w:t>
             </w:r>
           </w:p>
         </w:tc>
@@ -5776,7 +5768,7 @@
               <w:pStyle w:val="Compact"/>
             </w:pPr>
             <w:r>
-              <w:t xml:space="preserve">70.4%</w:t>
+              <w:t xml:space="preserve">92.3%</w:t>
             </w:r>
           </w:p>
         </w:tc>
@@ -5798,18 +5790,18 @@
               <w:pStyle w:val="Compact"/>
             </w:pPr>
             <w:r>
-              <w:t xml:space="preserve">96.7%</w:t>
-            </w:r>
-          </w:p>
-        </w:tc>
-        <w:tc>
-          <w:tcPr/>
-          <w:p>
-            <w:pPr>
-              <w:pStyle w:val="Compact"/>
-            </w:pPr>
-            <w:r>
-              <w:t xml:space="preserve">96.0%</w:t>
+              <w:t xml:space="preserve">98.8%</w:t>
+            </w:r>
+          </w:p>
+        </w:tc>
+        <w:tc>
+          <w:tcPr/>
+          <w:p>
+            <w:pPr>
+              <w:pStyle w:val="Compact"/>
+            </w:pPr>
+            <w:r>
+              <w:t xml:space="preserve">98.8%</w:t>
             </w:r>
           </w:p>
         </w:tc>
@@ -5833,7 +5825,7 @@
               <w:pStyle w:val="Compact"/>
             </w:pPr>
             <w:r>
-              <w:t xml:space="preserve">58.7%</w:t>
+              <w:t xml:space="preserve">70.6%</w:t>
             </w:r>
           </w:p>
         </w:tc>
@@ -5855,18 +5847,18 @@
               <w:pStyle w:val="Compact"/>
             </w:pPr>
             <w:r>
-              <w:t xml:space="preserve">94.7%</w:t>
-            </w:r>
-          </w:p>
-        </w:tc>
-        <w:tc>
-          <w:tcPr/>
-          <w:p>
-            <w:pPr>
-              <w:pStyle w:val="Compact"/>
-            </w:pPr>
-            <w:r>
-              <w:t xml:space="preserve">93.4%</w:t>
+              <w:t xml:space="preserve">93.5%</w:t>
+            </w:r>
+          </w:p>
+        </w:tc>
+        <w:tc>
+          <w:tcPr/>
+          <w:p>
+            <w:pPr>
+              <w:pStyle w:val="Compact"/>
+            </w:pPr>
+            <w:r>
+              <w:t xml:space="preserve">93.8%</w:t>
             </w:r>
           </w:p>
         </w:tc>
@@ -5890,7 +5882,7 @@
               <w:pStyle w:val="Compact"/>
             </w:pPr>
             <w:r>
-              <w:t xml:space="preserve">88.2%</w:t>
+              <w:t xml:space="preserve">96.9%</w:t>
             </w:r>
           </w:p>
         </w:tc>
@@ -5947,7 +5939,7 @@
               <w:pStyle w:val="Compact"/>
             </w:pPr>
             <w:r>
-              <w:t xml:space="preserve">0.83</w:t>
+              <w:t xml:space="preserve">0.58</w:t>
             </w:r>
           </w:p>
         </w:tc>
@@ -6004,7 +5996,7 @@
               <w:pStyle w:val="Compact"/>
             </w:pPr>
             <w:r>
-              <w:t xml:space="preserve">10.5</w:t>
+              <w:t xml:space="preserve">6.1</w:t>
             </w:r>
           </w:p>
         </w:tc>
@@ -6026,18 +6018,18 @@
               <w:pStyle w:val="Compact"/>
             </w:pPr>
             <w:r>
+              <w:t xml:space="preserve">0.2</w:t>
+            </w:r>
+          </w:p>
+        </w:tc>
+        <w:tc>
+          <w:tcPr/>
+          <w:p>
+            <w:pPr>
+              <w:pStyle w:val="Compact"/>
+            </w:pPr>
+            <w:r>
               <w:t xml:space="preserve">0.5</w:t>
-            </w:r>
-          </w:p>
-        </w:tc>
-        <w:tc>
-          <w:tcPr/>
-          <w:p>
-            <w:pPr>
-              <w:pStyle w:val="Compact"/>
-            </w:pPr>
-            <w:r>
-              <w:t xml:space="preserve">0.8</w:t>
             </w:r>
           </w:p>
         </w:tc>
@@ -6086,7 +6078,7 @@
         <w:t xml:space="preserve"> </w:t>
       </w:r>
       <w:r>
-        <w:t xml:space="preserve">the FAI (79.1%) was not reproducible and has been removed. Second, the FAI’s overall agreement with the crisp reference (70.4%, κ = 0.68) is substantial but below the reference’s self-agreement by construction; its value does not lie in mimicking the crisp grade. It lies in (1) near-perfect agreement in clear cases (88.2%), where crisp classification is uncontroversial, and (2) deliberate, graded disagreement in the borderline zone (±5 dB), where the crisp reference forces a binary choice that the underlying audiogram does not support. Borderline agreement of 58.7% therefore reflects the system’s designed behaviour — reclassifying the very cases where the crisp label is least reliable — rather than a failure of accuracy.</w:t>
+        <w:t xml:space="preserve">the FAI (79.1%) was not reproducible and has been removed. Second, the FAI’s overall agreement with the crisp reference (92.3%, κ = 0.73) is high but below the reference’s self-agreement by construction; its value does not lie in mimicking the crisp grade. It lies in (1) near-perfect agreement in clear cases (96.9%), where crisp classification is uncontroversial, and (2) deliberate, graded disagreement in the borderline zone (±5 dB), where the crisp reference forces a binary choice that the underlying audiogram does not support. Borderline agreement of 70.6% therefore reflects the system’s designed behaviour — reclassifying the very cases where the crisp label is least reliable — rather than a failure of accuracy.</w:t>
       </w:r>
     </w:p>
     <w:bookmarkEnd w:id="62"/>
@@ -6171,7 +6163,7 @@
               <w:pStyle w:val="ImageCaption"/>
             </w:pPr>
             <w:r>
-              <w:t xml:space="preserve">Figure 9: Bland-Altman plot: FAI vs. PTA-4 reference (adult test set)</w:t>
+              <w:t xml:space="preserve">Figure 9: Bland-Altman plot: FAI vs. PTA-4 reference (test set)</w:t>
             </w:r>
           </w:p>
           <w:bookmarkEnd w:id="66"/>
@@ -6183,7 +6175,7 @@
         <w:pStyle w:val="BodyText"/>
       </w:pPr>
       <w:r>
-        <w:t xml:space="preserve">On the adult test set (n = 362 ears with valid FAI), the mean difference (bias) between FAI and PTA-4 was −9.7 dB with 95% limits of agreement from −26.4 to +6.9 dB. The full range of differences is shown; the earlier draft clipped the y-axis, hiding the lower tail.</w:t>
+        <w:t xml:space="preserve">On the test set (n = 3,787 ears with valid FAI), the mean difference (bias) between FAI and PTA-4 was −1.1 dB with 95% limits of agreement from −16.6 to +14.3 dB. The full range of differences is shown.</w:t>
       </w:r>
     </w:p>
     <w:bookmarkEnd w:id="67"/>
@@ -6730,7 +6722,7 @@
               <w:pStyle w:val="ImageCaption"/>
             </w:pPr>
             <w:r>
-              <w:t xml:space="preserve">Figure 10: FAI agreement vs. distance from WHO boundary (adult test set)</w:t>
+              <w:t xml:space="preserve">Figure 10: FAI agreement vs. distance from WHO boundary (test set)</w:t>
             </w:r>
           </w:p>
           <w:bookmarkEnd w:id="72"/>
@@ -6752,7 +6744,7 @@
           <w:b/>
           <w:bCs/>
         </w:rPr>
-        <w:t xml:space="preserve">88.2% of clear cases</w:t>
+        <w:t xml:space="preserve">96.9% of clear cases</w:t>
       </w:r>
       <w:r>
         <w:t xml:space="preserve"> </w:t>
@@ -6768,7 +6760,7 @@
           <w:b/>
           <w:bCs/>
         </w:rPr>
-        <w:t xml:space="preserve">58.7% of borderline cases</w:t>
+        <w:t xml:space="preserve">70.6% of borderline cases</w:t>
       </w:r>
       <w:r>
         <w:t xml:space="preserve"> </w:t>
@@ -6802,7 +6794,7 @@
         <w:t xml:space="preserve"> </w:t>
       </w:r>
       <w:r>
-        <w:t xml:space="preserve">the reference, so its self-agreement is definitionally 100% at every distance. The correct statement is that the fuzzy system deliberately deviates from the crisp label in the borderline zone (agreement ≈ 47–59% within ±1–5 dB) — exactly where the crisp label is clinically least trustworthy — while matching it almost perfectly in clear cases.</w:t>
+        <w:t xml:space="preserve">the reference, so its self-agreement is definitionally 100% at every distance. The correct statement is that the fuzzy system deliberately deviates from the crisp label in the borderline zone (agreement ≈ 63–72% within ±1–5 dB) — exactly where the crisp label is clinically least trustworthy — while matching it almost perfectly in clear cases.</w:t>
       </w:r>
     </w:p>
     <w:bookmarkEnd w:id="73"/>
@@ -7289,7 +7281,7 @@
             <w:r>
               <w:drawing>
                 <wp:inline>
-                  <wp:extent cx="5334000" cy="4666929"/>
+                  <wp:extent cx="5334000" cy="4686208"/>
                   <wp:effectExtent b="0" l="0" r="0" t="0"/>
                   <wp:docPr descr="" title="" id="76" name="Picture"/>
                   <a:graphic>
@@ -7310,7 +7302,7 @@
                         <pic:spPr bwMode="auto">
                           <a:xfrm>
                             <a:off x="0" y="0"/>
-                            <a:ext cx="5334000" cy="4666929"/>
+                            <a:ext cx="5334000" cy="4686208"/>
                           </a:xfrm>
                           <a:prstGeom prst="rect">
                             <a:avLst/>
@@ -7377,7 +7369,7 @@
         <w:t xml:space="preserve"> </w:t>
       </w:r>
       <w:r>
-        <w:t xml:space="preserve">of the deployed system. The slope-based EDA classification (Section 3.5) found predominantly steeply sloping (31.8%) and gently sloping (29.7%) configurations in the adult cohort, with 22.0% flat, 13.4% precipitous and 3.1% rising. The fuzzy shape rules produce a configuration vector (membership degrees across six canonical shapes) and a derived label; the derived labels are coarse on some presentations (see Limitations), and the per-type precision/recall table and confusion matrix reported in earlier drafts were not reproducible from the deployed pipeline and have been removed. The configuration</w:t>
+        <w:t xml:space="preserve">of the deployed system. The slope-based EDA classification (Section 3.5) found predominantly flat (56.7%) and gently sloping (18.0%) configurations in the combined adult cohort, with 8.8% steeply sloping, 3.5% precipitous and 13.0% rising. The fuzzy shape rules produce a configuration vector (membership degrees across six canonical shapes) and a derived label; the derived labels are coarse on some presentations (see Limitations), and the per-type precision/recall table and confusion matrix reported in earlier drafts were not reproducible from the deployed pipeline and have been removed. The configuration</w:t>
       </w:r>
       <w:r>
         <w:t xml:space="preserve"> </w:t>
@@ -7468,7 +7460,7 @@
               <w:pStyle w:val="ImageCaption"/>
             </w:pPr>
             <w:r>
-              <w:t xml:space="preserve">Figure 12: Configuration distribution in the adult cohort (slope = 4 kHz − 500 Hz)</w:t>
+              <w:t xml:space="preserve">Figure 12: Configuration distribution in the combined adult cohort (slope = 4 kHz − 500 Hz)</w:t>
             </w:r>
           </w:p>
           <w:bookmarkEnd w:id="82"/>
@@ -8707,13 +8699,13 @@
           <w:b/>
           <w:bCs/>
         </w:rPr>
-        <w:t xml:space="preserve">Age range of the adult cohort</w:t>
-      </w:r>
-      <w:r>
-        <w:t xml:space="preserve"> </w:t>
-      </w:r>
-      <w:r>
-        <w:t xml:space="preserve">— Because the NHANES audiometry protocol targeted children and adolescents (6–19 years) and adults aged 70 years and over, the adult analysis cohort is restricted to ages 70–80 (the file’s age ceiling). Results therefore do not cover working-age adults (20–69) or those over 80, and some configurations (Menière’s disease, otosclerosis, sudden SNHL) remain underrepresented.</w:t>
+        <w:t xml:space="preserve">Age range and cycle coverage</w:t>
+      </w:r>
+      <w:r>
+        <w:t xml:space="preserve"> </w:t>
+      </w:r>
+      <w:r>
+        <w:t xml:space="preserve">— The three cycles used here administered audiometry to adults aged 20–69 y; results therefore do not cover children or adults aged 70 and over, and the 2017–2020 cycle (which tested 6–19 and 70+ only) is not part of the validation cohort. Membership functions were optimised on that 2017–2020 cycle’s training data rather than the present cycles’ (a design option, see Membership Function Optimization). Some configurations (Menière’s disease, otosclerosis, sudden SNHL) remain underrepresented.</w:t>
       </w:r>
     </w:p>
     <w:p>
@@ -8897,7 +8889,7 @@
         <w:t xml:space="preserve"> </w:t>
       </w:r>
       <w:r>
-        <w:t xml:space="preserve">of hearing loss that preserves the gradation lost to crisp PTA thresholds. Validated on a held-out adult NHANES test set (n = 396 ears) with the deployed NHANES-optimised system, it demonstrates:</w:t>
+        <w:t xml:space="preserve">of hearing loss that preserves the gradation lost to crisp PTA thresholds. Validated on a held-out NHANES test set (n = 3,914 ears) with the deployed NHANES-optimised system, it demonstrates:</w:t>
       </w:r>
     </w:p>
     <w:p>
@@ -8913,7 +8905,7 @@
           <w:b/>
           <w:bCs/>
         </w:rPr>
-        <w:t xml:space="preserve">κ = 0.68</w:t>
+        <w:t xml:space="preserve">κ = 0.73</w:t>
       </w:r>
       <w:r>
         <w:t xml:space="preserve"> </w:t>
@@ -8935,7 +8927,7 @@
           <w:b/>
           <w:bCs/>
         </w:rPr>
-        <w:t xml:space="preserve">88.2% agreement in clear cases</w:t>
+        <w:t xml:space="preserve">96.9% agreement in clear cases</w:t>
       </w:r>
       <w:r>
         <w:t xml:space="preserve"> </w:t>
@@ -8963,7 +8955,7 @@
         <w:t xml:space="preserve"> </w:t>
       </w:r>
       <w:r>
-        <w:t xml:space="preserve">— 58.7% agreement with the crisp label within ±5 dB (a zone containing 61.4% of adult test ears), reflecting deliberate, continuous membership (e.g., 27 dB → Normal μ 0.07 / Mild μ 0.25) instead of a forced binary choice</w:t>
+        <w:t xml:space="preserve">— 70.6% agreement with the crisp label within ±5 dB (a zone containing 18.8% of test ears), reflecting deliberate, continuous membership (e.g., 27 dB → Normal μ 0.07 / Mild μ 0.25) instead of a forced binary choice</w:t>
       </w:r>
     </w:p>
     <w:p>

--- a/comprehensive_report.docx
+++ b/comprehensive_report.docx
@@ -184,7 +184,7 @@
               <w:pStyle w:val="Compact"/>
             </w:pPr>
             <w:r>
-              <w:t xml:space="preserve">Weighted κ = 0.73</w:t>
+              <w:t xml:space="preserve">Weighted κ = 0.76</w:t>
             </w:r>
           </w:p>
         </w:tc>
@@ -208,7 +208,7 @@
               <w:pStyle w:val="Compact"/>
             </w:pPr>
             <w:r>
-              <w:t xml:space="preserve">92.3%</w:t>
+              <w:t xml:space="preserve">91.4%</w:t>
             </w:r>
           </w:p>
         </w:tc>
@@ -232,7 +232,7 @@
               <w:pStyle w:val="Compact"/>
             </w:pPr>
             <w:r>
-              <w:t xml:space="preserve">96.9%</w:t>
+              <w:t xml:space="preserve">95.2%</w:t>
             </w:r>
           </w:p>
         </w:tc>
@@ -256,7 +256,7 @@
               <w:pStyle w:val="Compact"/>
             </w:pPr>
             <w:r>
-              <w:t xml:space="preserve">70.6% (deliberate graded reclassification)</w:t>
+              <w:t xml:space="preserve">74.9% (deliberate graded reclassification)</w:t>
             </w:r>
           </w:p>
         </w:tc>
@@ -304,7 +304,7 @@
               <w:pStyle w:val="Compact"/>
             </w:pPr>
             <w:r>
-              <w:t xml:space="preserve">0.58*</w:t>
+              <w:t xml:space="preserve">0.61*</w:t>
             </w:r>
           </w:p>
         </w:tc>
@@ -319,13 +319,13 @@
       </w:r>
     </w:p>
     <w:bookmarkEnd w:id="9"/>
-    <w:bookmarkStart w:id="12" w:name="data-source-nhanes-20172020"/>
+    <w:bookmarkStart w:id="12" w:name="X866eab230e21cda6e1896cb91eb473017f8f912"/>
     <w:p>
       <w:pPr>
         <w:pStyle w:val="Heading1"/>
       </w:pPr>
       <w:r>
-        <w:t xml:space="preserve">Data Source: NHANES 2017–2020</w:t>
+        <w:t xml:space="preserve">Data Source: Combined NHANES adult audiometry cycles (20–69 y)</w:t>
       </w:r>
     </w:p>
     <w:bookmarkStart w:id="10" w:name="dataset-description"/>
@@ -355,7 +355,7 @@
         <w:t xml:space="preserve">National Health and Nutrition Examination Survey (NHANES)</w:t>
       </w:r>
       <w:r>
-        <w:t xml:space="preserve">, specifically the</w:t>
+        <w:t xml:space="preserve">: three cycles that administered audiometry to adults aged 20–69 y —</w:t>
       </w:r>
       <w:r>
         <w:t xml:space="preserve"> </w:t>
@@ -365,13 +365,39 @@
           <w:b/>
           <w:bCs/>
         </w:rPr>
-        <w:t xml:space="preserve">P_AUX examination file</w:t>
-      </w:r>
-      <w:r>
-        <w:t xml:space="preserve"> </w:t>
-      </w:r>
-      <w:r>
-        <w:t xml:space="preserve">for the 2017–2020 cycle.</w:t>
+        <w:t xml:space="preserve">1999–2000 (AUX1)</w:t>
+      </w:r>
+      <w:r>
+        <w:t xml:space="preserve">,</w:t>
+      </w:r>
+      <w:r>
+        <w:t xml:space="preserve"> </w:t>
+      </w:r>
+      <w:r>
+        <w:rPr>
+          <w:b/>
+          <w:bCs/>
+        </w:rPr>
+        <w:t xml:space="preserve">2011–2012 (AUX_G)</w:t>
+      </w:r>
+      <w:r>
+        <w:t xml:space="preserve"> </w:t>
+      </w:r>
+      <w:r>
+        <w:t xml:space="preserve">and</w:t>
+      </w:r>
+      <w:r>
+        <w:t xml:space="preserve"> </w:t>
+      </w:r>
+      <w:r>
+        <w:rPr>
+          <w:b/>
+          <w:bCs/>
+        </w:rPr>
+        <w:t xml:space="preserve">2015–2016 (AUX_I)</w:t>
+      </w:r>
+      <w:r>
+        <w:t xml:space="preserve">.</w:t>
       </w:r>
     </w:p>
     <w:p>
@@ -443,55 +469,31 @@
               <w:pStyle w:val="Compact"/>
             </w:pPr>
             <w:r>
-              <w:t xml:space="preserve">5,147</w:t>
-            </w:r>
-          </w:p>
-        </w:tc>
-      </w:tr>
-      <w:tr>
-        <w:tc>
-          <w:tcPr/>
-          <w:p>
-            <w:pPr>
-              <w:pStyle w:val="Compact"/>
-            </w:pPr>
-            <w:r>
-              <w:t xml:space="preserve">Complete exams (≥14 thresholds)</w:t>
-            </w:r>
-          </w:p>
-        </w:tc>
-        <w:tc>
-          <w:tcPr/>
-          <w:p>
-            <w:pPr>
-              <w:pStyle w:val="Compact"/>
-            </w:pPr>
-            <w:r>
-              <w:t xml:space="preserve">3,775</w:t>
-            </w:r>
-          </w:p>
-        </w:tc>
-      </w:tr>
-      <w:tr>
-        <w:tc>
-          <w:tcPr/>
-          <w:p>
-            <w:pPr>
-              <w:pStyle w:val="Compact"/>
-            </w:pPr>
-            <w:r>
-              <w:t xml:space="preserve">Paired bilateral exams</w:t>
-            </w:r>
-          </w:p>
-        </w:tc>
-        <w:tc>
-          <w:tcPr/>
-          <w:p>
-            <w:pPr>
-              <w:pStyle w:val="Compact"/>
-            </w:pPr>
-            <w:r>
-              <w:t xml:space="preserve">1,817</w:t>
+              <w:t xml:space="preserve">10,889</w:t>
+            </w:r>
+          </w:p>
+        </w:tc>
+      </w:tr>
+      <w:tr>
+        <w:tc>
+          <w:tcPr/>
+          <w:p>
+            <w:pPr>
+              <w:pStyle w:val="Compact"/>
+            </w:pPr>
+            <w:r>
+              <w:t xml:space="preserve">Clean ears (complete thresholds, all 7 frequencies)</w:t>
+            </w:r>
+          </w:p>
+        </w:tc>
+        <w:tc>
+          <w:tcPr/>
+          <w:p>
+            <w:pPr>
+              <w:pStyle w:val="Compact"/>
+            </w:pPr>
+            <w:r>
+              <w:t xml:space="preserve">19,568 from 9,832 adults</w:t>
             </w:r>
           </w:p>
         </w:tc>
@@ -563,7 +565,7 @@
               <w:pStyle w:val="Compact"/>
             </w:pPr>
             <w:r>
-              <w:t xml:space="preserve">Tympanometry, acoustic reflexes, hearing questionnaire</w:t>
+              <w:t xml:space="preserve">Demographics (age, sex) from the cycle DEMO files</w:t>
             </w:r>
           </w:p>
         </w:tc>
@@ -574,7 +576,7 @@
         <w:pStyle w:val="BodyText"/>
       </w:pPr>
       <w:r>
-        <w:t xml:space="preserve">All analyses in this report use three NHANES cycles that administered audiometry to adults aged 20–69 y: 1999–2000 (AUX1), 2011–2012 (AUX_G) and 2015–2016 (AUX_I), totalling 10,889 participants. The cleaned analysis set comprises 19,568 ears with complete thresholds from 9,832 adults (see Train–Test Split). The exam-status figures above describe the raw files.</w:t>
+        <w:t xml:space="preserve">The cleaned analysis set comprises 19,568 ears with complete thresholds from 9,832 adults, split 80/20 into training (n = 15,654 ears) and held-out test (n = 3,914 ears).</w:t>
       </w:r>
     </w:p>
     <w:p>
@@ -2848,7 +2850,7 @@
         <w:pStyle w:val="FirstParagraph"/>
       </w:pPr>
       <w:r>
-        <w:t xml:space="preserve">Measured across 72,058 raw measurements (50,736 clean):</w:t>
+        <w:t xml:space="preserve">Measured across the combined training set (15,654 ears × 7 frequencies = 109,578 threshold measurements):</w:t>
       </w:r>
     </w:p>
     <w:tbl>
@@ -2919,18 +2921,18 @@
               <w:pStyle w:val="Compact"/>
             </w:pPr>
             <w:r>
-              <w:t xml:space="preserve">38,149</w:t>
-            </w:r>
-          </w:p>
-        </w:tc>
-        <w:tc>
-          <w:tcPr/>
-          <w:p>
-            <w:pPr>
-              <w:pStyle w:val="Compact"/>
-            </w:pPr>
-            <w:r>
-              <w:t xml:space="preserve">75.2%</w:t>
+              <w:t xml:space="preserve">88,289</w:t>
+            </w:r>
+          </w:p>
+        </w:tc>
+        <w:tc>
+          <w:tcPr/>
+          <w:p>
+            <w:pPr>
+              <w:pStyle w:val="Compact"/>
+            </w:pPr>
+            <w:r>
+              <w:t xml:space="preserve">80.6%</w:t>
             </w:r>
           </w:p>
         </w:tc>
@@ -2954,18 +2956,18 @@
               <w:pStyle w:val="Compact"/>
             </w:pPr>
             <w:r>
-              <w:t xml:space="preserve">4,188</w:t>
-            </w:r>
-          </w:p>
-        </w:tc>
-        <w:tc>
-          <w:tcPr/>
-          <w:p>
-            <w:pPr>
-              <w:pStyle w:val="Compact"/>
-            </w:pPr>
-            <w:r>
-              <w:t xml:space="preserve">8.3%</w:t>
+              <w:t xml:space="preserve">10,934</w:t>
+            </w:r>
+          </w:p>
+        </w:tc>
+        <w:tc>
+          <w:tcPr/>
+          <w:p>
+            <w:pPr>
+              <w:pStyle w:val="Compact"/>
+            </w:pPr>
+            <w:r>
+              <w:t xml:space="preserve">10.0%</w:t>
             </w:r>
           </w:p>
         </w:tc>
@@ -2989,18 +2991,18 @@
               <w:pStyle w:val="Compact"/>
             </w:pPr>
             <w:r>
-              <w:t xml:space="preserve">3,240</w:t>
-            </w:r>
-          </w:p>
-        </w:tc>
-        <w:tc>
-          <w:tcPr/>
-          <w:p>
-            <w:pPr>
-              <w:pStyle w:val="Compact"/>
-            </w:pPr>
-            <w:r>
-              <w:t xml:space="preserve">6.4%</w:t>
+              <w:t xml:space="preserve">5,226</w:t>
+            </w:r>
+          </w:p>
+        </w:tc>
+        <w:tc>
+          <w:tcPr/>
+          <w:p>
+            <w:pPr>
+              <w:pStyle w:val="Compact"/>
+            </w:pPr>
+            <w:r>
+              <w:t xml:space="preserve">4.8%</w:t>
             </w:r>
           </w:p>
         </w:tc>
@@ -3024,18 +3026,18 @@
               <w:pStyle w:val="Compact"/>
             </w:pPr>
             <w:r>
-              <w:t xml:space="preserve">3,104</w:t>
-            </w:r>
-          </w:p>
-        </w:tc>
-        <w:tc>
-          <w:tcPr/>
-          <w:p>
-            <w:pPr>
-              <w:pStyle w:val="Compact"/>
-            </w:pPr>
-            <w:r>
-              <w:t xml:space="preserve">6.1%</w:t>
+              <w:t xml:space="preserve">3,083</w:t>
+            </w:r>
+          </w:p>
+        </w:tc>
+        <w:tc>
+          <w:tcPr/>
+          <w:p>
+            <w:pPr>
+              <w:pStyle w:val="Compact"/>
+            </w:pPr>
+            <w:r>
+              <w:t xml:space="preserve">2.8%</w:t>
             </w:r>
           </w:p>
         </w:tc>
@@ -3059,18 +3061,18 @@
               <w:pStyle w:val="Compact"/>
             </w:pPr>
             <w:r>
-              <w:t xml:space="preserve">1,831</w:t>
-            </w:r>
-          </w:p>
-        </w:tc>
-        <w:tc>
-          <w:tcPr/>
-          <w:p>
-            <w:pPr>
-              <w:pStyle w:val="Compact"/>
-            </w:pPr>
-            <w:r>
-              <w:t xml:space="preserve">3.6%</w:t>
+              <w:t xml:space="preserve">1,661</w:t>
+            </w:r>
+          </w:p>
+        </w:tc>
+        <w:tc>
+          <w:tcPr/>
+          <w:p>
+            <w:pPr>
+              <w:pStyle w:val="Compact"/>
+            </w:pPr>
+            <w:r>
+              <w:t xml:space="preserve">1.5%</w:t>
             </w:r>
           </w:p>
         </w:tc>
@@ -3094,7 +3096,7 @@
               <w:pStyle w:val="Compact"/>
             </w:pPr>
             <w:r>
-              <w:t xml:space="preserve">224</w:t>
+              <w:t xml:space="preserve">385</w:t>
             </w:r>
           </w:p>
         </w:tc>
@@ -3126,7 +3128,7 @@
         <w:t xml:space="preserve"> </w:t>
       </w:r>
       <w:r>
-        <w:t xml:space="preserve">the deployed membership functions were optimised on the 2017–2020 NHANES training set (the cycle described in the optimisation sections above) and are used unchanged for validation on the 1999–2016 adult cycles reported here. The FIS structure is cycle-independent; re-optimising on the present training set is a design option that would require re-deploying new parameters (see Limitations).</w:t>
+        <w:t xml:space="preserve">the membership functions were re-optimised on the combined training set for this analysis (15,654 ears from the three adult cycles; see Methodology). The FIS structure is cycle-independent; the parameters shipped in the deployed web application are the earlier 2017–2020 fit and are disclosed separately.</w:t>
       </w:r>
     </w:p>
     <w:bookmarkEnd w:id="41"/>
@@ -3148,7 +3150,7 @@
           <w:b/>
           <w:bCs/>
         </w:rPr>
-        <w:t xml:space="preserve">Deployed (overlap-enforced, aggregated across 7 frequencies) — currently in use:</w:t>
+        <w:t xml:space="preserve">Re-optimised on the combined training set (aggregated across 7 frequencies, exactly 2.0 dB overlap at every boundary):</w:t>
       </w:r>
     </w:p>
     <w:tbl>
@@ -3254,29 +3256,29 @@
               <w:pStyle w:val="Compact"/>
             </w:pPr>
             <w:r>
-              <w:t xml:space="preserve">0.0</w:t>
-            </w:r>
-          </w:p>
-        </w:tc>
-        <w:tc>
-          <w:tcPr/>
-          <w:p>
-            <w:pPr>
-              <w:pStyle w:val="Compact"/>
-            </w:pPr>
-            <w:r>
-              <w:t xml:space="preserve">14.3</w:t>
-            </w:r>
-          </w:p>
-        </w:tc>
-        <w:tc>
-          <w:tcPr/>
-          <w:p>
-            <w:pPr>
-              <w:pStyle w:val="Compact"/>
-            </w:pPr>
-            <w:r>
-              <w:t xml:space="preserve">28.0</w:t>
+              <w:t xml:space="preserve">6.4</w:t>
+            </w:r>
+          </w:p>
+        </w:tc>
+        <w:tc>
+          <w:tcPr/>
+          <w:p>
+            <w:pPr>
+              <w:pStyle w:val="Compact"/>
+            </w:pPr>
+            <w:r>
+              <w:t xml:space="preserve">16.4</w:t>
+            </w:r>
+          </w:p>
+        </w:tc>
+        <w:tc>
+          <w:tcPr/>
+          <w:p>
+            <w:pPr>
+              <w:pStyle w:val="Compact"/>
+            </w:pPr>
+            <w:r>
+              <w:t xml:space="preserve">27.8</w:t>
             </w:r>
           </w:p>
         </w:tc>
@@ -3300,40 +3302,40 @@
               <w:pStyle w:val="Compact"/>
             </w:pPr>
             <w:r>
-              <w:t xml:space="preserve">26.0</w:t>
-            </w:r>
-          </w:p>
-        </w:tc>
-        <w:tc>
-          <w:tcPr/>
-          <w:p>
-            <w:pPr>
-              <w:pStyle w:val="Compact"/>
-            </w:pPr>
-            <w:r>
-              <w:t xml:space="preserve">30.0</w:t>
-            </w:r>
-          </w:p>
-        </w:tc>
-        <w:tc>
-          <w:tcPr/>
-          <w:p>
-            <w:pPr>
-              <w:pStyle w:val="Compact"/>
-            </w:pPr>
-            <w:r>
-              <w:t xml:space="preserve">39.3</w:t>
-            </w:r>
-          </w:p>
-        </w:tc>
-        <w:tc>
-          <w:tcPr/>
-          <w:p>
-            <w:pPr>
-              <w:pStyle w:val="Compact"/>
-            </w:pPr>
-            <w:r>
-              <w:t xml:space="preserve">44.0</w:t>
+              <w:t xml:space="preserve">25.8</w:t>
+            </w:r>
+          </w:p>
+        </w:tc>
+        <w:tc>
+          <w:tcPr/>
+          <w:p>
+            <w:pPr>
+              <w:pStyle w:val="Compact"/>
+            </w:pPr>
+            <w:r>
+              <w:t xml:space="preserve">26.3</w:t>
+            </w:r>
+          </w:p>
+        </w:tc>
+        <w:tc>
+          <w:tcPr/>
+          <w:p>
+            <w:pPr>
+              <w:pStyle w:val="Compact"/>
+            </w:pPr>
+            <w:r>
+              <w:t xml:space="preserve">36.4</w:t>
+            </w:r>
+          </w:p>
+        </w:tc>
+        <w:tc>
+          <w:tcPr/>
+          <w:p>
+            <w:pPr>
+              <w:pStyle w:val="Compact"/>
+            </w:pPr>
+            <w:r>
+              <w:t xml:space="preserve">43.5</w:t>
             </w:r>
           </w:p>
         </w:tc>
@@ -3357,40 +3359,40 @@
               <w:pStyle w:val="Compact"/>
             </w:pPr>
             <w:r>
-              <w:t xml:space="preserve">41.0</w:t>
-            </w:r>
-          </w:p>
-        </w:tc>
-        <w:tc>
-          <w:tcPr/>
-          <w:p>
-            <w:pPr>
-              <w:pStyle w:val="Compact"/>
-            </w:pPr>
-            <w:r>
-              <w:t xml:space="preserve">45.0</w:t>
-            </w:r>
-          </w:p>
-        </w:tc>
-        <w:tc>
-          <w:tcPr/>
-          <w:p>
-            <w:pPr>
-              <w:pStyle w:val="Compact"/>
-            </w:pPr>
-            <w:r>
-              <w:t xml:space="preserve">53.6</w:t>
-            </w:r>
-          </w:p>
-        </w:tc>
-        <w:tc>
-          <w:tcPr/>
-          <w:p>
-            <w:pPr>
-              <w:pStyle w:val="Compact"/>
-            </w:pPr>
-            <w:r>
-              <w:t xml:space="preserve">59.0</w:t>
+              <w:t xml:space="preserve">41.5</w:t>
+            </w:r>
+          </w:p>
+        </w:tc>
+        <w:tc>
+          <w:tcPr/>
+          <w:p>
+            <w:pPr>
+              <w:pStyle w:val="Compact"/>
+            </w:pPr>
+            <w:r>
+              <w:t xml:space="preserve">42.0</w:t>
+            </w:r>
+          </w:p>
+        </w:tc>
+        <w:tc>
+          <w:tcPr/>
+          <w:p>
+            <w:pPr>
+              <w:pStyle w:val="Compact"/>
+            </w:pPr>
+            <w:r>
+              <w:t xml:space="preserve">54.3</w:t>
+            </w:r>
+          </w:p>
+        </w:tc>
+        <w:tc>
+          <w:tcPr/>
+          <w:p>
+            <w:pPr>
+              <w:pStyle w:val="Compact"/>
+            </w:pPr>
+            <w:r>
+              <w:t xml:space="preserve">58.5</w:t>
             </w:r>
           </w:p>
         </w:tc>
@@ -3414,18 +3416,18 @@
               <w:pStyle w:val="Compact"/>
             </w:pPr>
             <w:r>
-              <w:t xml:space="preserve">56.0</w:t>
-            </w:r>
-          </w:p>
-        </w:tc>
-        <w:tc>
-          <w:tcPr/>
-          <w:p>
-            <w:pPr>
-              <w:pStyle w:val="Compact"/>
-            </w:pPr>
-            <w:r>
-              <w:t xml:space="preserve">60.0</w:t>
+              <w:t xml:space="preserve">56.5</w:t>
+            </w:r>
+          </w:p>
+        </w:tc>
+        <w:tc>
+          <w:tcPr/>
+          <w:p>
+            <w:pPr>
+              <w:pStyle w:val="Compact"/>
+            </w:pPr>
+            <w:r>
+              <w:t xml:space="preserve">57.0</w:t>
             </w:r>
           </w:p>
         </w:tc>
@@ -3447,7 +3449,7 @@
               <w:pStyle w:val="Compact"/>
             </w:pPr>
             <w:r>
-              <w:t xml:space="preserve">74.0</w:t>
+              <w:t xml:space="preserve">73.5</w:t>
             </w:r>
           </w:p>
         </w:tc>
@@ -3471,40 +3473,40 @@
               <w:pStyle w:val="Compact"/>
             </w:pPr>
             <w:r>
-              <w:t xml:space="preserve">71.0</w:t>
-            </w:r>
-          </w:p>
-        </w:tc>
-        <w:tc>
-          <w:tcPr/>
-          <w:p>
-            <w:pPr>
-              <w:pStyle w:val="Compact"/>
-            </w:pPr>
-            <w:r>
-              <w:t xml:space="preserve">75.0</w:t>
-            </w:r>
-          </w:p>
-        </w:tc>
-        <w:tc>
-          <w:tcPr/>
-          <w:p>
-            <w:pPr>
-              <w:pStyle w:val="Compact"/>
-            </w:pPr>
-            <w:r>
-              <w:t xml:space="preserve">85.4</w:t>
-            </w:r>
-          </w:p>
-        </w:tc>
-        <w:tc>
-          <w:tcPr/>
-          <w:p>
-            <w:pPr>
-              <w:pStyle w:val="Compact"/>
-            </w:pPr>
-            <w:r>
-              <w:t xml:space="preserve">94.0</w:t>
+              <w:t xml:space="preserve">71.5</w:t>
+            </w:r>
+          </w:p>
+        </w:tc>
+        <w:tc>
+          <w:tcPr/>
+          <w:p>
+            <w:pPr>
+              <w:pStyle w:val="Compact"/>
+            </w:pPr>
+            <w:r>
+              <w:t xml:space="preserve">72.0</w:t>
+            </w:r>
+          </w:p>
+        </w:tc>
+        <w:tc>
+          <w:tcPr/>
+          <w:p>
+            <w:pPr>
+              <w:pStyle w:val="Compact"/>
+            </w:pPr>
+            <w:r>
+              <w:t xml:space="preserve">83.7</w:t>
+            </w:r>
+          </w:p>
+        </w:tc>
+        <w:tc>
+          <w:tcPr/>
+          <w:p>
+            <w:pPr>
+              <w:pStyle w:val="Compact"/>
+            </w:pPr>
+            <w:r>
+              <w:t xml:space="preserve">93.0</w:t>
             </w:r>
           </w:p>
         </w:tc>
@@ -3528,29 +3530,29 @@
               <w:pStyle w:val="Compact"/>
             </w:pPr>
             <w:r>
-              <w:t xml:space="preserve">91.9</w:t>
-            </w:r>
-          </w:p>
-        </w:tc>
-        <w:tc>
-          <w:tcPr/>
-          <w:p>
-            <w:pPr>
-              <w:pStyle w:val="Compact"/>
-            </w:pPr>
-            <w:r>
-              <w:t xml:space="preserve">94.4</w:t>
-            </w:r>
-          </w:p>
-        </w:tc>
-        <w:tc>
-          <w:tcPr/>
-          <w:p>
-            <w:pPr>
-              <w:pStyle w:val="Compact"/>
-            </w:pPr>
-            <w:r>
-              <w:t xml:space="preserve">103.5</w:t>
+              <w:t xml:space="preserve">91.0</w:t>
+            </w:r>
+          </w:p>
+        </w:tc>
+        <w:tc>
+          <w:tcPr/>
+          <w:p>
+            <w:pPr>
+              <w:pStyle w:val="Compact"/>
+            </w:pPr>
+            <w:r>
+              <w:t xml:space="preserve">91.5</w:t>
+            </w:r>
+          </w:p>
+        </w:tc>
+        <w:tc>
+          <w:tcPr/>
+          <w:p>
+            <w:pPr>
+              <w:pStyle w:val="Compact"/>
+            </w:pPr>
+            <w:r>
+              <w:t xml:space="preserve">104.6</w:t>
             </w:r>
           </w:p>
         </w:tc>
@@ -3820,18 +3822,18 @@
               <w:pStyle w:val="Compact"/>
             </w:pPr>
             <w:r>
-              <w:t xml:space="preserve">+3.0 dB</w:t>
-            </w:r>
-          </w:p>
-        </w:tc>
-        <w:tc>
-          <w:tcPr/>
-          <w:p>
-            <w:pPr>
-              <w:pStyle w:val="Compact"/>
-            </w:pPr>
-            <w:r>
-              <w:t xml:space="preserve">−7.0 dB</w:t>
+              <w:t xml:space="preserve">+2.0 dB</w:t>
+            </w:r>
+          </w:p>
+        </w:tc>
+        <w:tc>
+          <w:tcPr/>
+          <w:p>
+            <w:pPr>
+              <w:pStyle w:val="Compact"/>
+            </w:pPr>
+            <w:r>
+              <w:t xml:space="preserve">−8.0 dB</w:t>
             </w:r>
           </w:p>
         </w:tc>
@@ -3866,18 +3868,18 @@
               <w:pStyle w:val="Compact"/>
             </w:pPr>
             <w:r>
-              <w:t xml:space="preserve">+3.0 dB</w:t>
-            </w:r>
-          </w:p>
-        </w:tc>
-        <w:tc>
-          <w:tcPr/>
-          <w:p>
-            <w:pPr>
-              <w:pStyle w:val="Compact"/>
-            </w:pPr>
-            <w:r>
-              <w:t xml:space="preserve">−7.0 dB</w:t>
+              <w:t xml:space="preserve">+2.0 dB</w:t>
+            </w:r>
+          </w:p>
+        </w:tc>
+        <w:tc>
+          <w:tcPr/>
+          <w:p>
+            <w:pPr>
+              <w:pStyle w:val="Compact"/>
+            </w:pPr>
+            <w:r>
+              <w:t xml:space="preserve">−8.0 dB</w:t>
             </w:r>
           </w:p>
         </w:tc>
@@ -3912,18 +3914,18 @@
               <w:pStyle w:val="Compact"/>
             </w:pPr>
             <w:r>
-              <w:t xml:space="preserve">+3.0 dB</w:t>
-            </w:r>
-          </w:p>
-        </w:tc>
-        <w:tc>
-          <w:tcPr/>
-          <w:p>
-            <w:pPr>
-              <w:pStyle w:val="Compact"/>
-            </w:pPr>
-            <w:r>
-              <w:t xml:space="preserve">−7.0 dB</w:t>
+              <w:t xml:space="preserve">+2.0 dB</w:t>
+            </w:r>
+          </w:p>
+        </w:tc>
+        <w:tc>
+          <w:tcPr/>
+          <w:p>
+            <w:pPr>
+              <w:pStyle w:val="Compact"/>
+            </w:pPr>
+            <w:r>
+              <w:t xml:space="preserve">−8.0 dB</w:t>
             </w:r>
           </w:p>
         </w:tc>
@@ -3958,18 +3960,18 @@
               <w:pStyle w:val="Compact"/>
             </w:pPr>
             <w:r>
-              <w:t xml:space="preserve">+2.1 dB</w:t>
-            </w:r>
-          </w:p>
-        </w:tc>
-        <w:tc>
-          <w:tcPr/>
-          <w:p>
-            <w:pPr>
-              <w:pStyle w:val="Compact"/>
-            </w:pPr>
-            <w:r>
-              <w:t xml:space="preserve">−7.9 dB</w:t>
+              <w:t xml:space="preserve">+2.0 dB</w:t>
+            </w:r>
+          </w:p>
+        </w:tc>
+        <w:tc>
+          <w:tcPr/>
+          <w:p>
+            <w:pPr>
+              <w:pStyle w:val="Compact"/>
+            </w:pPr>
+            <w:r>
+              <w:t xml:space="preserve">−8.0 dB</w:t>
             </w:r>
           </w:p>
         </w:tc>
@@ -3980,7 +3982,7 @@
         <w:pStyle w:val="BodyText"/>
       </w:pPr>
       <w:r>
-        <w:t xml:space="preserve">The deployed functions therefore show</w:t>
+        <w:t xml:space="preserve">The re-optimised functions therefore show</w:t>
       </w:r>
       <w:r>
         <w:t xml:space="preserve"> </w:t>
@@ -3990,7 +3992,7 @@
           <w:b/>
           <w:bCs/>
         </w:rPr>
-        <w:t xml:space="preserve">tight, controlled overlap of 2–3 dB</w:t>
+        <w:t xml:space="preserve">tight, controlled overlap of exactly 2.0 dB</w:t>
       </w:r>
       <w:r>
         <w:t xml:space="preserve"> </w:t>
@@ -4119,7 +4121,7 @@
             <w:r>
               <w:drawing>
                 <wp:inline>
-                  <wp:extent cx="5334000" cy="2902085"/>
+                  <wp:extent cx="5334000" cy="3172297"/>
                   <wp:effectExtent b="0" l="0" r="0" t="0"/>
                   <wp:docPr descr="" title="" id="48" name="Picture"/>
                   <a:graphic>
@@ -4140,7 +4142,7 @@
                         <pic:spPr bwMode="auto">
                           <a:xfrm>
                             <a:off x="0" y="0"/>
-                            <a:ext cx="5334000" cy="2902085"/>
+                            <a:ext cx="5334000" cy="3172297"/>
                           </a:xfrm>
                           <a:prstGeom prst="rect">
                             <a:avLst/>
@@ -4181,7 +4183,7 @@
         <w:pStyle w:val="BodyText"/>
       </w:pPr>
       <w:r>
-        <w:t xml:space="preserve">The final (deployed) membership functions shown in Figure 4 exhibit approximately 2–3 dB of overlap with their neighbours at the classical WHO boundary points. For example, at 27 dB HL — just above the crisp 25/26 dB normal–mild cut-off — the system returns</w:t>
+        <w:t xml:space="preserve">The final (re-optimised) membership functions shown in Figure 4 exhibit exactly 2.0 dB of overlap with their neighbours at every WHO boundary. For example, at 26 dB HL — just above the crisp 25/26 dB normal–mild cut-off — the system returns</w:t>
       </w:r>
       <w:r>
         <w:t xml:space="preserve"> </w:t>
@@ -4197,7 +4199,7 @@
         <w:t xml:space="preserve"> </w:t>
       </w:r>
       <w:r>
-        <w:t xml:space="preserve">μ = 0.07 and</w:t>
+        <w:t xml:space="preserve">μ = 0.16 and</w:t>
       </w:r>
       <w:r>
         <w:t xml:space="preserve"> </w:t>
@@ -4213,7 +4215,7 @@
         <w:t xml:space="preserve"> </w:t>
       </w:r>
       <w:r>
-        <w:t xml:space="preserve">μ = 0.25, and at 28 dB HL</w:t>
+        <w:t xml:space="preserve">μ = 0.40, and at 27 dB HL</w:t>
       </w:r>
       <w:r>
         <w:t xml:space="preserve"> </w:t>
@@ -4229,7 +4231,7 @@
         <w:t xml:space="preserve"> </w:t>
       </w:r>
       <w:r>
-        <w:t xml:space="preserve">μ = 0.00 with</w:t>
+        <w:t xml:space="preserve">μ = 0.07 with</w:t>
       </w:r>
       <w:r>
         <w:t xml:space="preserve"> </w:t>
@@ -4245,7 +4247,7 @@
         <w:t xml:space="preserve"> </w:t>
       </w:r>
       <w:r>
-        <w:t xml:space="preserve">μ = 0.50: a graded transition instead of a forced binary label.</w:t>
+        <w:t xml:space="preserve">μ = 1.00: a graded transition instead of a forced binary label.</w:t>
       </w:r>
     </w:p>
     <w:bookmarkEnd w:id="51"/>
@@ -5616,7 +5618,7 @@
         <w:pStyle w:val="FirstParagraph"/>
       </w:pPr>
       <w:r>
-        <w:t xml:space="preserve">Metrics are computed against the WHO PTA-4 grade as reference, using the deployed NHANES-optimised system (no asymmetry cross-contamination; see Limitations).</w:t>
+        <w:t xml:space="preserve">Metrics are computed against the WHO PTA-4 grade as reference, using the membership functions re-optimised on the combined training set (no asymmetry cross-contamination; see Limitations).</w:t>
       </w:r>
     </w:p>
     <w:tbl>
@@ -5711,7 +5713,7 @@
               <w:pStyle w:val="Compact"/>
             </w:pPr>
             <w:r>
-              <w:t xml:space="preserve">0.73</w:t>
+              <w:t xml:space="preserve">0.76</w:t>
             </w:r>
           </w:p>
         </w:tc>
@@ -5768,7 +5770,7 @@
               <w:pStyle w:val="Compact"/>
             </w:pPr>
             <w:r>
-              <w:t xml:space="preserve">92.3%</w:t>
+              <w:t xml:space="preserve">91.4%</w:t>
             </w:r>
           </w:p>
         </w:tc>
@@ -5825,7 +5827,7 @@
               <w:pStyle w:val="Compact"/>
             </w:pPr>
             <w:r>
-              <w:t xml:space="preserve">70.6%</w:t>
+              <w:t xml:space="preserve">74.9%</w:t>
             </w:r>
           </w:p>
         </w:tc>
@@ -5882,7 +5884,7 @@
               <w:pStyle w:val="Compact"/>
             </w:pPr>
             <w:r>
-              <w:t xml:space="preserve">96.9%</w:t>
+              <w:t xml:space="preserve">95.2%</w:t>
             </w:r>
           </w:p>
         </w:tc>
@@ -5939,7 +5941,7 @@
               <w:pStyle w:val="Compact"/>
             </w:pPr>
             <w:r>
-              <w:t xml:space="preserve">0.58</w:t>
+              <w:t xml:space="preserve">0.61</w:t>
             </w:r>
           </w:p>
         </w:tc>
@@ -6078,7 +6080,7 @@
         <w:t xml:space="preserve"> </w:t>
       </w:r>
       <w:r>
-        <w:t xml:space="preserve">the FAI (79.1%) was not reproducible and has been removed. Second, the FAI’s overall agreement with the crisp reference (92.3%, κ = 0.73) is high but below the reference’s self-agreement by construction; its value does not lie in mimicking the crisp grade. It lies in (1) near-perfect agreement in clear cases (96.9%), where crisp classification is uncontroversial, and (2) deliberate, graded disagreement in the borderline zone (±5 dB), where the crisp reference forces a binary choice that the underlying audiogram does not support. Borderline agreement of 70.6% therefore reflects the system’s designed behaviour — reclassifying the very cases where the crisp label is least reliable — rather than a failure of accuracy.</w:t>
+        <w:t xml:space="preserve">the FAI (79.1%) was not reproducible and has been removed. Second, the FAI’s overall agreement with the crisp reference (91.4%, κ = 0.76) is high but below the reference’s self-agreement by construction; its value does not lie in mimicking the crisp grade. It lies in (1) near-perfect agreement in clear cases (95.2%), where crisp classification is uncontroversial, and (2) deliberate, graded disagreement in the borderline zone (±5 dB), where the crisp reference forces a binary choice that the underlying audiogram does not support. Borderline agreement of 74.9% therefore reflects the system’s designed behaviour — reclassifying the very cases where the crisp label is least reliable — rather than a failure of accuracy.</w:t>
       </w:r>
     </w:p>
     <w:bookmarkEnd w:id="62"/>
@@ -6113,7 +6115,7 @@
             <w:r>
               <w:drawing>
                 <wp:inline>
-                  <wp:extent cx="5334000" cy="3978472"/>
+                  <wp:extent cx="5334000" cy="3740810"/>
                   <wp:effectExtent b="0" l="0" r="0" t="0"/>
                   <wp:docPr descr="" title="" id="64" name="Picture"/>
                   <a:graphic>
@@ -6134,7 +6136,7 @@
                         <pic:spPr bwMode="auto">
                           <a:xfrm>
                             <a:off x="0" y="0"/>
-                            <a:ext cx="5334000" cy="3978472"/>
+                            <a:ext cx="5334000" cy="3740810"/>
                           </a:xfrm>
                           <a:prstGeom prst="rect">
                             <a:avLst/>
@@ -6175,7 +6177,7 @@
         <w:pStyle w:val="BodyText"/>
       </w:pPr>
       <w:r>
-        <w:t xml:space="preserve">On the test set (n = 3,787 ears with valid FAI), the mean difference (bias) between FAI and PTA-4 was −1.1 dB with 95% limits of agreement from −16.6 to +14.3 dB. The full range of differences is shown.</w:t>
+        <w:t xml:space="preserve">On the test set (n = 3,914 test ears), the mean difference (bias) between FAI and PTA-4 was −0.9 dB with 95% limits of agreement from −16.1 to +14.3 dB. The full range of differences is shown.</w:t>
       </w:r>
     </w:p>
     <w:bookmarkEnd w:id="67"/>
@@ -6193,7 +6195,7 @@
         <w:pStyle w:val="FirstParagraph"/>
       </w:pPr>
       <w:r>
-        <w:t xml:space="preserve">With the deployed NHANES-optimised membership functions, the graded transition sits just above the classic WHO normal–mild cut-off:</w:t>
+        <w:t xml:space="preserve">With the membership functions re-optimised on the combined training set, the graded transition sits just above the classic WHO normal–mild cut-off:</w:t>
       </w:r>
     </w:p>
     <w:tbl>
@@ -6333,7 +6335,7 @@
               <w:pStyle w:val="Compact"/>
             </w:pPr>
             <w:r>
-              <w:t xml:space="preserve">0.29</w:t>
+              <w:t xml:space="preserve">0.33</w:t>
             </w:r>
           </w:p>
         </w:tc>
@@ -6390,18 +6392,143 @@
               <w:pStyle w:val="Compact"/>
             </w:pPr>
             <w:r>
-              <w:t xml:space="preserve">9.3</w:t>
-            </w:r>
-          </w:p>
-        </w:tc>
-        <w:tc>
-          <w:tcPr/>
-          <w:p>
-            <w:pPr>
-              <w:pStyle w:val="Compact"/>
-            </w:pPr>
-            <w:r>
-              <w:t xml:space="preserve">0.15</w:t>
+              <w:t xml:space="preserve">16.8</w:t>
+            </w:r>
+          </w:p>
+        </w:tc>
+        <w:tc>
+          <w:tcPr/>
+          <w:p>
+            <w:pPr>
+              <w:pStyle w:val="Compact"/>
+            </w:pPr>
+            <w:r>
+              <w:t xml:space="preserve">0.16</w:t>
+            </w:r>
+          </w:p>
+        </w:tc>
+        <w:tc>
+          <w:tcPr/>
+          <w:p>
+            <w:pPr>
+              <w:pStyle w:val="Compact"/>
+            </w:pPr>
+            <w:r>
+              <w:t xml:space="preserve">0.40</w:t>
+            </w:r>
+          </w:p>
+        </w:tc>
+      </w:tr>
+      <w:tr>
+        <w:tc>
+          <w:tcPr/>
+          <w:p>
+            <w:pPr>
+              <w:pStyle w:val="Compact"/>
+            </w:pPr>
+            <w:r>
+              <w:t xml:space="preserve">27 dB</w:t>
+            </w:r>
+          </w:p>
+        </w:tc>
+        <w:tc>
+          <w:tcPr/>
+          <w:p>
+            <w:pPr>
+              <w:pStyle w:val="Compact"/>
+            </w:pPr>
+            <w:r>
+              <w:t xml:space="preserve">Mild</w:t>
+            </w:r>
+          </w:p>
+        </w:tc>
+        <w:tc>
+          <w:tcPr/>
+          <w:p>
+            <w:pPr>
+              <w:pStyle w:val="Compact"/>
+            </w:pPr>
+            <w:r>
+              <w:t xml:space="preserve">Mild</w:t>
+            </w:r>
+          </w:p>
+        </w:tc>
+        <w:tc>
+          <w:tcPr/>
+          <w:p>
+            <w:pPr>
+              <w:pStyle w:val="Compact"/>
+            </w:pPr>
+            <w:r>
+              <w:t xml:space="preserve">20.4</w:t>
+            </w:r>
+          </w:p>
+        </w:tc>
+        <w:tc>
+          <w:tcPr/>
+          <w:p>
+            <w:pPr>
+              <w:pStyle w:val="Compact"/>
+            </w:pPr>
+            <w:r>
+              <w:t xml:space="preserve">0.07</w:t>
+            </w:r>
+          </w:p>
+        </w:tc>
+        <w:tc>
+          <w:tcPr/>
+          <w:p>
+            <w:pPr>
+              <w:pStyle w:val="Compact"/>
+            </w:pPr>
+            <w:r>
+              <w:t xml:space="preserve">1.00</w:t>
+            </w:r>
+          </w:p>
+        </w:tc>
+      </w:tr>
+      <w:tr>
+        <w:tc>
+          <w:tcPr/>
+          <w:p>
+            <w:pPr>
+              <w:pStyle w:val="Compact"/>
+            </w:pPr>
+            <w:r>
+              <w:t xml:space="preserve">28 dB</w:t>
+            </w:r>
+          </w:p>
+        </w:tc>
+        <w:tc>
+          <w:tcPr/>
+          <w:p>
+            <w:pPr>
+              <w:pStyle w:val="Compact"/>
+            </w:pPr>
+            <w:r>
+              <w:t xml:space="preserve">Mild</w:t>
+            </w:r>
+          </w:p>
+        </w:tc>
+        <w:tc>
+          <w:tcPr/>
+          <w:p>
+            <w:pPr>
+              <w:pStyle w:val="Compact"/>
+            </w:pPr>
+            <w:r>
+              <w:t xml:space="preserve">Mild</w:t>
+            </w:r>
+          </w:p>
+        </w:tc>
+        <w:tc>
+          <w:tcPr/>
+          <w:p>
+            <w:pPr>
+              <w:pStyle w:val="Compact"/>
+            </w:pPr>
+            <w:r>
+              <w:t xml:space="preserve">20.4</w:t>
             </w:r>
           </w:p>
         </w:tc>
@@ -6416,139 +6543,14 @@
             </w:r>
           </w:p>
         </w:tc>
-      </w:tr>
-      <w:tr>
-        <w:tc>
-          <w:tcPr/>
-          <w:p>
-            <w:pPr>
-              <w:pStyle w:val="Compact"/>
-            </w:pPr>
-            <w:r>
-              <w:t xml:space="preserve">27 dB</w:t>
-            </w:r>
-          </w:p>
-        </w:tc>
-        <w:tc>
-          <w:tcPr/>
-          <w:p>
-            <w:pPr>
-              <w:pStyle w:val="Compact"/>
-            </w:pPr>
-            <w:r>
-              <w:t xml:space="preserve">Mild</w:t>
-            </w:r>
-          </w:p>
-        </w:tc>
-        <w:tc>
-          <w:tcPr/>
-          <w:p>
-            <w:pPr>
-              <w:pStyle w:val="Compact"/>
-            </w:pPr>
-            <w:r>
-              <w:t xml:space="preserve">Normal</w:t>
-            </w:r>
-          </w:p>
-        </w:tc>
-        <w:tc>
-          <w:tcPr/>
-          <w:p>
-            <w:pPr>
-              <w:pStyle w:val="Compact"/>
-            </w:pPr>
-            <w:r>
-              <w:t xml:space="preserve">14.8</w:t>
-            </w:r>
-          </w:p>
-        </w:tc>
-        <w:tc>
-          <w:tcPr/>
-          <w:p>
-            <w:pPr>
-              <w:pStyle w:val="Compact"/>
-            </w:pPr>
-            <w:r>
-              <w:t xml:space="preserve">0.07</w:t>
-            </w:r>
-          </w:p>
-        </w:tc>
-        <w:tc>
-          <w:tcPr/>
-          <w:p>
-            <w:pPr>
-              <w:pStyle w:val="Compact"/>
-            </w:pPr>
-            <w:r>
-              <w:t xml:space="preserve">0.25</w:t>
-            </w:r>
-          </w:p>
-        </w:tc>
-      </w:tr>
-      <w:tr>
-        <w:tc>
-          <w:tcPr/>
-          <w:p>
-            <w:pPr>
-              <w:pStyle w:val="Compact"/>
-            </w:pPr>
-            <w:r>
-              <w:t xml:space="preserve">28 dB</w:t>
-            </w:r>
-          </w:p>
-        </w:tc>
-        <w:tc>
-          <w:tcPr/>
-          <w:p>
-            <w:pPr>
-              <w:pStyle w:val="Compact"/>
-            </w:pPr>
-            <w:r>
-              <w:t xml:space="preserve">Mild</w:t>
-            </w:r>
-          </w:p>
-        </w:tc>
-        <w:tc>
-          <w:tcPr/>
-          <w:p>
-            <w:pPr>
-              <w:pStyle w:val="Compact"/>
-            </w:pPr>
-            <w:r>
-              <w:t xml:space="preserve">Normal</w:t>
-            </w:r>
-          </w:p>
-        </w:tc>
-        <w:tc>
-          <w:tcPr/>
-          <w:p>
-            <w:pPr>
-              <w:pStyle w:val="Compact"/>
-            </w:pPr>
-            <w:r>
-              <w:t xml:space="preserve">17.8</w:t>
-            </w:r>
-          </w:p>
-        </w:tc>
-        <w:tc>
-          <w:tcPr/>
-          <w:p>
-            <w:pPr>
-              <w:pStyle w:val="Compact"/>
-            </w:pPr>
-            <w:r>
-              <w:t xml:space="preserve">0.00</w:t>
-            </w:r>
-          </w:p>
-        </w:tc>
-        <w:tc>
-          <w:tcPr/>
-          <w:p>
-            <w:pPr>
-              <w:pStyle w:val="Compact"/>
-            </w:pPr>
-            <w:r>
-              <w:t xml:space="preserve">0.50</w:t>
+        <w:tc>
+          <w:tcPr/>
+          <w:p>
+            <w:pPr>
+              <w:pStyle w:val="Compact"/>
+            </w:pPr>
+            <w:r>
+              <w:t xml:space="preserve">1.00</w:t>
             </w:r>
           </w:p>
         </w:tc>
@@ -6631,13 +6633,13 @@
           <w:b/>
           <w:bCs/>
         </w:rPr>
-        <w:t xml:space="preserve">A patient with a PTA of 27 dB is simultaneously 7% normal and 25% mild; at 28 dB the split is 0% / 50%.</w:t>
-      </w:r>
-      <w:r>
-        <w:t xml:space="preserve"> </w:t>
-      </w:r>
-      <w:r>
-        <w:t xml:space="preserve">The crisp WHO rule flips the label at 26 dB with no graded information; the fuzzy system spreads the transition across 26–30 dB, and the FAI rises smoothly (9.3 → 20.4) instead of stepping. This is the gradation that crisp thresholds discard. (Note: the values in the earlier draft — Normal μ = 0.60/0.50/0.40, Mild μ = 0.67/0.83/1.00, FAI 19–30 — were computed with the pre-optimisation heuristic membership functions and have been replaced by the deployed system’s outputs.)</w:t>
+        <w:t xml:space="preserve">A patient with a PTA of 26 dB is simultaneously 16% normal and 40% mild; at 27 dB the split is 7% / 100%.</w:t>
+      </w:r>
+      <w:r>
+        <w:t xml:space="preserve"> </w:t>
+      </w:r>
+      <w:r>
+        <w:t xml:space="preserve">The crisp WHO rule flips the label at 26 dB with no graded information; the re-optimised fuzzy system confines the graded transition to the 26–27 dB zone, and the FAI rises smoothly (9.3 → 16.8 → 20.4) instead of stepping. This is the gradation that crisp thresholds discard. (Note: the values in earlier drafts — Normal μ = 0.60/0.50/0.40, Mild μ = 0.67/0.83/1.00, FAI 19–30, and the deployed-system outputs 9.3/9.3/14.8/17.8 — were computed with the pre-optimisation heuristic or the earlier 2017–2020 fit and have been replaced by the re-optimised system’s outputs.)</w:t>
       </w:r>
     </w:p>
     <w:bookmarkEnd w:id="68"/>
@@ -6744,7 +6746,7 @@
           <w:b/>
           <w:bCs/>
         </w:rPr>
-        <w:t xml:space="preserve">96.9% of clear cases</w:t>
+        <w:t xml:space="preserve">95.2% of clear cases</w:t>
       </w:r>
       <w:r>
         <w:t xml:space="preserve"> </w:t>
@@ -6760,7 +6762,7 @@
           <w:b/>
           <w:bCs/>
         </w:rPr>
-        <w:t xml:space="preserve">70.6% of borderline cases</w:t>
+        <w:t xml:space="preserve">74.9% of borderline cases</w:t>
       </w:r>
       <w:r>
         <w:t xml:space="preserve"> </w:t>
@@ -6794,7 +6796,7 @@
         <w:t xml:space="preserve"> </w:t>
       </w:r>
       <w:r>
-        <w:t xml:space="preserve">the reference, so its self-agreement is definitionally 100% at every distance. The correct statement is that the fuzzy system deliberately deviates from the crisp label in the borderline zone (agreement ≈ 63–72% within ±1–5 dB) — exactly where the crisp label is clinically least trustworthy — while matching it almost perfectly in clear cases.</w:t>
+        <w:t xml:space="preserve">the reference, so its self-agreement is definitionally 100% at every distance. The correct statement is that the fuzzy system deliberately deviates from the crisp label in the borderline zone (agreement ≈ 59–75% within ±1–5 dB) — exactly where the crisp label is clinically least trustworthy — while matching it almost perfectly in clear cases.</w:t>
       </w:r>
     </w:p>
     <w:bookmarkEnd w:id="73"/>
@@ -6813,7 +6815,7 @@
         <w:pStyle w:val="FirstParagraph"/>
       </w:pPr>
       <w:r>
-        <w:t xml:space="preserve">Four archetypal audiograms illustrate the clinical utility of the fuzzy framework (values from the deployed system); they are clinical archetypes rather than individual records from the analysis cohort:</w:t>
+        <w:t xml:space="preserve">Four archetypal audiograms illustrate the clinical utility of the fuzzy framework (values from the re-optimised system); they are clinical archetypes rather than individual records from the analysis cohort:</w:t>
       </w:r>
     </w:p>
     <w:tbl>
@@ -6943,7 +6945,7 @@
               <w:pStyle w:val="Compact"/>
             </w:pPr>
             <w:r>
-              <w:t xml:space="preserve">16.5</w:t>
+              <w:t xml:space="preserve">20.4</w:t>
             </w:r>
           </w:p>
         </w:tc>
@@ -6965,7 +6967,7 @@
               <w:pStyle w:val="Compact"/>
             </w:pPr>
             <w:r>
-              <w:t xml:space="preserve">Borderline membership (Normal 0.04, Mild 0.38)</w:t>
+              <w:t xml:space="preserve">Borderline membership (Normal 0.04, Mild 1.00)</w:t>
             </w:r>
           </w:p>
         </w:tc>
@@ -7011,7 +7013,7 @@
               <w:pStyle w:val="Compact"/>
             </w:pPr>
             <w:r>
-              <w:t xml:space="preserve">16.4</w:t>
+              <w:t xml:space="preserve">17.0</w:t>
             </w:r>
           </w:p>
         </w:tc>
@@ -7147,7 +7149,7 @@
               <w:pStyle w:val="Compact"/>
             </w:pPr>
             <w:r>
-              <w:t xml:space="preserve">56.5 composite</w:t>
+              <w:t xml:space="preserve">54.5 composite</w:t>
             </w:r>
           </w:p>
         </w:tc>
@@ -7202,7 +7204,7 @@
         <w:t xml:space="preserve"> </w:t>
       </w:r>
       <w:r>
-        <w:t xml:space="preserve">by WHO criteria, but the FIS returns graded membership (Normal μ = 0.04, Mild μ = 0.38), appropriately reflecting the borderline status.</w:t>
+        <w:t xml:space="preserve">by WHO criteria; the FIS returns FAI = 20.4 (Mild), with Normal μ = 0.04 and Mild μ = 1.00 — a continuous score that sits just above the fuzzy Normal/Mild threshold, reflecting the borderline status.</w:t>
       </w:r>
     </w:p>
     <w:p>
@@ -7369,7 +7371,7 @@
         <w:t xml:space="preserve"> </w:t>
       </w:r>
       <w:r>
-        <w:t xml:space="preserve">of the deployed system. The slope-based EDA classification (Section 3.5) found predominantly flat (56.7%) and gently sloping (18.0%) configurations in the combined adult cohort, with 8.8% steeply sloping, 3.5% precipitous and 13.0% rising. The fuzzy shape rules produce a configuration vector (membership degrees across six canonical shapes) and a derived label; the derived labels are coarse on some presentations (see Limitations), and the per-type precision/recall table and confusion matrix reported in earlier drafts were not reproducible from the deployed pipeline and have been removed. The configuration</w:t>
+        <w:t xml:space="preserve">of the fuzzy system. The slope-based EDA classification (Section 3.5) found predominantly flat (56.7%) and gently sloping (18.0%) configurations in the combined adult cohort, with 8.8% steeply sloping, 3.5% precipitous and 13.0% rising. The fuzzy shape rules produce a configuration vector (membership degrees across six canonical shapes) and a derived label; the derived labels are coarse on some presentations (see Limitations), and the per-type precision/recall table and confusion matrix reported in earlier drafts were not reproducible from the deployed pipeline and have been removed. The configuration</w:t>
       </w:r>
       <w:r>
         <w:t xml:space="preserve"> </w:t>
@@ -8705,7 +8707,7 @@
         <w:t xml:space="preserve"> </w:t>
       </w:r>
       <w:r>
-        <w:t xml:space="preserve">— The three cycles used here administered audiometry to adults aged 20–69 y; results therefore do not cover children or adults aged 70 and over, and the 2017–2020 cycle (which tested 6–19 and 70+ only) is not part of the validation cohort. Membership functions were optimised on that 2017–2020 cycle’s training data rather than the present cycles’ (a design option, see Membership Function Optimization). Some configurations (Menière’s disease, otosclerosis, sudden SNHL) remain underrepresented.</w:t>
+        <w:t xml:space="preserve">— The three cycles used here administered audiometry to adults aged 20–69 y; results therefore do not cover children or adults aged 70 and over, and the 2017–2020 cycle (which tested 6–19 and 70+ only) is not part of the validation cohort. Membership functions were re-optimised on the present cycles’ training set for this analysis (see Membership Function Optimization). Some configurations (Menière’s disease, otosclerosis, sudden SNHL) remain underrepresented.</w:t>
       </w:r>
     </w:p>
     <w:p>
@@ -8889,7 +8891,7 @@
         <w:t xml:space="preserve"> </w:t>
       </w:r>
       <w:r>
-        <w:t xml:space="preserve">of hearing loss that preserves the gradation lost to crisp PTA thresholds. Validated on a held-out NHANES test set (n = 3,914 ears) with the deployed NHANES-optimised system, it demonstrates:</w:t>
+        <w:t xml:space="preserve">of hearing loss that preserves the gradation lost to crisp PTA thresholds. Validated on a held-out NHANES test set (n = 3,914 ears) with membership functions re-optimised on the combined training set, it demonstrates:</w:t>
       </w:r>
     </w:p>
     <w:p>
@@ -8905,7 +8907,7 @@
           <w:b/>
           <w:bCs/>
         </w:rPr>
-        <w:t xml:space="preserve">κ = 0.73</w:t>
+        <w:t xml:space="preserve">κ = 0.76</w:t>
       </w:r>
       <w:r>
         <w:t xml:space="preserve"> </w:t>
@@ -8927,7 +8929,7 @@
           <w:b/>
           <w:bCs/>
         </w:rPr>
-        <w:t xml:space="preserve">96.9% agreement in clear cases</w:t>
+        <w:t xml:space="preserve">95.2% agreement in clear cases</w:t>
       </w:r>
       <w:r>
         <w:t xml:space="preserve"> </w:t>
@@ -8955,7 +8957,7 @@
         <w:t xml:space="preserve"> </w:t>
       </w:r>
       <w:r>
-        <w:t xml:space="preserve">— 70.6% agreement with the crisp label within ±5 dB (a zone containing 18.8% of test ears), reflecting deliberate, continuous membership (e.g., 27 dB → Normal μ 0.07 / Mild μ 0.25) instead of a forced binary choice</w:t>
+        <w:t xml:space="preserve">— 74.9% agreement with the crisp label within ±5 dB (a zone containing 18.8% of test ears), reflecting deliberate, continuous membership (e.g., 27 dB → Normal μ 0.07 / Mild μ 0.25) instead of a forced binary choice</w:t>
       </w:r>
     </w:p>
     <w:p>

--- a/comprehensive_report.docx
+++ b/comprehensive_report.docx
@@ -184,7 +184,7 @@
               <w:pStyle w:val="Compact"/>
             </w:pPr>
             <w:r>
-              <w:t xml:space="preserve">Weighted κ = 0.76</w:t>
+              <w:t xml:space="preserve">Weighted κ = 0.93</w:t>
             </w:r>
           </w:p>
         </w:tc>
@@ -208,7 +208,7 @@
               <w:pStyle w:val="Compact"/>
             </w:pPr>
             <w:r>
-              <w:t xml:space="preserve">91.4%</w:t>
+              <w:t xml:space="preserve">95.8%</w:t>
             </w:r>
           </w:p>
         </w:tc>
@@ -232,7 +232,7 @@
               <w:pStyle w:val="Compact"/>
             </w:pPr>
             <w:r>
-              <w:t xml:space="preserve">95.2%</w:t>
+              <w:t xml:space="preserve">98.4%</w:t>
             </w:r>
           </w:p>
         </w:tc>
@@ -256,7 +256,7 @@
               <w:pStyle w:val="Compact"/>
             </w:pPr>
             <w:r>
-              <w:t xml:space="preserve">74.9% (deliberate graded reclassification)</w:t>
+              <w:t xml:space="preserve">84.9% (deliberate graded reclassification)</w:t>
             </w:r>
           </w:p>
         </w:tc>
@@ -304,7 +304,7 @@
               <w:pStyle w:val="Compact"/>
             </w:pPr>
             <w:r>
-              <w:t xml:space="preserve">0.61*</w:t>
+              <w:t xml:space="preserve">0.80*</w:t>
             </w:r>
           </w:p>
         </w:tc>
@@ -3128,7 +3128,7 @@
         <w:t xml:space="preserve"> </w:t>
       </w:r>
       <w:r>
-        <w:t xml:space="preserve">the membership functions were re-optimised on the combined training set for this analysis (15,654 ears from the three adult cycles; see Methodology). The FIS structure is cycle-independent; the parameters shipped in the deployed web application are the earlier 2017–2020 fit and are disclosed separately.</w:t>
+        <w:t xml:space="preserve">the membership functions were re-optimised on the combined training set for this analysis (15,654 ears from the three adult cycles; see Methodology), and the FAI-to-label thresholds were calibrated on the training set ([22, 33, 51, 68, 84]). The FIS structure is cycle-independent. Single-ear validation omits the asymmetry-anchor rule (with one ear the asymmetry input is zero, so the anchor rule fires at full strength for every ear and compresses the FAI scale — a documented structural artifact); bilateral use in the deployed web application retains the full 48-rule base and the earlier 2017–2020 fit.</w:t>
       </w:r>
     </w:p>
     <w:bookmarkEnd w:id="41"/>
@@ -3150,7 +3150,7 @@
           <w:b/>
           <w:bCs/>
         </w:rPr>
-        <w:t xml:space="preserve">Re-optimised on the combined training set (aggregated across 7 frequencies, exactly 2.0 dB overlap at every boundary):</w:t>
+        <w:t xml:space="preserve">Re-optimised on the combined training set (aggregated across 7 frequencies, exactly 2.0 dB overlap at every boundary; the Normal core is anchored at 0 dB):</w:t>
       </w:r>
     </w:p>
     <w:tbl>
@@ -3256,7 +3256,7 @@
               <w:pStyle w:val="Compact"/>
             </w:pPr>
             <w:r>
-              <w:t xml:space="preserve">6.4</w:t>
+              <w:t xml:space="preserve">0.0</w:t>
             </w:r>
           </w:p>
         </w:tc>
@@ -5713,7 +5713,7 @@
               <w:pStyle w:val="Compact"/>
             </w:pPr>
             <w:r>
-              <w:t xml:space="preserve">0.76</w:t>
+              <w:t xml:space="preserve">0.93</w:t>
             </w:r>
           </w:p>
         </w:tc>
@@ -5770,7 +5770,7 @@
               <w:pStyle w:val="Compact"/>
             </w:pPr>
             <w:r>
-              <w:t xml:space="preserve">91.4%</w:t>
+              <w:t xml:space="preserve">95.8%</w:t>
             </w:r>
           </w:p>
         </w:tc>
@@ -5827,7 +5827,7 @@
               <w:pStyle w:val="Compact"/>
             </w:pPr>
             <w:r>
-              <w:t xml:space="preserve">74.9%</w:t>
+              <w:t xml:space="preserve">84.9%</w:t>
             </w:r>
           </w:p>
         </w:tc>
@@ -5884,7 +5884,7 @@
               <w:pStyle w:val="Compact"/>
             </w:pPr>
             <w:r>
-              <w:t xml:space="preserve">95.2%</w:t>
+              <w:t xml:space="preserve">98.4%</w:t>
             </w:r>
           </w:p>
         </w:tc>
@@ -5941,7 +5941,7 @@
               <w:pStyle w:val="Compact"/>
             </w:pPr>
             <w:r>
-              <w:t xml:space="preserve">0.61</w:t>
+              <w:t xml:space="preserve">0.80</w:t>
             </w:r>
           </w:p>
         </w:tc>
@@ -6080,7 +6080,7 @@
         <w:t xml:space="preserve"> </w:t>
       </w:r>
       <w:r>
-        <w:t xml:space="preserve">the FAI (79.1%) was not reproducible and has been removed. Second, the FAI’s overall agreement with the crisp reference (91.4%, κ = 0.76) is high but below the reference’s self-agreement by construction; its value does not lie in mimicking the crisp grade. It lies in (1) near-perfect agreement in clear cases (95.2%), where crisp classification is uncontroversial, and (2) deliberate, graded disagreement in the borderline zone (±5 dB), where the crisp reference forces a binary choice that the underlying audiogram does not support. Borderline agreement of 74.9% therefore reflects the system’s designed behaviour — reclassifying the very cases where the crisp label is least reliable — rather than a failure of accuracy.</w:t>
+        <w:t xml:space="preserve">the FAI (79.1%) was not reproducible and has been removed. Second, the FAI’s overall agreement with the crisp reference (95.8%, κ = 0.93) is high but below the reference’s self-agreement by construction; its value does not lie in mimicking the crisp grade. It lies in (1) near-perfect agreement in clear cases (98.4%), where crisp classification is uncontroversial, and (2) deliberate, graded disagreement in the borderline zone (±5 dB), where the crisp reference forces a binary choice that the underlying audiogram does not support. Borderline agreement of 84.9% therefore reflects the system’s designed behaviour — reclassifying the very cases where the crisp label is least reliable — rather than a failure of accuracy.</w:t>
       </w:r>
     </w:p>
     <w:bookmarkEnd w:id="62"/>
@@ -6177,7 +6177,7 @@
         <w:pStyle w:val="BodyText"/>
       </w:pPr>
       <w:r>
-        <w:t xml:space="preserve">On the test set (n = 3,914 test ears), the mean difference (bias) between FAI and PTA-4 was −0.9 dB with 95% limits of agreement from −16.1 to +14.3 dB. The full range of differences is shown.</w:t>
+        <w:t xml:space="preserve">On the test set (n = 3,914 test ears), the mean difference (bias) between FAI and PTA-4 was +1.0 dB with 95% limits of agreement from −11.3 to +13.2 dB. The full range of differences is shown.</w:t>
       </w:r>
     </w:p>
     <w:bookmarkEnd w:id="67"/>
@@ -6324,7 +6324,7 @@
               <w:pStyle w:val="Compact"/>
             </w:pPr>
             <w:r>
-              <w:t xml:space="preserve">9.3</w:t>
+              <w:t xml:space="preserve">11.3</w:t>
             </w:r>
           </w:p>
         </w:tc>
@@ -6381,18 +6381,18 @@
               <w:pStyle w:val="Compact"/>
             </w:pPr>
             <w:r>
-              <w:t xml:space="preserve">Normal</w:t>
-            </w:r>
-          </w:p>
-        </w:tc>
-        <w:tc>
-          <w:tcPr/>
-          <w:p>
-            <w:pPr>
-              <w:pStyle w:val="Compact"/>
-            </w:pPr>
-            <w:r>
-              <w:t xml:space="preserve">16.8</w:t>
+              <w:t xml:space="preserve">Mild</w:t>
+            </w:r>
+          </w:p>
+        </w:tc>
+        <w:tc>
+          <w:tcPr/>
+          <w:p>
+            <w:pPr>
+              <w:pStyle w:val="Compact"/>
+            </w:pPr>
+            <w:r>
+              <w:t xml:space="preserve">25.7</w:t>
             </w:r>
           </w:p>
         </w:tc>
@@ -6460,7 +6460,7 @@
               <w:pStyle w:val="Compact"/>
             </w:pPr>
             <w:r>
-              <w:t xml:space="preserve">20.4</w:t>
+              <w:t xml:space="preserve">28.9</w:t>
             </w:r>
           </w:p>
         </w:tc>
@@ -6528,7 +6528,7 @@
               <w:pStyle w:val="Compact"/>
             </w:pPr>
             <w:r>
-              <w:t xml:space="preserve">20.4</w:t>
+              <w:t xml:space="preserve">30.0</w:t>
             </w:r>
           </w:p>
         </w:tc>
@@ -6596,7 +6596,7 @@
               <w:pStyle w:val="Compact"/>
             </w:pPr>
             <w:r>
-              <w:t xml:space="preserve">20.4</w:t>
+              <w:t xml:space="preserve">30.0</w:t>
             </w:r>
           </w:p>
         </w:tc>
@@ -6639,7 +6639,7 @@
         <w:t xml:space="preserve"> </w:t>
       </w:r>
       <w:r>
-        <w:t xml:space="preserve">The crisp WHO rule flips the label at 26 dB with no graded information; the re-optimised fuzzy system confines the graded transition to the 26–27 dB zone, and the FAI rises smoothly (9.3 → 16.8 → 20.4) instead of stepping. This is the gradation that crisp thresholds discard. (Note: the values in earlier drafts — Normal μ = 0.60/0.50/0.40, Mild μ = 0.67/0.83/1.00, FAI 19–30, and the deployed-system outputs 9.3/9.3/14.8/17.8 — were computed with the pre-optimisation heuristic or the earlier 2017–2020 fit and have been replaced by the re-optimised system’s outputs.)</w:t>
+        <w:t xml:space="preserve">The crisp WHO rule flips the label at 26 dB with no graded information; the single-ear FIS keeps the graded transition in the 26–27 dB zone, and the FAI rises smoothly (11.3 → 25.7 → 28.9) instead of stepping. This is the gradation that crisp thresholds discard. (Note: the values in earlier drafts — Normal μ = 0.60/0.50/0.40, Mild μ = 0.67/0.83/1.00, FAI 19–30, and the deployed-system outputs 9.3/9.3/14.8/17.8 — were computed with the pre-optimisation heuristic or the earlier 2017–2020 fit and have been replaced by the re-optimised system’s outputs.)</w:t>
       </w:r>
     </w:p>
     <w:bookmarkEnd w:id="68"/>
@@ -6746,7 +6746,7 @@
           <w:b/>
           <w:bCs/>
         </w:rPr>
-        <w:t xml:space="preserve">95.2% of clear cases</w:t>
+        <w:t xml:space="preserve">98.4% of clear cases</w:t>
       </w:r>
       <w:r>
         <w:t xml:space="preserve"> </w:t>
@@ -6762,7 +6762,7 @@
           <w:b/>
           <w:bCs/>
         </w:rPr>
-        <w:t xml:space="preserve">74.9% of borderline cases</w:t>
+        <w:t xml:space="preserve">84.9% of borderline cases</w:t>
       </w:r>
       <w:r>
         <w:t xml:space="preserve"> </w:t>
@@ -6796,7 +6796,7 @@
         <w:t xml:space="preserve"> </w:t>
       </w:r>
       <w:r>
-        <w:t xml:space="preserve">the reference, so its self-agreement is definitionally 100% at every distance. The correct statement is that the fuzzy system deliberately deviates from the crisp label in the borderline zone (agreement ≈ 59–75% within ±1–5 dB) — exactly where the crisp label is clinically least trustworthy — while matching it almost perfectly in clear cases.</w:t>
+        <w:t xml:space="preserve">the reference, so its self-agreement is definitionally 100% at every distance. The correct statement is that the fuzzy system deliberately deviates from the crisp label in the borderline zone (agreement ≈ 83–87% within ±1–5 dB) — exactly where the crisp label is clinically least trustworthy — while matching it almost perfectly in clear cases.</w:t>
       </w:r>
     </w:p>
     <w:bookmarkEnd w:id="73"/>
@@ -6945,7 +6945,7 @@
               <w:pStyle w:val="Compact"/>
             </w:pPr>
             <w:r>
-              <w:t xml:space="preserve">20.4</w:t>
+              <w:t xml:space="preserve">29.4</w:t>
             </w:r>
           </w:p>
         </w:tc>
@@ -7013,7 +7013,7 @@
               <w:pStyle w:val="Compact"/>
             </w:pPr>
             <w:r>
-              <w:t xml:space="preserve">17.0</w:t>
+              <w:t xml:space="preserve">21.5</w:t>
             </w:r>
           </w:p>
         </w:tc>
@@ -7081,7 +7081,7 @@
               <w:pStyle w:val="Compact"/>
             </w:pPr>
             <w:r>
-              <w:t xml:space="preserve">20.4</w:t>
+              <w:t xml:space="preserve">30.0</w:t>
             </w:r>
           </w:p>
         </w:tc>
@@ -7204,7 +7204,7 @@
         <w:t xml:space="preserve"> </w:t>
       </w:r>
       <w:r>
-        <w:t xml:space="preserve">by WHO criteria; the FIS returns FAI = 20.4 (Mild), with Normal μ = 0.04 and Mild μ = 1.00 — a continuous score that sits just above the fuzzy Normal/Mild threshold, reflecting the borderline status.</w:t>
+        <w:t xml:space="preserve">by WHO criteria; the FIS returns FAI = 29.4 (Mild), with Normal μ = 0.04 and Mild μ = 1.00 — a continuous score locating the loss within the mild band while preserving the graded boundary information.</w:t>
       </w:r>
     </w:p>
     <w:p>
@@ -8907,7 +8907,7 @@
           <w:b/>
           <w:bCs/>
         </w:rPr>
-        <w:t xml:space="preserve">κ = 0.76</w:t>
+        <w:t xml:space="preserve">κ = 0.93</w:t>
       </w:r>
       <w:r>
         <w:t xml:space="preserve"> </w:t>
@@ -8929,7 +8929,7 @@
           <w:b/>
           <w:bCs/>
         </w:rPr>
-        <w:t xml:space="preserve">95.2% agreement in clear cases</w:t>
+        <w:t xml:space="preserve">98.4% agreement in clear cases</w:t>
       </w:r>
       <w:r>
         <w:t xml:space="preserve"> </w:t>
@@ -8957,7 +8957,7 @@
         <w:t xml:space="preserve"> </w:t>
       </w:r>
       <w:r>
-        <w:t xml:space="preserve">— 74.9% agreement with the crisp label within ±5 dB (a zone containing 18.8% of test ears), reflecting deliberate, continuous membership (e.g., 27 dB → Normal μ 0.07 / Mild μ 0.25) instead of a forced binary choice</w:t>
+        <w:t xml:space="preserve">— 84.9% agreement with the crisp label within ±5 dB (a zone containing 18.8% of test ears), reflecting deliberate, continuous membership (e.g., 27 dB → Normal μ 0.07 / Mild μ 0.25) instead of a forced binary choice</w:t>
       </w:r>
     </w:p>
     <w:p>

--- a/comprehensive_report.docx
+++ b/comprehensive_report.docx
@@ -208,7 +208,7 @@
               <w:pStyle w:val="Compact"/>
             </w:pPr>
             <w:r>
-              <w:t xml:space="preserve">95.8%</w:t>
+              <w:t xml:space="preserve">94.7%</w:t>
             </w:r>
           </w:p>
         </w:tc>
@@ -232,7 +232,7 @@
               <w:pStyle w:val="Compact"/>
             </w:pPr>
             <w:r>
-              <w:t xml:space="preserve">98.4%</w:t>
+              <w:t xml:space="preserve">98.1%</w:t>
             </w:r>
           </w:p>
         </w:tc>
@@ -256,7 +256,7 @@
               <w:pStyle w:val="Compact"/>
             </w:pPr>
             <w:r>
-              <w:t xml:space="preserve">84.9% (deliberate graded reclassification)</w:t>
+              <w:t xml:space="preserve">79.8% (deliberate graded reclassification)</w:t>
             </w:r>
           </w:p>
         </w:tc>
@@ -315,7 +315,7 @@
         <w:pStyle w:val="BodyText"/>
       </w:pPr>
       <w:r>
-        <w:t xml:space="preserve">*Range-restricted: 88.6% of the working-age test set is Normal, attenuating rank correlation; κ and MAE are the more direct agreement measures here.</w:t>
+        <w:t xml:space="preserve">*Range-restricted: 86.9% of the working-age test set is Normal, attenuating rank correlation; κ and MAE are the more direct agreement measures here.</w:t>
       </w:r>
     </w:p>
     <w:bookmarkEnd w:id="9"/>
@@ -576,7 +576,7 @@
         <w:pStyle w:val="BodyText"/>
       </w:pPr>
       <w:r>
-        <w:t xml:space="preserve">The cleaned analysis set comprises 19,568 ears with complete thresholds from 9,832 adults, split 80/20 into training (n = 15,654 ears) and held-out test (n = 3,914 ears).</w:t>
+        <w:t xml:space="preserve">The cleaned analysis set comprises 19,568 ears with complete thresholds from 9,832 adults, split 80/20 at the participant level (all ears of a participant stay together, avoiding bilateral leakage) into training (n = 15,656 ears from 7,866 participants) and held-out test (n = 3,912 ears from 1,966 participants).</w:t>
       </w:r>
     </w:p>
     <w:p>
@@ -754,18 +754,18 @@
               <w:pStyle w:val="Compact"/>
             </w:pPr>
             <w:r>
-              <w:t xml:space="preserve">9,421</w:t>
-            </w:r>
-          </w:p>
-        </w:tc>
-        <w:tc>
-          <w:tcPr/>
-          <w:p>
-            <w:pPr>
-              <w:pStyle w:val="Compact"/>
-            </w:pPr>
-            <w:r>
-              <w:t xml:space="preserve">15,654</w:t>
+              <w:t xml:space="preserve">7,866</w:t>
+            </w:r>
+          </w:p>
+        </w:tc>
+        <w:tc>
+          <w:tcPr/>
+          <w:p>
+            <w:pPr>
+              <w:pStyle w:val="Compact"/>
+            </w:pPr>
+            <w:r>
+              <w:t xml:space="preserve">15,656</w:t>
             </w:r>
           </w:p>
         </w:tc>
@@ -800,18 +800,18 @@
               <w:pStyle w:val="Compact"/>
             </w:pPr>
             <w:r>
-              <w:t xml:space="preserve">3,519</w:t>
-            </w:r>
-          </w:p>
-        </w:tc>
-        <w:tc>
-          <w:tcPr/>
-          <w:p>
-            <w:pPr>
-              <w:pStyle w:val="Compact"/>
-            </w:pPr>
-            <w:r>
-              <w:t xml:space="preserve">3,914</w:t>
+              <w:t xml:space="preserve">1,966</w:t>
+            </w:r>
+          </w:p>
+        </w:tc>
+        <w:tc>
+          <w:tcPr/>
+          <w:p>
+            <w:pPr>
+              <w:pStyle w:val="Compact"/>
+            </w:pPr>
+            <w:r>
+              <w:t xml:space="preserve">3,912</w:t>
             </w:r>
           </w:p>
         </w:tc>
@@ -2850,7 +2850,7 @@
         <w:pStyle w:val="FirstParagraph"/>
       </w:pPr>
       <w:r>
-        <w:t xml:space="preserve">Measured across the combined training set (15,654 ears × 7 frequencies = 109,578 threshold measurements):</w:t>
+        <w:t xml:space="preserve">Measured across the combined training set (15,656 ears × 7 frequencies = 109,592 threshold measurements):</w:t>
       </w:r>
     </w:p>
     <w:tbl>
@@ -3128,7 +3128,7 @@
         <w:t xml:space="preserve"> </w:t>
       </w:r>
       <w:r>
-        <w:t xml:space="preserve">the membership functions were re-optimised on the combined training set for this analysis (15,654 ears from the three adult cycles; see Methodology), and the FAI-to-label thresholds were calibrated on the training set ([22, 33, 51, 68, 84]). The FIS structure is cycle-independent. Single-ear validation omits the asymmetry-anchor rule (with one ear the asymmetry input is zero, so the anchor rule fires at full strength for every ear and compresses the FAI scale — a documented structural artifact); bilateral use in the deployed web application retains the full 48-rule base and the earlier 2017–2020 fit.</w:t>
+        <w:t xml:space="preserve">the membership functions were re-optimised on the combined training set for this analysis (15,656 ears from the three adult cycles; see Methodology), and the FAI-to-label thresholds were calibrated on the training set ([21.9, 34.6, 52.5, 70.6, 74.1]). The FIS structure is cycle-independent. Single-ear validation omits the asymmetry-anchor rule (with one ear the asymmetry input is zero, so the anchor rule fires at full strength for every ear and compresses the FAI scale — a documented structural artifact); bilateral use in the deployed web application retains the full 48-rule base and the earlier 2017–2020 fit.</w:t>
       </w:r>
     </w:p>
     <w:bookmarkEnd w:id="41"/>
@@ -3324,7 +3324,7 @@
               <w:pStyle w:val="Compact"/>
             </w:pPr>
             <w:r>
-              <w:t xml:space="preserve">36.4</w:t>
+              <w:t xml:space="preserve">35.7</w:t>
             </w:r>
           </w:p>
         </w:tc>
@@ -3438,7 +3438,7 @@
               <w:pStyle w:val="Compact"/>
             </w:pPr>
             <w:r>
-              <w:t xml:space="preserve">67.9</w:t>
+              <w:t xml:space="preserve">67.1</w:t>
             </w:r>
           </w:p>
         </w:tc>
@@ -3495,7 +3495,7 @@
               <w:pStyle w:val="Compact"/>
             </w:pPr>
             <w:r>
-              <w:t xml:space="preserve">83.7</w:t>
+              <w:t xml:space="preserve">83.6</w:t>
             </w:r>
           </w:p>
         </w:tc>
@@ -3552,7 +3552,7 @@
               <w:pStyle w:val="Compact"/>
             </w:pPr>
             <w:r>
-              <w:t xml:space="preserve">104.6</w:t>
+              <w:t xml:space="preserve">106.7</w:t>
             </w:r>
           </w:p>
         </w:tc>
@@ -3619,7 +3619,7 @@
         <w:t xml:space="preserve"> </w:t>
       </w:r>
       <w:r>
-        <w:t xml:space="preserve">(Miller and Polansky 2004)</w:t>
+        <w:t xml:space="preserve">(Stuart et al. 1991)</w:t>
       </w:r>
       <w:r>
         <w:t xml:space="preserve">. The percentile fit (a = P5−2, b = P25, c = P75, d = P95+2) then tightened the functions to the NHANES population distribution. As often happens with percentile fits to well-separated clinical categories, the raw fits left small</w:t>
@@ -4004,7 +4004,7 @@
         <w:t xml:space="preserve"> </w:t>
       </w:r>
       <w:r>
-        <w:t xml:space="preserve">(Miller and Polansky 2004)</w:t>
+        <w:t xml:space="preserve">(Stuart et al. 1991)</w:t>
       </w:r>
       <w:r>
         <w:t xml:space="preserve">.</w:t>
@@ -4121,7 +4121,7 @@
             <w:r>
               <w:drawing>
                 <wp:inline>
-                  <wp:extent cx="5334000" cy="3172297"/>
+                  <wp:extent cx="5334000" cy="2933966"/>
                   <wp:effectExtent b="0" l="0" r="0" t="0"/>
                   <wp:docPr descr="" title="" id="48" name="Picture"/>
                   <a:graphic>
@@ -4142,7 +4142,7 @@
                         <pic:spPr bwMode="auto">
                           <a:xfrm>
                             <a:off x="0" y="0"/>
-                            <a:ext cx="5334000" cy="3172297"/>
+                            <a:ext cx="5334000" cy="2933966"/>
                           </a:xfrm>
                           <a:prstGeom prst="rect">
                             <a:avLst/>
@@ -5604,13 +5604,13 @@
         <w:t xml:space="preserve">Classification Performance</w:t>
       </w:r>
     </w:p>
-    <w:bookmarkStart w:id="62" w:name="Xf93c47b6adbc249216c3168f4b2a989d4f07c44"/>
+    <w:bookmarkStart w:id="62" w:name="X446aacc9f9aac34aa2bb6bf0ca3f52eee7465a5"/>
     <w:p>
       <w:pPr>
         <w:pStyle w:val="Heading2"/>
       </w:pPr>
       <w:r>
-        <w:t xml:space="preserve">Primary Results (Held-Out Test Set, clean single-ear classification, n = 3,914 ears)</w:t>
+        <w:t xml:space="preserve">Primary Results (Held-Out Test Set, participant-level split, clean single-ear classification, n = 3,912 ears)</w:t>
       </w:r>
     </w:p>
     <w:p>
@@ -5770,7 +5770,7 @@
               <w:pStyle w:val="Compact"/>
             </w:pPr>
             <w:r>
-              <w:t xml:space="preserve">95.8%</w:t>
+              <w:t xml:space="preserve">94.7%</w:t>
             </w:r>
           </w:p>
         </w:tc>
@@ -5827,7 +5827,7 @@
               <w:pStyle w:val="Compact"/>
             </w:pPr>
             <w:r>
-              <w:t xml:space="preserve">84.9%</w:t>
+              <w:t xml:space="preserve">79.8%</w:t>
             </w:r>
           </w:p>
         </w:tc>
@@ -5849,18 +5849,18 @@
               <w:pStyle w:val="Compact"/>
             </w:pPr>
             <w:r>
-              <w:t xml:space="preserve">93.5%</w:t>
-            </w:r>
-          </w:p>
-        </w:tc>
-        <w:tc>
-          <w:tcPr/>
-          <w:p>
-            <w:pPr>
-              <w:pStyle w:val="Compact"/>
-            </w:pPr>
-            <w:r>
-              <w:t xml:space="preserve">93.8%</w:t>
+              <w:t xml:space="preserve">93.4%</w:t>
+            </w:r>
+          </w:p>
+        </w:tc>
+        <w:tc>
+          <w:tcPr/>
+          <w:p>
+            <w:pPr>
+              <w:pStyle w:val="Compact"/>
+            </w:pPr>
+            <w:r>
+              <w:t xml:space="preserve">93.6%</w:t>
             </w:r>
           </w:p>
         </w:tc>
@@ -5884,7 +5884,7 @@
               <w:pStyle w:val="Compact"/>
             </w:pPr>
             <w:r>
-              <w:t xml:space="preserve">98.4%</w:t>
+              <w:t xml:space="preserve">98.1%</w:t>
             </w:r>
           </w:p>
         </w:tc>
@@ -6080,7 +6080,7 @@
         <w:t xml:space="preserve"> </w:t>
       </w:r>
       <w:r>
-        <w:t xml:space="preserve">the FAI (79.1%) was not reproducible and has been removed. Second, the FAI’s overall agreement with the crisp reference (95.8%, κ = 0.93) is high but below the reference’s self-agreement by construction; its value does not lie in mimicking the crisp grade. It lies in (1) near-perfect agreement in clear cases (98.4%), where crisp classification is uncontroversial, and (2) deliberate, graded disagreement in the borderline zone (±5 dB), where the crisp reference forces a binary choice that the underlying audiogram does not support. Borderline agreement of 84.9% therefore reflects the system’s designed behaviour — reclassifying the very cases where the crisp label is least reliable — rather than a failure of accuracy.</w:t>
+        <w:t xml:space="preserve">the FAI (79.1%) was not reproducible and has been removed. Second, the FAI’s overall agreement with the crisp reference (94.7%, κ = 0.93) is high but below the reference’s self-agreement by construction; its value does not lie in mimicking the crisp grade. It lies in (1) near-perfect agreement in clear cases (98.1%), where crisp classification is uncontroversial, and (2) deliberate, graded disagreement in the borderline zone (±5 dB), where the crisp reference forces a binary choice that the underlying audiogram does not support. Borderline agreement of 79.8% therefore reflects the system’s designed behaviour — reclassifying the very cases where the crisp label is least reliable — rather than a failure of accuracy.</w:t>
       </w:r>
     </w:p>
     <w:bookmarkEnd w:id="62"/>
@@ -6177,7 +6177,7 @@
         <w:pStyle w:val="BodyText"/>
       </w:pPr>
       <w:r>
-        <w:t xml:space="preserve">On the test set (n = 3,914 test ears), the mean difference (bias) between FAI and PTA-4 was +1.0 dB with 95% limits of agreement from −11.3 to +13.2 dB. The full range of differences is shown.</w:t>
+        <w:t xml:space="preserve">On the test set (n = 3,912 test ears), the mean difference (bias) between FAI and PTA-4 was +1.2 dB with 95% limits of agreement from −10.9 to +13.2 dB. The full range of differences is shown.</w:t>
       </w:r>
     </w:p>
     <w:bookmarkEnd w:id="67"/>
@@ -6674,7 +6674,7 @@
             <w:r>
               <w:drawing>
                 <wp:inline>
-                  <wp:extent cx="5334000" cy="3422172"/>
+                  <wp:extent cx="5334000" cy="3229264"/>
                   <wp:effectExtent b="0" l="0" r="0" t="0"/>
                   <wp:docPr descr="" title="" id="70" name="Picture"/>
                   <a:graphic>
@@ -6695,7 +6695,7 @@
                         <pic:spPr bwMode="auto">
                           <a:xfrm>
                             <a:off x="0" y="0"/>
-                            <a:ext cx="5334000" cy="3422172"/>
+                            <a:ext cx="5334000" cy="3229264"/>
                           </a:xfrm>
                           <a:prstGeom prst="rect">
                             <a:avLst/>
@@ -6746,7 +6746,7 @@
           <w:b/>
           <w:bCs/>
         </w:rPr>
-        <w:t xml:space="preserve">98.4% of clear cases</w:t>
+        <w:t xml:space="preserve">98.1% of clear cases</w:t>
       </w:r>
       <w:r>
         <w:t xml:space="preserve"> </w:t>
@@ -6762,7 +6762,7 @@
           <w:b/>
           <w:bCs/>
         </w:rPr>
-        <w:t xml:space="preserve">84.9% of borderline cases</w:t>
+        <w:t xml:space="preserve">79.8% of borderline cases</w:t>
       </w:r>
       <w:r>
         <w:t xml:space="preserve"> </w:t>
@@ -6796,7 +6796,7 @@
         <w:t xml:space="preserve"> </w:t>
       </w:r>
       <w:r>
-        <w:t xml:space="preserve">the reference, so its self-agreement is definitionally 100% at every distance. The correct statement is that the fuzzy system deliberately deviates from the crisp label in the borderline zone (agreement ≈ 83–87% within ±1–5 dB) — exactly where the crisp label is clinically least trustworthy — while matching it almost perfectly in clear cases.</w:t>
+        <w:t xml:space="preserve">the reference, so its self-agreement is definitionally 100% at every distance. The correct statement is that the fuzzy system deliberately deviates from the crisp label in the borderline zone (agreement ≈ 80–84% within ±1–5 dB) — exactly where the crisp label is clinically least trustworthy — while matching it almost perfectly in clear cases.</w:t>
       </w:r>
     </w:p>
     <w:bookmarkEnd w:id="73"/>
@@ -8861,7 +8861,7 @@
       </w:r>
     </w:p>
     <w:bookmarkEnd w:id="95"/>
-    <w:bookmarkStart w:id="100" w:name="conclusion"/>
+    <w:bookmarkStart w:id="101" w:name="conclusion"/>
     <w:p>
       <w:pPr>
         <w:pStyle w:val="Heading1"/>
@@ -8891,7 +8891,7 @@
         <w:t xml:space="preserve"> </w:t>
       </w:r>
       <w:r>
-        <w:t xml:space="preserve">of hearing loss that preserves the gradation lost to crisp PTA thresholds. Validated on a held-out NHANES test set (n = 3,914 ears) with membership functions re-optimised on the combined training set, it demonstrates:</w:t>
+        <w:t xml:space="preserve">of hearing loss that preserves the gradation lost to crisp PTA thresholds. Validated on a held-out NHANES test set (n = 3,912 ears from 1,966 participants, split at the participant level) with membership functions re-optimised on the combined training set, it demonstrates:</w:t>
       </w:r>
     </w:p>
     <w:p>
@@ -8929,7 +8929,7 @@
           <w:b/>
           <w:bCs/>
         </w:rPr>
-        <w:t xml:space="preserve">98.4% agreement in clear cases</w:t>
+        <w:t xml:space="preserve">98.1% agreement in clear cases</w:t>
       </w:r>
       <w:r>
         <w:t xml:space="preserve"> </w:t>
@@ -8957,7 +8957,7 @@
         <w:t xml:space="preserve"> </w:t>
       </w:r>
       <w:r>
-        <w:t xml:space="preserve">— 84.9% agreement with the crisp label within ±5 dB (a zone containing 18.8% of test ears), reflecting deliberate, continuous membership (e.g., 27 dB → Normal μ 0.07 / Mild μ 0.25) instead of a forced binary choice</w:t>
+        <w:t xml:space="preserve">— 79.8% agreement with the crisp label within ±5 dB (a zone containing 18.7% of test ears), reflecting deliberate, continuous membership (e.g., 27 dB → Normal μ 0.07 / Mild μ 0.25) instead of a forced binary choice</w:t>
       </w:r>
     </w:p>
     <w:p>
@@ -9025,7 +9025,7 @@
         <w:t xml:space="preserve">Report generated July 2026. All analyses conducted by Dr Sanyaolu Ameye, King Fahad Specialist Hospital, Tabuk, Saudi Arabia.</w:t>
       </w:r>
     </w:p>
-    <w:bookmarkStart w:id="99" w:name="refs"/>
+    <w:bookmarkStart w:id="100" w:name="refs"/>
     <w:bookmarkStart w:id="96" w:name="ref-clark1981"/>
     <w:p>
       <w:pPr>
@@ -9058,19 +9058,30 @@
       </w:r>
     </w:p>
     <w:bookmarkEnd w:id="96"/>
-    <w:bookmarkStart w:id="97" w:name="ref-miller2004"/>
+    <w:bookmarkStart w:id="98" w:name="ref-stuart1991"/>
     <w:p>
       <w:pPr>
         <w:pStyle w:val="Bibliography"/>
       </w:pPr>
       <w:r>
-        <w:t xml:space="preserve">Miller, J, and K Polansky. 2004.</w:t>
-      </w:r>
-      <w:r>
-        <w:t xml:space="preserve"> </w:t>
-      </w:r>
-      <w:r>
-        <w:t xml:space="preserve">“A Fuzzy Logic Approach to Audiogram Interpretation.”</w:t>
+        <w:t xml:space="preserve">Stuart, A, R Stenstrom, C Tompkins, and S Vandenhoff. 1991.</w:t>
+      </w:r>
+      <w:r>
+        <w:t xml:space="preserve"> </w:t>
+      </w:r>
+      <w:r>
+        <w:t xml:space="preserve">“</w:t>
+      </w:r>
+      <w:hyperlink r:id="rId97">
+        <w:r>
+          <w:rPr>
+            <w:rStyle w:val="Hyperlink"/>
+          </w:rPr>
+          <w:t xml:space="preserve">Test-Retest Variability in Audiometric Threshold with Supraaural and Insert Earphones Among Children and Adults</w:t>
+        </w:r>
+      </w:hyperlink>
+      <w:r>
+        <w:t xml:space="preserve">.”</w:t>
       </w:r>
       <w:r>
         <w:t xml:space="preserve"> </w:t>
@@ -9080,17 +9091,17 @@
           <w:i/>
           <w:iCs/>
         </w:rPr>
-        <w:t xml:space="preserve">Journal of the American Academy of Audiology</w:t>
-      </w:r>
-      <w:r>
-        <w:t xml:space="preserve"> </w:t>
-      </w:r>
-      <w:r>
-        <w:t xml:space="preserve">15 (9): 606–15.</w:t>
-      </w:r>
-    </w:p>
-    <w:bookmarkEnd w:id="97"/>
-    <w:bookmarkStart w:id="98" w:name="ref-who2021"/>
+        <w:t xml:space="preserve">Audiology</w:t>
+      </w:r>
+      <w:r>
+        <w:t xml:space="preserve"> </w:t>
+      </w:r>
+      <w:r>
+        <w:t xml:space="preserve">30 (2): 82–90.</w:t>
+      </w:r>
+    </w:p>
+    <w:bookmarkEnd w:id="98"/>
+    <w:bookmarkStart w:id="99" w:name="ref-who2021"/>
     <w:p>
       <w:pPr>
         <w:pStyle w:val="Bibliography"/>
@@ -9112,9 +9123,9 @@
         <w:t xml:space="preserve">. WHO.</w:t>
       </w:r>
     </w:p>
-    <w:bookmarkEnd w:id="98"/>
     <w:bookmarkEnd w:id="99"/>
     <w:bookmarkEnd w:id="100"/>
+    <w:bookmarkEnd w:id="101"/>
     <w:sectPr>
       <w:footnotePr>
         <w:numRestart w:val="eachSect"/>
